--- a/docs/BaseKit1-2_완성본.docx
+++ b/docs/BaseKit1-2_완성본.docx
@@ -1221,6 +1221,288 @@
         <w:spacing w:after="120" w:before="240"/>
       </w:pPr>
       <w:r>
+        <w:t xml:space="preserve">1-3-1. 서비스 범위의 한계 — 일치성 판단 vs 사실 검증</w:t>
+      </w:r>
+    </w:p>
+    <w:tbl>
+      <w:tblPr>
+        <w:tblW w:type="dxa" w:w="9600"/>
+        <w:tblBorders>
+          <w:top w:val="single" w:color="auto" w:sz="4"/>
+          <w:left w:val="single" w:color="auto" w:sz="4"/>
+          <w:bottom w:val="single" w:color="auto" w:sz="4"/>
+          <w:right w:val="single" w:color="auto" w:sz="4"/>
+          <w:insideH w:val="single" w:color="auto" w:sz="4"/>
+          <w:insideV w:val="single" w:color="auto" w:sz="4"/>
+        </w:tblBorders>
+      </w:tblPr>
+      <w:tblGrid>
+        <w:gridCol w:w="2400"/>
+        <w:gridCol w:w="7200"/>
+      </w:tblGrid>
+      <w:tr>
+        <w:trPr>
+          <w:tblHeader/>
+        </w:trPr>
+        <w:tc>
+          <w:tcPr>
+            <w:tcW w:type="dxa" w:w="2400"/>
+            <w:shd w:fill="D9D9F3" w:val="clear"/>
+            <w:tcMar>
+              <w:top w:type="dxa" w:w="60"/>
+              <w:left w:type="dxa" w:w="100"/>
+              <w:bottom w:type="dxa" w:w="60"/>
+              <w:right w:type="dxa" w:w="100"/>
+            </w:tcMar>
+          </w:tcPr>
+          <w:p>
+            <w:r>
+              <w:rPr>
+                <w:rFonts w:ascii="맑은 고딕" w:cs="맑은 고딕" w:eastAsia="맑은 고딕" w:hAnsi="맑은 고딕"/>
+                <w:b/>
+                <w:bCs/>
+                <w:sz w:val="20"/>
+                <w:szCs w:val="20"/>
+              </w:rPr>
+              <w:t xml:space="preserve">구분</w:t>
+            </w:r>
+          </w:p>
+        </w:tc>
+        <w:tc>
+          <w:tcPr>
+            <w:tcW w:type="dxa" w:w="7200"/>
+            <w:shd w:fill="D9D9F3" w:val="clear"/>
+            <w:tcMar>
+              <w:top w:type="dxa" w:w="60"/>
+              <w:left w:type="dxa" w:w="100"/>
+              <w:bottom w:type="dxa" w:w="60"/>
+              <w:right w:type="dxa" w:w="100"/>
+            </w:tcMar>
+          </w:tcPr>
+          <w:p>
+            <w:r>
+              <w:rPr>
+                <w:rFonts w:ascii="맑은 고딕" w:cs="맑은 고딕" w:eastAsia="맑은 고딕" w:hAnsi="맑은 고딕"/>
+                <w:b/>
+                <w:bCs/>
+                <w:sz w:val="20"/>
+                <w:szCs w:val="20"/>
+              </w:rPr>
+              <w:t xml:space="preserve">내용</w:t>
+            </w:r>
+          </w:p>
+        </w:tc>
+      </w:tr>
+      <w:tr>
+        <w:tc>
+          <w:tcPr>
+            <w:tcW w:type="dxa" w:w="2400"/>
+            <w:tcMar>
+              <w:top w:type="dxa" w:w="60"/>
+              <w:left w:type="dxa" w:w="100"/>
+              <w:bottom w:type="dxa" w:w="60"/>
+              <w:right w:type="dxa" w:w="100"/>
+            </w:tcMar>
+          </w:tcPr>
+          <w:p>
+            <w:r>
+              <w:rPr>
+                <w:rFonts w:ascii="맑은 고딕" w:cs="맑은 고딕" w:eastAsia="맑은 고딕" w:hAnsi="맑은 고딕"/>
+                <w:b w:val="false"/>
+                <w:bCs w:val="false"/>
+                <w:sz w:val="19"/>
+                <w:szCs w:val="19"/>
+              </w:rPr>
+              <w:t xml:space="preserve">①이 판단하는 것</w:t>
+            </w:r>
+          </w:p>
+        </w:tc>
+        <w:tc>
+          <w:tcPr>
+            <w:tcW w:type="dxa" w:w="7200"/>
+            <w:tcMar>
+              <w:top w:type="dxa" w:w="60"/>
+              <w:left w:type="dxa" w:w="100"/>
+              <w:bottom w:type="dxa" w:w="60"/>
+              <w:right w:type="dxa" w:w="100"/>
+            </w:tcMar>
+          </w:tcPr>
+          <w:p>
+            <w:r>
+              <w:rPr>
+                <w:rFonts w:ascii="맑은 고딕" w:cs="맑은 고딕" w:eastAsia="맑은 고딕" w:hAnsi="맑은 고딕"/>
+                <w:b w:val="false"/>
+                <w:bCs w:val="false"/>
+                <w:sz w:val="19"/>
+                <w:szCs w:val="19"/>
+              </w:rPr>
+              <w:t xml:space="preserve">제목이 본문이 뒷받침하는 수준보다 더 단정적이거나 과장되었는지 (제목-본문 일치성)</w:t>
+            </w:r>
+          </w:p>
+        </w:tc>
+      </w:tr>
+      <w:tr>
+        <w:tc>
+          <w:tcPr>
+            <w:tcW w:type="dxa" w:w="2400"/>
+            <w:tcMar>
+              <w:top w:type="dxa" w:w="60"/>
+              <w:left w:type="dxa" w:w="100"/>
+              <w:bottom w:type="dxa" w:w="60"/>
+              <w:right w:type="dxa" w:w="100"/>
+            </w:tcMar>
+          </w:tcPr>
+          <w:p>
+            <w:r>
+              <w:rPr>
+                <w:rFonts w:ascii="맑은 고딕" w:cs="맑은 고딕" w:eastAsia="맑은 고딕" w:hAnsi="맑은 고딕"/>
+                <w:b w:val="false"/>
+                <w:bCs w:val="false"/>
+                <w:sz w:val="19"/>
+                <w:szCs w:val="19"/>
+              </w:rPr>
+              <w:t xml:space="preserve">①이 판단하지 않는 것</w:t>
+            </w:r>
+          </w:p>
+        </w:tc>
+        <w:tc>
+          <w:tcPr>
+            <w:tcW w:type="dxa" w:w="7200"/>
+            <w:tcMar>
+              <w:top w:type="dxa" w:w="60"/>
+              <w:left w:type="dxa" w:w="100"/>
+              <w:bottom w:type="dxa" w:w="60"/>
+              <w:right w:type="dxa" w:w="100"/>
+            </w:tcMar>
+          </w:tcPr>
+          <w:p>
+            <w:r>
+              <w:rPr>
+                <w:rFonts w:ascii="맑은 고딕" w:cs="맑은 고딕" w:eastAsia="맑은 고딕" w:hAnsi="맑은 고딕"/>
+                <w:b w:val="false"/>
+                <w:bCs w:val="false"/>
+                <w:sz w:val="19"/>
+                <w:szCs w:val="19"/>
+              </w:rPr>
+              <w:t xml:space="preserve">본문 내용 자체의 사실 여부 (외부 출처·사실관계 확인이 필요해 ② 검증 Agent의 영역)</w:t>
+            </w:r>
+          </w:p>
+        </w:tc>
+      </w:tr>
+      <w:tr>
+        <w:tc>
+          <w:tcPr>
+            <w:tcW w:type="dxa" w:w="2400"/>
+            <w:tcMar>
+              <w:top w:type="dxa" w:w="60"/>
+              <w:left w:type="dxa" w:w="100"/>
+              <w:bottom w:type="dxa" w:w="60"/>
+              <w:right w:type="dxa" w:w="100"/>
+            </w:tcMar>
+          </w:tcPr>
+          <w:p>
+            <w:r>
+              <w:rPr>
+                <w:rFonts w:ascii="맑은 고딕" w:cs="맑은 고딕" w:eastAsia="맑은 고딕" w:hAnsi="맑은 고딕"/>
+                <w:b w:val="false"/>
+                <w:bCs w:val="false"/>
+                <w:sz w:val="19"/>
+                <w:szCs w:val="19"/>
+              </w:rPr>
+              <w:t xml:space="preserve">예시</w:t>
+            </w:r>
+          </w:p>
+        </w:tc>
+        <w:tc>
+          <w:tcPr>
+            <w:tcW w:type="dxa" w:w="7200"/>
+            <w:tcMar>
+              <w:top w:type="dxa" w:w="60"/>
+              <w:left w:type="dxa" w:w="100"/>
+              <w:bottom w:type="dxa" w:w="60"/>
+              <w:right w:type="dxa" w:w="100"/>
+            </w:tcMar>
+          </w:tcPr>
+          <w:p>
+            <w:r>
+              <w:rPr>
+                <w:rFonts w:ascii="맑은 고딕" w:cs="맑은 고딕" w:eastAsia="맑은 고딕" w:hAnsi="맑은 고딕"/>
+                <w:b w:val="false"/>
+                <w:bCs w:val="false"/>
+                <w:sz w:val="19"/>
+                <w:szCs w:val="19"/>
+              </w:rPr>
+              <w:t xml:space="preserve">본문에서 “온라인 설문 응답 190명”으로 설명된 수치를 제목이 “190명 처분”처럼 확정 인원으로 단정 → ① 탐지 가능 / 그 설문 결과나 실제 처분 여부가 사실인지 → ① 판단 불가</w:t>
+            </w:r>
+          </w:p>
+        </w:tc>
+      </w:tr>
+      <w:tr>
+        <w:tc>
+          <w:tcPr>
+            <w:tcW w:type="dxa" w:w="2400"/>
+            <w:tcMar>
+              <w:top w:type="dxa" w:w="60"/>
+              <w:left w:type="dxa" w:w="100"/>
+              <w:bottom w:type="dxa" w:w="60"/>
+              <w:right w:type="dxa" w:w="100"/>
+            </w:tcMar>
+          </w:tcPr>
+          <w:p>
+            <w:r>
+              <w:rPr>
+                <w:rFonts w:ascii="맑은 고딕" w:cs="맑은 고딕" w:eastAsia="맑은 고딕" w:hAnsi="맑은 고딕"/>
+                <w:b w:val="false"/>
+                <w:bCs w:val="false"/>
+                <w:sz w:val="19"/>
+                <w:szCs w:val="19"/>
+              </w:rPr>
+              <w:t xml:space="preserve">문서상 의미</w:t>
+            </w:r>
+          </w:p>
+        </w:tc>
+        <w:tc>
+          <w:tcPr>
+            <w:tcW w:type="dxa" w:w="7200"/>
+            <w:tcMar>
+              <w:top w:type="dxa" w:w="60"/>
+              <w:left w:type="dxa" w:w="100"/>
+              <w:bottom w:type="dxa" w:w="60"/>
+              <w:right w:type="dxa" w:w="100"/>
+            </w:tcMar>
+          </w:tcPr>
+          <w:p>
+            <w:r>
+              <w:rPr>
+                <w:rFonts w:ascii="맑은 고딕" w:cs="맑은 고딕" w:eastAsia="맑은 고딕" w:hAnsi="맑은 고딕"/>
+                <w:b w:val="false"/>
+                <w:bCs w:val="false"/>
+                <w:sz w:val="19"/>
+                <w:szCs w:val="19"/>
+              </w:rPr>
+              <w:t xml:space="preserve">본문이 틀렸더라도 제목과 일치하면 ①은 통과시킬 수 있음 → RISK-07로 기록, 사실 확인이 필요한 건은 검토자의 외부 출처 확인 또는 ② 검증 Agent 확장으로 연결</w:t>
+            </w:r>
+          </w:p>
+        </w:tc>
+      </w:tr>
+    </w:tbl>
+    <w:p>
+      <w:pPr>
+        <w:spacing w:after="120"/>
+      </w:pPr>
+      <w:r>
+        <w:rPr>
+          <w:rFonts w:ascii="맑은 고딕" w:cs="맑은 고딕" w:eastAsia="맑은 고딕" w:hAnsi="맑은 고딕"/>
+        </w:rPr>
+        <w:t xml:space="preserve"/>
+      </w:r>
+    </w:p>
+    <w:p>
+      <w:pPr>
+        <w:pStyle w:val="Heading2"/>
+        <w:spacing w:after="120" w:before="240"/>
+      </w:pPr>
+      <w:r>
         <w:t xml:space="preserve">1-4. 사용 데이터</w:t>
       </w:r>
     </w:p>
@@ -3795,7 +4077,7 @@
         <w:rPr>
           <w:rFonts w:ascii="맑은 고딕" w:cs="맑은 고딕" w:eastAsia="맑은 고딕" w:hAnsi="맑은 고딕"/>
         </w:rPr>
-        <w:t xml:space="preserve">팀의 선택: 두 방향 모두 위험이 있으므로, 기준을 중간값으로 두되 판단 신뢰도가 애매한 구간(기준값 근방)은 전부 사람에게 이관한다. 즉 “AI가 애매하면 틀리지 않고 사람에게 넘긴다”를 원칙으로 책임 소재를 명확히 한다. 이 기준값을 정하는 주체는 AI기획자이며, 운영 데이터가 쌓이면 팀 논의로 재조정한다.</w:t>
+        <w:t xml:space="preserve">팀의 선택: 클릭베이트를 놓치는 피해가 더 크다고 보아 재현율을 우선하고, 그 대가로 늘어나는 오탐·과잉 차단은 판단 신뢰도가 애매한 구간(0.4~0.6, 초기값)을 전부 사람에게 이관해 제어한다. 즉 “AI가 애매하면 틀리지 않고 사람에게 넘긴다”를 원칙으로 책임 소재를 명확히 한다. 이 기준값을 정하는 주체는 AI기획자이며, 신뢰도 보정 결과와 운영 데이터가 쌓이면 팀 논의로 재조정한다.</w:t>
       </w:r>
     </w:p>
     <w:p>
@@ -4174,7 +4456,7 @@
         <w:rPr>
           <w:rFonts w:ascii="맑은 고딕" w:cs="맑은 고딕" w:eastAsia="맑은 고딕" w:hAnsi="맑은 고딕"/>
         </w:rPr>
-        <w:t xml:space="preserve">BK01의 이해관계자·영향 3개(IMPACT-01~03)를 위험으로 전환.</w:t>
+        <w:t xml:space="preserve">BK01의 영향(IMPACT-01~04)과 서비스 범위의 한계를 위험(RISK-01~07)으로 전환.</w:t>
       </w:r>
     </w:p>
     <w:tbl>
@@ -5512,6 +5794,192 @@
           </w:p>
         </w:tc>
       </w:tr>
+      <w:tr>
+        <w:tc>
+          <w:tcPr>
+            <w:tcW w:type="dxa" w:w="900"/>
+            <w:tcMar>
+              <w:top w:type="dxa" w:w="60"/>
+              <w:left w:type="dxa" w:w="100"/>
+              <w:bottom w:type="dxa" w:w="60"/>
+              <w:right w:type="dxa" w:w="100"/>
+            </w:tcMar>
+          </w:tcPr>
+          <w:p>
+            <w:r>
+              <w:rPr>
+                <w:rFonts w:ascii="맑은 고딕" w:cs="맑은 고딕" w:eastAsia="맑은 고딕" w:hAnsi="맑은 고딕"/>
+                <w:b w:val="false"/>
+                <w:bCs w:val="false"/>
+                <w:sz w:val="19"/>
+                <w:szCs w:val="19"/>
+              </w:rPr>
+              <w:t xml:space="preserve">RISK-07</w:t>
+            </w:r>
+          </w:p>
+        </w:tc>
+        <w:tc>
+          <w:tcPr>
+            <w:tcW w:type="dxa" w:w="2300"/>
+            <w:tcMar>
+              <w:top w:type="dxa" w:w="60"/>
+              <w:left w:type="dxa" w:w="100"/>
+              <w:bottom w:type="dxa" w:w="60"/>
+              <w:right w:type="dxa" w:w="100"/>
+            </w:tcMar>
+          </w:tcPr>
+          <w:p>
+            <w:r>
+              <w:rPr>
+                <w:rFonts w:ascii="맑은 고딕" w:cs="맑은 고딕" w:eastAsia="맑은 고딕" w:hAnsi="맑은 고딕"/>
+                <w:b w:val="false"/>
+                <w:bCs w:val="false"/>
+                <w:sz w:val="19"/>
+                <w:szCs w:val="19"/>
+              </w:rPr>
+              <w:t xml:space="preserve">본문이 사실과 다르지만 제목과 일치하는 기사를 ①이 통과시킴 (일치성 판단의 한계)</w:t>
+            </w:r>
+          </w:p>
+        </w:tc>
+        <w:tc>
+          <w:tcPr>
+            <w:tcW w:type="dxa" w:w="1000"/>
+            <w:tcMar>
+              <w:top w:type="dxa" w:w="60"/>
+              <w:left w:type="dxa" w:w="100"/>
+              <w:bottom w:type="dxa" w:w="60"/>
+              <w:right w:type="dxa" w:w="100"/>
+            </w:tcMar>
+          </w:tcPr>
+          <w:p>
+            <w:r>
+              <w:rPr>
+                <w:rFonts w:ascii="맑은 고딕" w:cs="맑은 고딕" w:eastAsia="맑은 고딕" w:hAnsi="맑은 고딕"/>
+                <w:b w:val="false"/>
+                <w:bCs w:val="false"/>
+                <w:sz w:val="19"/>
+                <w:szCs w:val="19"/>
+              </w:rPr>
+              <w:t xml:space="preserve">IMPACT-01</w:t>
+            </w:r>
+          </w:p>
+        </w:tc>
+        <w:tc>
+          <w:tcPr>
+            <w:tcW w:type="dxa" w:w="600"/>
+            <w:tcMar>
+              <w:top w:type="dxa" w:w="60"/>
+              <w:left w:type="dxa" w:w="100"/>
+              <w:bottom w:type="dxa" w:w="60"/>
+              <w:right w:type="dxa" w:w="100"/>
+            </w:tcMar>
+          </w:tcPr>
+          <w:p>
+            <w:r>
+              <w:rPr>
+                <w:rFonts w:ascii="맑은 고딕" w:cs="맑은 고딕" w:eastAsia="맑은 고딕" w:hAnsi="맑은 고딕"/>
+                <w:b w:val="false"/>
+                <w:bCs w:val="false"/>
+                <w:sz w:val="19"/>
+                <w:szCs w:val="19"/>
+              </w:rPr>
+              <w:t xml:space="preserve">2</w:t>
+            </w:r>
+          </w:p>
+        </w:tc>
+        <w:tc>
+          <w:tcPr>
+            <w:tcW w:type="dxa" w:w="600"/>
+            <w:tcMar>
+              <w:top w:type="dxa" w:w="60"/>
+              <w:left w:type="dxa" w:w="100"/>
+              <w:bottom w:type="dxa" w:w="60"/>
+              <w:right w:type="dxa" w:w="100"/>
+            </w:tcMar>
+          </w:tcPr>
+          <w:p>
+            <w:r>
+              <w:rPr>
+                <w:rFonts w:ascii="맑은 고딕" w:cs="맑은 고딕" w:eastAsia="맑은 고딕" w:hAnsi="맑은 고딕"/>
+                <w:b w:val="false"/>
+                <w:bCs w:val="false"/>
+                <w:sz w:val="19"/>
+                <w:szCs w:val="19"/>
+              </w:rPr>
+              <w:t xml:space="preserve">2</w:t>
+            </w:r>
+          </w:p>
+        </w:tc>
+        <w:tc>
+          <w:tcPr>
+            <w:tcW w:type="dxa" w:w="600"/>
+            <w:tcMar>
+              <w:top w:type="dxa" w:w="60"/>
+              <w:left w:type="dxa" w:w="100"/>
+              <w:bottom w:type="dxa" w:w="60"/>
+              <w:right w:type="dxa" w:w="100"/>
+            </w:tcMar>
+          </w:tcPr>
+          <w:p>
+            <w:r>
+              <w:rPr>
+                <w:rFonts w:ascii="맑은 고딕" w:cs="맑은 고딕" w:eastAsia="맑은 고딕" w:hAnsi="맑은 고딕"/>
+                <w:b w:val="false"/>
+                <w:bCs w:val="false"/>
+                <w:sz w:val="19"/>
+                <w:szCs w:val="19"/>
+              </w:rPr>
+              <w:t xml:space="preserve">4</w:t>
+            </w:r>
+          </w:p>
+        </w:tc>
+        <w:tc>
+          <w:tcPr>
+            <w:tcW w:type="dxa" w:w="2300"/>
+            <w:tcMar>
+              <w:top w:type="dxa" w:w="60"/>
+              <w:left w:type="dxa" w:w="100"/>
+              <w:bottom w:type="dxa" w:w="60"/>
+              <w:right w:type="dxa" w:w="100"/>
+            </w:tcMar>
+          </w:tcPr>
+          <w:p>
+            <w:r>
+              <w:rPr>
+                <w:rFonts w:ascii="맑은 고딕" w:cs="맑은 고딕" w:eastAsia="맑은 고딕" w:hAnsi="맑은 고딕"/>
+                <w:b w:val="false"/>
+                <w:bCs w:val="false"/>
+                <w:sz w:val="19"/>
+                <w:szCs w:val="19"/>
+              </w:rPr>
+              <w:t xml:space="preserve">수용+연결: ① 범위를 일치성으로 명시, 사실 확인은 검토자 외부 출처 확인 또는 ② 확장</w:t>
+            </w:r>
+          </w:p>
+        </w:tc>
+        <w:tc>
+          <w:tcPr>
+            <w:tcW w:type="dxa" w:w="1700"/>
+            <w:tcMar>
+              <w:top w:type="dxa" w:w="60"/>
+              <w:left w:type="dxa" w:w="100"/>
+              <w:bottom w:type="dxa" w:w="60"/>
+              <w:right w:type="dxa" w:w="100"/>
+            </w:tcMar>
+          </w:tcPr>
+          <w:p>
+            <w:r>
+              <w:rPr>
+                <w:rFonts w:ascii="맑은 고딕" w:cs="맑은 고딕" w:eastAsia="맑은 고딕" w:hAnsi="맑은 고딕"/>
+                <w:b w:val="false"/>
+                <w:bCs w:val="false"/>
+                <w:sz w:val="19"/>
+                <w:szCs w:val="19"/>
+              </w:rPr>
+              <w:t xml:space="preserve">AI기획자</w:t>
+            </w:r>
+          </w:p>
+        </w:tc>
+      </w:tr>
     </w:tbl>
     <w:p>
       <w:pPr>
@@ -5840,6 +6308,100 @@
           </w:p>
         </w:tc>
       </w:tr>
+      <w:tr>
+        <w:tc>
+          <w:tcPr>
+            <w:tcW w:type="dxa" w:w="1100"/>
+            <w:tcMar>
+              <w:top w:type="dxa" w:w="60"/>
+              <w:left w:type="dxa" w:w="100"/>
+              <w:bottom w:type="dxa" w:w="60"/>
+              <w:right w:type="dxa" w:w="100"/>
+            </w:tcMar>
+          </w:tcPr>
+          <w:p>
+            <w:r>
+              <w:rPr>
+                <w:rFonts w:ascii="맑은 고딕" w:cs="맑은 고딕" w:eastAsia="맑은 고딕" w:hAnsi="맑은 고딕"/>
+                <w:b w:val="false"/>
+                <w:bCs w:val="false"/>
+                <w:sz w:val="19"/>
+                <w:szCs w:val="19"/>
+              </w:rPr>
+              <w:t xml:space="preserve">RISK-07</w:t>
+            </w:r>
+          </w:p>
+        </w:tc>
+        <w:tc>
+          <w:tcPr>
+            <w:tcW w:type="dxa" w:w="3900"/>
+            <w:tcMar>
+              <w:top w:type="dxa" w:w="60"/>
+              <w:left w:type="dxa" w:w="100"/>
+              <w:bottom w:type="dxa" w:w="60"/>
+              <w:right w:type="dxa" w:w="100"/>
+            </w:tcMar>
+          </w:tcPr>
+          <w:p>
+            <w:r>
+              <w:rPr>
+                <w:rFonts w:ascii="맑은 고딕" w:cs="맑은 고딕" w:eastAsia="맑은 고딕" w:hAnsi="맑은 고딕"/>
+                <w:b w:val="false"/>
+                <w:bCs w:val="false"/>
+                <w:sz w:val="19"/>
+                <w:szCs w:val="19"/>
+              </w:rPr>
+              <w:t xml:space="preserve">본문이 틀렸지만 제목과 일치하는 기사는 ①이 구별할 수 없음</w:t>
+            </w:r>
+          </w:p>
+        </w:tc>
+        <w:tc>
+          <w:tcPr>
+            <w:tcW w:type="dxa" w:w="1500"/>
+            <w:tcMar>
+              <w:top w:type="dxa" w:w="60"/>
+              <w:left w:type="dxa" w:w="100"/>
+              <w:bottom w:type="dxa" w:w="60"/>
+              <w:right w:type="dxa" w:w="100"/>
+            </w:tcMar>
+          </w:tcPr>
+          <w:p>
+            <w:r>
+              <w:rPr>
+                <w:rFonts w:ascii="맑은 고딕" w:cs="맑은 고딕" w:eastAsia="맑은 고딕" w:hAnsi="맑은 고딕"/>
+                <w:b w:val="false"/>
+                <w:bCs w:val="false"/>
+                <w:sz w:val="19"/>
+                <w:szCs w:val="19"/>
+              </w:rPr>
+              <w:t xml:space="preserve">수용(범위 명시)</w:t>
+            </w:r>
+          </w:p>
+        </w:tc>
+        <w:tc>
+          <w:tcPr>
+            <w:tcW w:type="dxa" w:w="3400"/>
+            <w:tcMar>
+              <w:top w:type="dxa" w:w="60"/>
+              <w:left w:type="dxa" w:w="100"/>
+              <w:bottom w:type="dxa" w:w="60"/>
+              <w:right w:type="dxa" w:w="100"/>
+            </w:tcMar>
+          </w:tcPr>
+          <w:p>
+            <w:r>
+              <w:rPr>
+                <w:rFonts w:ascii="맑은 고딕" w:cs="맑은 고딕" w:eastAsia="맑은 고딕" w:hAnsi="맑은 고딕"/>
+                <w:b w:val="false"/>
+                <w:bCs w:val="false"/>
+                <w:sz w:val="19"/>
+                <w:szCs w:val="19"/>
+              </w:rPr>
+              <w:t xml:space="preserve">사실 검증은 ② 검증 Agent 영역. “사실 여부를 보증하지 않는다”는 점을 검토자에게 고지</w:t>
+            </w:r>
+          </w:p>
+        </w:tc>
+      </w:tr>
     </w:tbl>
     <w:p>
       <w:pPr>
@@ -5922,7 +6484,7 @@
         <w:rPr>
           <w:rFonts w:ascii="맑은 고딕" w:cs="맑은 고딕" w:eastAsia="맑은 고딕" w:hAnsi="맑은 고딕"/>
         </w:rPr>
-        <w:t xml:space="preserve">수용: 잔여 위험으로 명시적 기록 후 진행 (RISK-05)</w:t>
+        <w:t xml:space="preserve">수용: 잔여 위험으로 명시적 기록 후 진행 (RISK-05, RISK-07)</w:t>
       </w:r>
     </w:p>
     <w:p>
@@ -6089,7 +6651,7 @@
                 <w:sz w:val="19"/>
                 <w:szCs w:val="19"/>
               </w:rPr>
-              <w:t xml:space="preserve">임계값을 중간값으로 설정하고, 판단이 애매한 구간(임계값 근방)은 전부 사람에게 이관</w:t>
+              <w:t xml:space="preserve">재현율(클릭베이트를 놓치지 않는 것)을 우선하되, 그 대가로 늘어나는 오탐·과잉 차단은 애매한 구간(신뢰도 0.4~0.6, 초기값)을 전부 사람에게 이관하는 방식으로 제어</w:t>
             </w:r>
           </w:p>
         </w:tc>
@@ -6387,7 +6949,7 @@
                 <w:sz w:val="19"/>
                 <w:szCs w:val="19"/>
               </w:rPr>
-              <w:t xml:space="preserve">모델 출력(클릭베이트 여부)이 검토자(사람)의 최종 판단과 일치하는 비율 — 정답은 사람의 최종 판단</w:t>
+              <w:t xml:space="preserve">모델 출력(클릭베이트 여부)이 검토자(사람)의 최종 판단과 일치하는 정도 — 정답은 사람의 최종 판단</w:t>
             </w:r>
           </w:p>
         </w:tc>
@@ -6412,6 +6974,54 @@
                 <w:sz w:val="19"/>
                 <w:szCs w:val="19"/>
               </w:rPr>
+              <w:t xml:space="preserve">핵심 지표</w:t>
+            </w:r>
+          </w:p>
+        </w:tc>
+        <w:tc>
+          <w:tcPr>
+            <w:tcW w:type="dxa" w:w="7600"/>
+            <w:tcMar>
+              <w:top w:type="dxa" w:w="60"/>
+              <w:left w:type="dxa" w:w="100"/>
+              <w:bottom w:type="dxa" w:w="60"/>
+              <w:right w:type="dxa" w:w="100"/>
+            </w:tcMar>
+          </w:tcPr>
+          <w:p>
+            <w:r>
+              <w:rPr>
+                <w:rFonts w:ascii="맑은 고딕" w:cs="맑은 고딕" w:eastAsia="맑은 고딕" w:hAnsi="맑은 고딕"/>
+                <w:b w:val="false"/>
+                <w:bCs w:val="false"/>
+                <w:sz w:val="19"/>
+                <w:szCs w:val="19"/>
+              </w:rPr>
+              <w:t xml:space="preserve">재현율(Recall) 우선: 클릭베이트를 놓치는 피해(RISK-01)가 정상 기사를 한 번 더 검토하게 되는 비용보다 크다고 판단. 보조 지표로 정밀도 하한을 두고 과잉 차단(RISK-06)을 모니터링</w:t>
+            </w:r>
+          </w:p>
+        </w:tc>
+      </w:tr>
+      <w:tr>
+        <w:tc>
+          <w:tcPr>
+            <w:tcW w:type="dxa" w:w="2000"/>
+            <w:tcMar>
+              <w:top w:type="dxa" w:w="60"/>
+              <w:left w:type="dxa" w:w="100"/>
+              <w:bottom w:type="dxa" w:w="60"/>
+              <w:right w:type="dxa" w:w="100"/>
+            </w:tcMar>
+          </w:tcPr>
+          <w:p>
+            <w:r>
+              <w:rPr>
+                <w:rFonts w:ascii="맑은 고딕" w:cs="맑은 고딕" w:eastAsia="맑은 고딕" w:hAnsi="맑은 고딕"/>
+                <w:b w:val="false"/>
+                <w:bCs w:val="false"/>
+                <w:sz w:val="19"/>
+                <w:szCs w:val="19"/>
+              </w:rPr>
               <w:t xml:space="preserve">신뢰도 임계값</w:t>
             </w:r>
           </w:p>
@@ -6435,7 +7045,55 @@
                 <w:sz w:val="19"/>
                 <w:szCs w:val="19"/>
               </w:rPr>
-              <w:t xml:space="preserve">모델 출력 신뢰도가 중간값 근방이면 “애매함”으로 분류해 자동판정하지 않고 인간에게 이관</w:t>
+              <w:t xml:space="preserve">신뢰도 0.4~0.6 구간(초기값)을 “애매함”으로 분류해 자동판정하지 않고 인간에게 이관. 신뢰도 보정 결과와 검증 데이터로 재조정</w:t>
+            </w:r>
+          </w:p>
+        </w:tc>
+      </w:tr>
+      <w:tr>
+        <w:tc>
+          <w:tcPr>
+            <w:tcW w:type="dxa" w:w="2000"/>
+            <w:tcMar>
+              <w:top w:type="dxa" w:w="60"/>
+              <w:left w:type="dxa" w:w="100"/>
+              <w:bottom w:type="dxa" w:w="60"/>
+              <w:right w:type="dxa" w:w="100"/>
+            </w:tcMar>
+          </w:tcPr>
+          <w:p>
+            <w:r>
+              <w:rPr>
+                <w:rFonts w:ascii="맑은 고딕" w:cs="맑은 고딕" w:eastAsia="맑은 고딕" w:hAnsi="맑은 고딕"/>
+                <w:b w:val="false"/>
+                <w:bCs w:val="false"/>
+                <w:sz w:val="19"/>
+                <w:szCs w:val="19"/>
+              </w:rPr>
+              <w:t xml:space="preserve">신뢰도 보정</w:t>
+            </w:r>
+          </w:p>
+        </w:tc>
+        <w:tc>
+          <w:tcPr>
+            <w:tcW w:type="dxa" w:w="7600"/>
+            <w:tcMar>
+              <w:top w:type="dxa" w:w="60"/>
+              <w:left w:type="dxa" w:w="100"/>
+              <w:bottom w:type="dxa" w:w="60"/>
+              <w:right w:type="dxa" w:w="100"/>
+            </w:tcMar>
+          </w:tcPr>
+          <w:p>
+            <w:r>
+              <w:rPr>
+                <w:rFonts w:ascii="맑은 고딕" w:cs="맑은 고딕" w:eastAsia="맑은 고딕" w:hAnsi="맑은 고딕"/>
+                <w:b w:val="false"/>
+                <w:bCs w:val="false"/>
+                <w:sz w:val="19"/>
+                <w:szCs w:val="19"/>
+              </w:rPr>
+              <w:t xml:space="preserve">AI가 출력하는 신뢰도가 실제 정답률과 맞는지 검증 데이터로 점검(신뢰도 구간별 정답률, ECE 등)하고 필요시 보정. 보정되지 않은 신뢰도로는 “애매한 구간”의 의미가 성립하지 않으므로 임계값의 전제 조건으로 둠</w:t>
             </w:r>
           </w:p>
         </w:tc>

--- a/docs/BaseKit1-2_완성본.docx
+++ b/docs/BaseKit1-2_완성본.docx
@@ -363,6 +363,30 @@
     </w:p>
     <w:p>
       <w:pPr>
+        <w:spacing w:after="120"/>
+      </w:pPr>
+      <w:r>
+        <w:rPr>
+          <w:rFonts w:ascii="맑은 고딕" w:cs="맑은 고딕" w:eastAsia="맑은 고딕" w:hAnsi="맑은 고딕"/>
+          <w:b/>
+          <w:bCs/>
+        </w:rPr>
+        <w:t xml:space="preserve">대표 사례 (실제 보도 비교, 기관·언론사명 비공개)</w:t>
+      </w:r>
+    </w:p>
+    <w:p>
+      <w:pPr>
+        <w:spacing w:after="120"/>
+      </w:pPr>
+      <w:r>
+        <w:rPr>
+          <w:rFonts w:ascii="맑은 고딕" w:cs="맑은 고딕" w:eastAsia="맑은 고딕" w:hAnsi="맑은 고딕"/>
+        </w:rPr>
+        <w:t xml:space="preserve">대학 비대면 시험의 부정행위 의혹을 다룬 동일 사건 보도 3건을 비교했을 때, 세 제목 모두 학생 커뮤니티 익명 투표의 “커닝했다” 응답 수(수백 명대)를 확정된 부정행위자 수처럼 제시하거나 AI 사용을 사실로 단정했다. 그러나 본문은 “실제 인원은 확인되지 않았다”, “AI 사용은 학생 증언에 근거한 추정”이라고 밝히고 있었다. 독자가 제목만 읽으면 본문이 말하는 것보다 훨씬 강한 사실로 받아들이게 되며, 이것이 본 서비스가 줄이려는 문제의 구체적 모습이다. (본 서비스는 이러한 제목-본문 일치성만 판단하며, 본문 사실 여부는 1-3-1에 따라 판단하지 않는다.)</w:t>
+      </w:r>
+    </w:p>
+    <w:p>
+      <w:pPr>
         <w:pStyle w:val="Heading2"/>
         <w:spacing w:after="120" w:before="240"/>
       </w:pPr>
@@ -806,7 +830,7 @@
                 <w:sz w:val="19"/>
                 <w:szCs w:val="19"/>
               </w:rPr>
-              <w:t xml:space="preserve">자율조치(위험도 낮음→자동통과) / 사전승인 필요(클릭베이트 판정) / 자동판정 중지(정치 민감 주제·신뢰도 낮음)</w:t>
+              <w:t xml:space="preserve">자율조치(위험도 낮음→자동통과) / 사전승인 필요(클릭베이트 판정) / 자동판정 중지(정치 민감 주제·예측집합 애매)</w:t>
             </w:r>
           </w:p>
         </w:tc>
@@ -1058,7 +1082,7 @@
                 <w:sz w:val="19"/>
                 <w:szCs w:val="19"/>
               </w:rPr>
-              <w:t xml:space="preserve">기사 내용의 사실관계·출처 신뢰도 확인</w:t>
+              <w:t xml:space="preserve">기사 내용의 사실관계·출처 신뢰도 확인. 외부 출처를 검색(RAG)해 사실 확인을 지원(최종 판단은 사람)</w:t>
             </w:r>
           </w:p>
         </w:tc>
@@ -1081,7 +1105,7 @@
                 <w:sz w:val="19"/>
                 <w:szCs w:val="19"/>
               </w:rPr>
-              <w:t xml:space="preserve">제목+본문</w:t>
+              <w:t xml:space="preserve">제목+본문, 검색된 외부 출처</w:t>
             </w:r>
           </w:p>
         </w:tc>
@@ -1104,7 +1128,7 @@
                 <w:sz w:val="19"/>
                 <w:szCs w:val="19"/>
               </w:rPr>
-              <w:t xml:space="preserve">사실성 점수, 출처 신뢰도</w:t>
+              <w:t xml:space="preserve">근거 출처 링크를 포함한 사실성 판단 보조 정보</w:t>
             </w:r>
           </w:p>
         </w:tc>
@@ -1480,7 +1504,7 @@
                 <w:sz w:val="19"/>
                 <w:szCs w:val="19"/>
               </w:rPr>
-              <w:t xml:space="preserve">본문이 틀렸더라도 제목과 일치하면 ①은 통과시킬 수 있음 → RISK-07로 기록, 사실 확인이 필요한 건은 검토자의 외부 출처 확인 또는 ② 검증 Agent 확장으로 연결</w:t>
+              <w:t xml:space="preserve">본문이 틀렸더라도 제목과 일치하면 ①은 통과시킬 수 있음 → RISK-07로 기록, 사실 확인이 필요한 건은 검토자의 외부 출처 확인 또는 ② 검증 Agent(외부 출처 검색 RAG) 확장으로 연결</w:t>
             </w:r>
           </w:p>
         </w:tc>
@@ -2017,6 +2041,38 @@
         <w:rPr>
           <w:rFonts w:ascii="맑은 고딕" w:cs="맑은 고딕" w:eastAsia="맑은 고딕" w:hAnsi="맑은 고딕"/>
         </w:rPr>
+        <w:t xml:space="preserve">제목이 “설문 응답 수”나 “추정”을 확정 수치·사실처럼 표기 → 제목-본문 일치성 불일치로 탐지 대상</w:t>
+      </w:r>
+    </w:p>
+    <w:p>
+      <w:pPr>
+        <w:pStyle w:val="ListParagraph"/>
+        <w:numPr>
+          <w:ilvl w:val="0"/>
+          <w:numId w:val="1"/>
+        </w:numPr>
+        <w:spacing w:after="60"/>
+      </w:pPr>
+      <w:r>
+        <w:rPr>
+          <w:rFonts w:ascii="맑은 고딕" w:cs="맑은 고딕" w:eastAsia="맑은 고딕" w:hAnsi="맑은 고딕"/>
+        </w:rPr>
+        <w:t xml:space="preserve">기사 본문에 모델을 향한 지시문 포함(프롬프트 인젝션) → 입력 격리 후 판단, 이상 징후 시 사람에게 이관</w:t>
+      </w:r>
+    </w:p>
+    <w:p>
+      <w:pPr>
+        <w:pStyle w:val="ListParagraph"/>
+        <w:numPr>
+          <w:ilvl w:val="0"/>
+          <w:numId w:val="1"/>
+        </w:numPr>
+        <w:spacing w:after="60"/>
+      </w:pPr>
+      <w:r>
+        <w:rPr>
+          <w:rFonts w:ascii="맑은 고딕" w:cs="맑은 고딕" w:eastAsia="맑은 고딕" w:hAnsi="맑은 고딕"/>
+        </w:rPr>
         <w:t xml:space="preserve">검토 대기열 초과 / 검토자 부재 상태에서 판단 요청 발생</w:t>
       </w:r>
     </w:p>
@@ -4077,7 +4133,7 @@
         <w:rPr>
           <w:rFonts w:ascii="맑은 고딕" w:cs="맑은 고딕" w:eastAsia="맑은 고딕" w:hAnsi="맑은 고딕"/>
         </w:rPr>
-        <w:t xml:space="preserve">팀의 선택: 클릭베이트를 놓치는 피해가 더 크다고 보아 재현율을 우선하고, 그 대가로 늘어나는 오탐·과잉 차단은 판단 신뢰도가 애매한 구간(0.4~0.6, 초기값)을 전부 사람에게 이관해 제어한다. 즉 “AI가 애매하면 틀리지 않고 사람에게 넘긴다”를 원칙으로 책임 소재를 명확히 한다. 이 기준값을 정하는 주체는 AI기획자이며, 신뢰도 보정 결과와 운영 데이터가 쌓이면 팀 논의로 재조정한다.</w:t>
+        <w:t xml:space="preserve">팀의 선택: 클릭베이트를 놓치는 피해가 더 크다고 보아 재현율을 우선하고, 그 대가로 늘어나는 오탐·과잉 차단은 판단이 애매한 경우(conformal 예측집합이 {클릭베이트, 정상}을 모두 포함하거나 공집합인 경우)를 전부 사람에게 이관해 제어한다. 임의의 숫자 구간을 쓰지 않고 데이터에서 도출하며, “AI가 애매하면 틀리지 않고 사람에게 넘긴다”를 원칙으로 책임 소재를 명확히 한다. 허용 오류 α를 정하는 주체는 AI기획자이며, 운영 데이터가 쌓이면 팀 논의로 재조정한다.</w:t>
       </w:r>
     </w:p>
     <w:p>
@@ -4456,7 +4512,7 @@
         <w:rPr>
           <w:rFonts w:ascii="맑은 고딕" w:cs="맑은 고딕" w:eastAsia="맑은 고딕" w:hAnsi="맑은 고딕"/>
         </w:rPr>
-        <w:t xml:space="preserve">BK01의 영향(IMPACT-01~04)과 서비스 범위의 한계를 위험(RISK-01~07)으로 전환.</w:t>
+        <w:t xml:space="preserve">BK01의 영향(IMPACT-01~04), 서비스 범위의 한계, 에이전트·데이터 특성을 위험(RISK-01~12)으로 전환.</w:t>
       </w:r>
     </w:p>
     <w:tbl>
@@ -4836,7 +4892,7 @@
                 <w:sz w:val="19"/>
                 <w:szCs w:val="19"/>
               </w:rPr>
-              <w:t xml:space="preserve">경감: 신뢰도 낮으면 사람에게 이관</w:t>
+              <w:t xml:space="preserve">경감: 애매하면(conformal 예측집합) 사람에게 이관</w:t>
             </w:r>
           </w:p>
         </w:tc>
@@ -5976,6 +6032,936 @@
                 <w:szCs w:val="19"/>
               </w:rPr>
               <w:t xml:space="preserve">AI기획자</w:t>
+            </w:r>
+          </w:p>
+        </w:tc>
+      </w:tr>
+      <w:tr>
+        <w:tc>
+          <w:tcPr>
+            <w:tcW w:type="dxa" w:w="900"/>
+            <w:tcMar>
+              <w:top w:type="dxa" w:w="60"/>
+              <w:left w:type="dxa" w:w="100"/>
+              <w:bottom w:type="dxa" w:w="60"/>
+              <w:right w:type="dxa" w:w="100"/>
+            </w:tcMar>
+          </w:tcPr>
+          <w:p>
+            <w:r>
+              <w:rPr>
+                <w:rFonts w:ascii="맑은 고딕" w:cs="맑은 고딕" w:eastAsia="맑은 고딕" w:hAnsi="맑은 고딕"/>
+                <w:b w:val="false"/>
+                <w:bCs w:val="false"/>
+                <w:sz w:val="19"/>
+                <w:szCs w:val="19"/>
+              </w:rPr>
+              <w:t xml:space="preserve">RISK-08</w:t>
+            </w:r>
+          </w:p>
+        </w:tc>
+        <w:tc>
+          <w:tcPr>
+            <w:tcW w:type="dxa" w:w="2300"/>
+            <w:tcMar>
+              <w:top w:type="dxa" w:w="60"/>
+              <w:left w:type="dxa" w:w="100"/>
+              <w:bottom w:type="dxa" w:w="60"/>
+              <w:right w:type="dxa" w:w="100"/>
+            </w:tcMar>
+          </w:tcPr>
+          <w:p>
+            <w:r>
+              <w:rPr>
+                <w:rFonts w:ascii="맑은 고딕" w:cs="맑은 고딕" w:eastAsia="맑은 고딕" w:hAnsi="맑은 고딕"/>
+                <w:b w:val="false"/>
+                <w:bCs w:val="false"/>
+                <w:sz w:val="19"/>
+                <w:szCs w:val="19"/>
+              </w:rPr>
+              <w:t xml:space="preserve">본문에 숨겨진 지시문(프롬프트 인젝션)으로 모델 판단 조작</w:t>
+            </w:r>
+          </w:p>
+        </w:tc>
+        <w:tc>
+          <w:tcPr>
+            <w:tcW w:type="dxa" w:w="1000"/>
+            <w:tcMar>
+              <w:top w:type="dxa" w:w="60"/>
+              <w:left w:type="dxa" w:w="100"/>
+              <w:bottom w:type="dxa" w:w="60"/>
+              <w:right w:type="dxa" w:w="100"/>
+            </w:tcMar>
+          </w:tcPr>
+          <w:p>
+            <w:r>
+              <w:rPr>
+                <w:rFonts w:ascii="맑은 고딕" w:cs="맑은 고딕" w:eastAsia="맑은 고딕" w:hAnsi="맑은 고딕"/>
+                <w:b w:val="false"/>
+                <w:bCs w:val="false"/>
+                <w:sz w:val="19"/>
+                <w:szCs w:val="19"/>
+              </w:rPr>
+              <w:t xml:space="preserve">IMPACT-01,02</w:t>
+            </w:r>
+          </w:p>
+        </w:tc>
+        <w:tc>
+          <w:tcPr>
+            <w:tcW w:type="dxa" w:w="600"/>
+            <w:tcMar>
+              <w:top w:type="dxa" w:w="60"/>
+              <w:left w:type="dxa" w:w="100"/>
+              <w:bottom w:type="dxa" w:w="60"/>
+              <w:right w:type="dxa" w:w="100"/>
+            </w:tcMar>
+          </w:tcPr>
+          <w:p>
+            <w:r>
+              <w:rPr>
+                <w:rFonts w:ascii="맑은 고딕" w:cs="맑은 고딕" w:eastAsia="맑은 고딕" w:hAnsi="맑은 고딕"/>
+                <w:b w:val="false"/>
+                <w:bCs w:val="false"/>
+                <w:sz w:val="19"/>
+                <w:szCs w:val="19"/>
+              </w:rPr>
+              <w:t xml:space="preserve">2</w:t>
+            </w:r>
+          </w:p>
+        </w:tc>
+        <w:tc>
+          <w:tcPr>
+            <w:tcW w:type="dxa" w:w="600"/>
+            <w:tcMar>
+              <w:top w:type="dxa" w:w="60"/>
+              <w:left w:type="dxa" w:w="100"/>
+              <w:bottom w:type="dxa" w:w="60"/>
+              <w:right w:type="dxa" w:w="100"/>
+            </w:tcMar>
+          </w:tcPr>
+          <w:p>
+            <w:r>
+              <w:rPr>
+                <w:rFonts w:ascii="맑은 고딕" w:cs="맑은 고딕" w:eastAsia="맑은 고딕" w:hAnsi="맑은 고딕"/>
+                <w:b w:val="false"/>
+                <w:bCs w:val="false"/>
+                <w:sz w:val="19"/>
+                <w:szCs w:val="19"/>
+              </w:rPr>
+              <w:t xml:space="preserve">3</w:t>
+            </w:r>
+          </w:p>
+        </w:tc>
+        <w:tc>
+          <w:tcPr>
+            <w:tcW w:type="dxa" w:w="600"/>
+            <w:tcMar>
+              <w:top w:type="dxa" w:w="60"/>
+              <w:left w:type="dxa" w:w="100"/>
+              <w:bottom w:type="dxa" w:w="60"/>
+              <w:right w:type="dxa" w:w="100"/>
+            </w:tcMar>
+          </w:tcPr>
+          <w:p>
+            <w:r>
+              <w:rPr>
+                <w:rFonts w:ascii="맑은 고딕" w:cs="맑은 고딕" w:eastAsia="맑은 고딕" w:hAnsi="맑은 고딕"/>
+                <w:b w:val="false"/>
+                <w:bCs w:val="false"/>
+                <w:sz w:val="19"/>
+                <w:szCs w:val="19"/>
+              </w:rPr>
+              <w:t xml:space="preserve">6</w:t>
+            </w:r>
+          </w:p>
+        </w:tc>
+        <w:tc>
+          <w:tcPr>
+            <w:tcW w:type="dxa" w:w="2300"/>
+            <w:tcMar>
+              <w:top w:type="dxa" w:w="60"/>
+              <w:left w:type="dxa" w:w="100"/>
+              <w:bottom w:type="dxa" w:w="60"/>
+              <w:right w:type="dxa" w:w="100"/>
+            </w:tcMar>
+          </w:tcPr>
+          <w:p>
+            <w:r>
+              <w:rPr>
+                <w:rFonts w:ascii="맑은 고딕" w:cs="맑은 고딕" w:eastAsia="맑은 고딕" w:hAnsi="맑은 고딕"/>
+                <w:b w:val="false"/>
+                <w:bCs w:val="false"/>
+                <w:sz w:val="19"/>
+                <w:szCs w:val="19"/>
+              </w:rPr>
+              <w:t xml:space="preserve">경감: 본문을 데이터로 격리, 출력 형식 제약, 실행은 사람 결정</w:t>
+            </w:r>
+          </w:p>
+        </w:tc>
+        <w:tc>
+          <w:tcPr>
+            <w:tcW w:type="dxa" w:w="1700"/>
+            <w:tcMar>
+              <w:top w:type="dxa" w:w="60"/>
+              <w:left w:type="dxa" w:w="100"/>
+              <w:bottom w:type="dxa" w:w="60"/>
+              <w:right w:type="dxa" w:w="100"/>
+            </w:tcMar>
+          </w:tcPr>
+          <w:p>
+            <w:r>
+              <w:rPr>
+                <w:rFonts w:ascii="맑은 고딕" w:cs="맑은 고딕" w:eastAsia="맑은 고딕" w:hAnsi="맑은 고딕"/>
+                <w:b w:val="false"/>
+                <w:bCs w:val="false"/>
+                <w:sz w:val="19"/>
+                <w:szCs w:val="19"/>
+              </w:rPr>
+              <w:t xml:space="preserve">AI엔지니어</w:t>
+            </w:r>
+          </w:p>
+        </w:tc>
+      </w:tr>
+      <w:tr>
+        <w:tc>
+          <w:tcPr>
+            <w:tcW w:type="dxa" w:w="900"/>
+            <w:tcMar>
+              <w:top w:type="dxa" w:w="60"/>
+              <w:left w:type="dxa" w:w="100"/>
+              <w:bottom w:type="dxa" w:w="60"/>
+              <w:right w:type="dxa" w:w="100"/>
+            </w:tcMar>
+          </w:tcPr>
+          <w:p>
+            <w:r>
+              <w:rPr>
+                <w:rFonts w:ascii="맑은 고딕" w:cs="맑은 고딕" w:eastAsia="맑은 고딕" w:hAnsi="맑은 고딕"/>
+                <w:b w:val="false"/>
+                <w:bCs w:val="false"/>
+                <w:sz w:val="19"/>
+                <w:szCs w:val="19"/>
+              </w:rPr>
+              <w:t xml:space="preserve">RISK-09</w:t>
+            </w:r>
+          </w:p>
+        </w:tc>
+        <w:tc>
+          <w:tcPr>
+            <w:tcW w:type="dxa" w:w="2300"/>
+            <w:tcMar>
+              <w:top w:type="dxa" w:w="60"/>
+              <w:left w:type="dxa" w:w="100"/>
+              <w:bottom w:type="dxa" w:w="60"/>
+              <w:right w:type="dxa" w:w="100"/>
+            </w:tcMar>
+          </w:tcPr>
+          <w:p>
+            <w:r>
+              <w:rPr>
+                <w:rFonts w:ascii="맑은 고딕" w:cs="맑은 고딕" w:eastAsia="맑은 고딕" w:hAnsi="맑은 고딕"/>
+                <w:b w:val="false"/>
+                <w:bCs w:val="false"/>
+                <w:sz w:val="19"/>
+                <w:szCs w:val="19"/>
+              </w:rPr>
+              <w:t xml:space="preserve">작성자의 제목 표현 변경(회피 적응) → 미탐 증가</w:t>
+            </w:r>
+          </w:p>
+        </w:tc>
+        <w:tc>
+          <w:tcPr>
+            <w:tcW w:type="dxa" w:w="1000"/>
+            <w:tcMar>
+              <w:top w:type="dxa" w:w="60"/>
+              <w:left w:type="dxa" w:w="100"/>
+              <w:bottom w:type="dxa" w:w="60"/>
+              <w:right w:type="dxa" w:w="100"/>
+            </w:tcMar>
+          </w:tcPr>
+          <w:p>
+            <w:r>
+              <w:rPr>
+                <w:rFonts w:ascii="맑은 고딕" w:cs="맑은 고딕" w:eastAsia="맑은 고딕" w:hAnsi="맑은 고딕"/>
+                <w:b w:val="false"/>
+                <w:bCs w:val="false"/>
+                <w:sz w:val="19"/>
+                <w:szCs w:val="19"/>
+              </w:rPr>
+              <w:t xml:space="preserve">IMPACT-01</w:t>
+            </w:r>
+          </w:p>
+        </w:tc>
+        <w:tc>
+          <w:tcPr>
+            <w:tcW w:type="dxa" w:w="600"/>
+            <w:tcMar>
+              <w:top w:type="dxa" w:w="60"/>
+              <w:left w:type="dxa" w:w="100"/>
+              <w:bottom w:type="dxa" w:w="60"/>
+              <w:right w:type="dxa" w:w="100"/>
+            </w:tcMar>
+          </w:tcPr>
+          <w:p>
+            <w:r>
+              <w:rPr>
+                <w:rFonts w:ascii="맑은 고딕" w:cs="맑은 고딕" w:eastAsia="맑은 고딕" w:hAnsi="맑은 고딕"/>
+                <w:b w:val="false"/>
+                <w:bCs w:val="false"/>
+                <w:sz w:val="19"/>
+                <w:szCs w:val="19"/>
+              </w:rPr>
+              <w:t xml:space="preserve">2</w:t>
+            </w:r>
+          </w:p>
+        </w:tc>
+        <w:tc>
+          <w:tcPr>
+            <w:tcW w:type="dxa" w:w="600"/>
+            <w:tcMar>
+              <w:top w:type="dxa" w:w="60"/>
+              <w:left w:type="dxa" w:w="100"/>
+              <w:bottom w:type="dxa" w:w="60"/>
+              <w:right w:type="dxa" w:w="100"/>
+            </w:tcMar>
+          </w:tcPr>
+          <w:p>
+            <w:r>
+              <w:rPr>
+                <w:rFonts w:ascii="맑은 고딕" w:cs="맑은 고딕" w:eastAsia="맑은 고딕" w:hAnsi="맑은 고딕"/>
+                <w:b w:val="false"/>
+                <w:bCs w:val="false"/>
+                <w:sz w:val="19"/>
+                <w:szCs w:val="19"/>
+              </w:rPr>
+              <w:t xml:space="preserve">2</w:t>
+            </w:r>
+          </w:p>
+        </w:tc>
+        <w:tc>
+          <w:tcPr>
+            <w:tcW w:type="dxa" w:w="600"/>
+            <w:tcMar>
+              <w:top w:type="dxa" w:w="60"/>
+              <w:left w:type="dxa" w:w="100"/>
+              <w:bottom w:type="dxa" w:w="60"/>
+              <w:right w:type="dxa" w:w="100"/>
+            </w:tcMar>
+          </w:tcPr>
+          <w:p>
+            <w:r>
+              <w:rPr>
+                <w:rFonts w:ascii="맑은 고딕" w:cs="맑은 고딕" w:eastAsia="맑은 고딕" w:hAnsi="맑은 고딕"/>
+                <w:b w:val="false"/>
+                <w:bCs w:val="false"/>
+                <w:sz w:val="19"/>
+                <w:szCs w:val="19"/>
+              </w:rPr>
+              <w:t xml:space="preserve">4</w:t>
+            </w:r>
+          </w:p>
+        </w:tc>
+        <w:tc>
+          <w:tcPr>
+            <w:tcW w:type="dxa" w:w="2300"/>
+            <w:tcMar>
+              <w:top w:type="dxa" w:w="60"/>
+              <w:left w:type="dxa" w:w="100"/>
+              <w:bottom w:type="dxa" w:w="60"/>
+              <w:right w:type="dxa" w:w="100"/>
+            </w:tcMar>
+          </w:tcPr>
+          <w:p>
+            <w:r>
+              <w:rPr>
+                <w:rFonts w:ascii="맑은 고딕" w:cs="맑은 고딕" w:eastAsia="맑은 고딕" w:hAnsi="맑은 고딕"/>
+                <w:b w:val="false"/>
+                <w:bCs w:val="false"/>
+                <w:sz w:val="19"/>
+                <w:szCs w:val="19"/>
+              </w:rPr>
+              <w:t xml:space="preserve">경감: 검토 결과 환류, 주기적 재평가, 모델 버전 기록</w:t>
+            </w:r>
+          </w:p>
+        </w:tc>
+        <w:tc>
+          <w:tcPr>
+            <w:tcW w:type="dxa" w:w="1700"/>
+            <w:tcMar>
+              <w:top w:type="dxa" w:w="60"/>
+              <w:left w:type="dxa" w:w="100"/>
+              <w:bottom w:type="dxa" w:w="60"/>
+              <w:right w:type="dxa" w:w="100"/>
+            </w:tcMar>
+          </w:tcPr>
+          <w:p>
+            <w:r>
+              <w:rPr>
+                <w:rFonts w:ascii="맑은 고딕" w:cs="맑은 고딕" w:eastAsia="맑은 고딕" w:hAnsi="맑은 고딕"/>
+                <w:b w:val="false"/>
+                <w:bCs w:val="false"/>
+                <w:sz w:val="19"/>
+                <w:szCs w:val="19"/>
+              </w:rPr>
+              <w:t xml:space="preserve">데이터과학자</w:t>
+            </w:r>
+          </w:p>
+        </w:tc>
+      </w:tr>
+      <w:tr>
+        <w:tc>
+          <w:tcPr>
+            <w:tcW w:type="dxa" w:w="900"/>
+            <w:tcMar>
+              <w:top w:type="dxa" w:w="60"/>
+              <w:left w:type="dxa" w:w="100"/>
+              <w:bottom w:type="dxa" w:w="60"/>
+              <w:right w:type="dxa" w:w="100"/>
+            </w:tcMar>
+          </w:tcPr>
+          <w:p>
+            <w:r>
+              <w:rPr>
+                <w:rFonts w:ascii="맑은 고딕" w:cs="맑은 고딕" w:eastAsia="맑은 고딕" w:hAnsi="맑은 고딕"/>
+                <w:b w:val="false"/>
+                <w:bCs w:val="false"/>
+                <w:sz w:val="19"/>
+                <w:szCs w:val="19"/>
+              </w:rPr>
+              <w:t xml:space="preserve">RISK-10</w:t>
+            </w:r>
+          </w:p>
+        </w:tc>
+        <w:tc>
+          <w:tcPr>
+            <w:tcW w:type="dxa" w:w="2300"/>
+            <w:tcMar>
+              <w:top w:type="dxa" w:w="60"/>
+              <w:left w:type="dxa" w:w="100"/>
+              <w:bottom w:type="dxa" w:w="60"/>
+              <w:right w:type="dxa" w:w="100"/>
+            </w:tcMar>
+          </w:tcPr>
+          <w:p>
+            <w:r>
+              <w:rPr>
+                <w:rFonts w:ascii="맑은 고딕" w:cs="맑은 고딕" w:eastAsia="맑은 고딕" w:hAnsi="맑은 고딕"/>
+                <w:b w:val="false"/>
+                <w:bCs w:val="false"/>
+                <w:sz w:val="19"/>
+                <w:szCs w:val="19"/>
+              </w:rPr>
+              <w:t xml:space="preserve">한국어(메인)·영어(보조) 데이터의 언어·도메인 차이로 성능 편차·편향</w:t>
+            </w:r>
+          </w:p>
+        </w:tc>
+        <w:tc>
+          <w:tcPr>
+            <w:tcW w:type="dxa" w:w="1000"/>
+            <w:tcMar>
+              <w:top w:type="dxa" w:w="60"/>
+              <w:left w:type="dxa" w:w="100"/>
+              <w:bottom w:type="dxa" w:w="60"/>
+              <w:right w:type="dxa" w:w="100"/>
+            </w:tcMar>
+          </w:tcPr>
+          <w:p>
+            <w:r>
+              <w:rPr>
+                <w:rFonts w:ascii="맑은 고딕" w:cs="맑은 고딕" w:eastAsia="맑은 고딕" w:hAnsi="맑은 고딕"/>
+                <w:b w:val="false"/>
+                <w:bCs w:val="false"/>
+                <w:sz w:val="19"/>
+                <w:szCs w:val="19"/>
+              </w:rPr>
+              <w:t xml:space="preserve">IMPACT-02,04</w:t>
+            </w:r>
+          </w:p>
+        </w:tc>
+        <w:tc>
+          <w:tcPr>
+            <w:tcW w:type="dxa" w:w="600"/>
+            <w:tcMar>
+              <w:top w:type="dxa" w:w="60"/>
+              <w:left w:type="dxa" w:w="100"/>
+              <w:bottom w:type="dxa" w:w="60"/>
+              <w:right w:type="dxa" w:w="100"/>
+            </w:tcMar>
+          </w:tcPr>
+          <w:p>
+            <w:r>
+              <w:rPr>
+                <w:rFonts w:ascii="맑은 고딕" w:cs="맑은 고딕" w:eastAsia="맑은 고딕" w:hAnsi="맑은 고딕"/>
+                <w:b w:val="false"/>
+                <w:bCs w:val="false"/>
+                <w:sz w:val="19"/>
+                <w:szCs w:val="19"/>
+              </w:rPr>
+              <w:t xml:space="preserve">3</w:t>
+            </w:r>
+          </w:p>
+        </w:tc>
+        <w:tc>
+          <w:tcPr>
+            <w:tcW w:type="dxa" w:w="600"/>
+            <w:tcMar>
+              <w:top w:type="dxa" w:w="60"/>
+              <w:left w:type="dxa" w:w="100"/>
+              <w:bottom w:type="dxa" w:w="60"/>
+              <w:right w:type="dxa" w:w="100"/>
+            </w:tcMar>
+          </w:tcPr>
+          <w:p>
+            <w:r>
+              <w:rPr>
+                <w:rFonts w:ascii="맑은 고딕" w:cs="맑은 고딕" w:eastAsia="맑은 고딕" w:hAnsi="맑은 고딕"/>
+                <w:b w:val="false"/>
+                <w:bCs w:val="false"/>
+                <w:sz w:val="19"/>
+                <w:szCs w:val="19"/>
+              </w:rPr>
+              <w:t xml:space="preserve">2</w:t>
+            </w:r>
+          </w:p>
+        </w:tc>
+        <w:tc>
+          <w:tcPr>
+            <w:tcW w:type="dxa" w:w="600"/>
+            <w:tcMar>
+              <w:top w:type="dxa" w:w="60"/>
+              <w:left w:type="dxa" w:w="100"/>
+              <w:bottom w:type="dxa" w:w="60"/>
+              <w:right w:type="dxa" w:w="100"/>
+            </w:tcMar>
+          </w:tcPr>
+          <w:p>
+            <w:r>
+              <w:rPr>
+                <w:rFonts w:ascii="맑은 고딕" w:cs="맑은 고딕" w:eastAsia="맑은 고딕" w:hAnsi="맑은 고딕"/>
+                <w:b w:val="false"/>
+                <w:bCs w:val="false"/>
+                <w:sz w:val="19"/>
+                <w:szCs w:val="19"/>
+              </w:rPr>
+              <w:t xml:space="preserve">6</w:t>
+            </w:r>
+          </w:p>
+        </w:tc>
+        <w:tc>
+          <w:tcPr>
+            <w:tcW w:type="dxa" w:w="2300"/>
+            <w:tcMar>
+              <w:top w:type="dxa" w:w="60"/>
+              <w:left w:type="dxa" w:w="100"/>
+              <w:bottom w:type="dxa" w:w="60"/>
+              <w:right w:type="dxa" w:w="100"/>
+            </w:tcMar>
+          </w:tcPr>
+          <w:p>
+            <w:r>
+              <w:rPr>
+                <w:rFonts w:ascii="맑은 고딕" w:cs="맑은 고딕" w:eastAsia="맑은 고딕" w:hAnsi="맑은 고딕"/>
+                <w:b w:val="false"/>
+                <w:bCs w:val="false"/>
+                <w:sz w:val="19"/>
+                <w:szCs w:val="19"/>
+              </w:rPr>
+              <w:t xml:space="preserve">경감: 목적별 분리, 한국어 검증셋 평가·보정, 언론사·주제별 성능 분해</w:t>
+            </w:r>
+          </w:p>
+        </w:tc>
+        <w:tc>
+          <w:tcPr>
+            <w:tcW w:type="dxa" w:w="1700"/>
+            <w:tcMar>
+              <w:top w:type="dxa" w:w="60"/>
+              <w:left w:type="dxa" w:w="100"/>
+              <w:bottom w:type="dxa" w:w="60"/>
+              <w:right w:type="dxa" w:w="100"/>
+            </w:tcMar>
+          </w:tcPr>
+          <w:p>
+            <w:r>
+              <w:rPr>
+                <w:rFonts w:ascii="맑은 고딕" w:cs="맑은 고딕" w:eastAsia="맑은 고딕" w:hAnsi="맑은 고딕"/>
+                <w:b w:val="false"/>
+                <w:bCs w:val="false"/>
+                <w:sz w:val="19"/>
+                <w:szCs w:val="19"/>
+              </w:rPr>
+              <w:t xml:space="preserve">데이터과학자</w:t>
+            </w:r>
+          </w:p>
+        </w:tc>
+      </w:tr>
+      <w:tr>
+        <w:tc>
+          <w:tcPr>
+            <w:tcW w:type="dxa" w:w="900"/>
+            <w:tcMar>
+              <w:top w:type="dxa" w:w="60"/>
+              <w:left w:type="dxa" w:w="100"/>
+              <w:bottom w:type="dxa" w:w="60"/>
+              <w:right w:type="dxa" w:w="100"/>
+            </w:tcMar>
+          </w:tcPr>
+          <w:p>
+            <w:r>
+              <w:rPr>
+                <w:rFonts w:ascii="맑은 고딕" w:cs="맑은 고딕" w:eastAsia="맑은 고딕" w:hAnsi="맑은 고딕"/>
+                <w:b w:val="false"/>
+                <w:bCs w:val="false"/>
+                <w:sz w:val="19"/>
+                <w:szCs w:val="19"/>
+              </w:rPr>
+              <w:t xml:space="preserve">RISK-11</w:t>
+            </w:r>
+          </w:p>
+        </w:tc>
+        <w:tc>
+          <w:tcPr>
+            <w:tcW w:type="dxa" w:w="2300"/>
+            <w:tcMar>
+              <w:top w:type="dxa" w:w="60"/>
+              <w:left w:type="dxa" w:w="100"/>
+              <w:bottom w:type="dxa" w:w="60"/>
+              <w:right w:type="dxa" w:w="100"/>
+            </w:tcMar>
+          </w:tcPr>
+          <w:p>
+            <w:r>
+              <w:rPr>
+                <w:rFonts w:ascii="맑은 고딕" w:cs="맑은 고딕" w:eastAsia="맑은 고딕" w:hAnsi="맑은 고딕"/>
+                <w:b w:val="false"/>
+                <w:bCs w:val="false"/>
+                <w:sz w:val="19"/>
+                <w:szCs w:val="19"/>
+              </w:rPr>
+              <w:t xml:space="preserve">시간 경과(신조어·제목 유행)로 성능 저하(드리프트)</w:t>
+            </w:r>
+          </w:p>
+        </w:tc>
+        <w:tc>
+          <w:tcPr>
+            <w:tcW w:type="dxa" w:w="1000"/>
+            <w:tcMar>
+              <w:top w:type="dxa" w:w="60"/>
+              <w:left w:type="dxa" w:w="100"/>
+              <w:bottom w:type="dxa" w:w="60"/>
+              <w:right w:type="dxa" w:w="100"/>
+            </w:tcMar>
+          </w:tcPr>
+          <w:p>
+            <w:r>
+              <w:rPr>
+                <w:rFonts w:ascii="맑은 고딕" w:cs="맑은 고딕" w:eastAsia="맑은 고딕" w:hAnsi="맑은 고딕"/>
+                <w:b w:val="false"/>
+                <w:bCs w:val="false"/>
+                <w:sz w:val="19"/>
+                <w:szCs w:val="19"/>
+              </w:rPr>
+              <w:t xml:space="preserve">IMPACT-01</w:t>
+            </w:r>
+          </w:p>
+        </w:tc>
+        <w:tc>
+          <w:tcPr>
+            <w:tcW w:type="dxa" w:w="600"/>
+            <w:tcMar>
+              <w:top w:type="dxa" w:w="60"/>
+              <w:left w:type="dxa" w:w="100"/>
+              <w:bottom w:type="dxa" w:w="60"/>
+              <w:right w:type="dxa" w:w="100"/>
+            </w:tcMar>
+          </w:tcPr>
+          <w:p>
+            <w:r>
+              <w:rPr>
+                <w:rFonts w:ascii="맑은 고딕" w:cs="맑은 고딕" w:eastAsia="맑은 고딕" w:hAnsi="맑은 고딕"/>
+                <w:b w:val="false"/>
+                <w:bCs w:val="false"/>
+                <w:sz w:val="19"/>
+                <w:szCs w:val="19"/>
+              </w:rPr>
+              <w:t xml:space="preserve">2</w:t>
+            </w:r>
+          </w:p>
+        </w:tc>
+        <w:tc>
+          <w:tcPr>
+            <w:tcW w:type="dxa" w:w="600"/>
+            <w:tcMar>
+              <w:top w:type="dxa" w:w="60"/>
+              <w:left w:type="dxa" w:w="100"/>
+              <w:bottom w:type="dxa" w:w="60"/>
+              <w:right w:type="dxa" w:w="100"/>
+            </w:tcMar>
+          </w:tcPr>
+          <w:p>
+            <w:r>
+              <w:rPr>
+                <w:rFonts w:ascii="맑은 고딕" w:cs="맑은 고딕" w:eastAsia="맑은 고딕" w:hAnsi="맑은 고딕"/>
+                <w:b w:val="false"/>
+                <w:bCs w:val="false"/>
+                <w:sz w:val="19"/>
+                <w:szCs w:val="19"/>
+              </w:rPr>
+              <w:t xml:space="preserve">2</w:t>
+            </w:r>
+          </w:p>
+        </w:tc>
+        <w:tc>
+          <w:tcPr>
+            <w:tcW w:type="dxa" w:w="600"/>
+            <w:tcMar>
+              <w:top w:type="dxa" w:w="60"/>
+              <w:left w:type="dxa" w:w="100"/>
+              <w:bottom w:type="dxa" w:w="60"/>
+              <w:right w:type="dxa" w:w="100"/>
+            </w:tcMar>
+          </w:tcPr>
+          <w:p>
+            <w:r>
+              <w:rPr>
+                <w:rFonts w:ascii="맑은 고딕" w:cs="맑은 고딕" w:eastAsia="맑은 고딕" w:hAnsi="맑은 고딕"/>
+                <w:b w:val="false"/>
+                <w:bCs w:val="false"/>
+                <w:sz w:val="19"/>
+                <w:szCs w:val="19"/>
+              </w:rPr>
+              <w:t xml:space="preserve">4</w:t>
+            </w:r>
+          </w:p>
+        </w:tc>
+        <w:tc>
+          <w:tcPr>
+            <w:tcW w:type="dxa" w:w="2300"/>
+            <w:tcMar>
+              <w:top w:type="dxa" w:w="60"/>
+              <w:left w:type="dxa" w:w="100"/>
+              <w:bottom w:type="dxa" w:w="60"/>
+              <w:right w:type="dxa" w:w="100"/>
+            </w:tcMar>
+          </w:tcPr>
+          <w:p>
+            <w:r>
+              <w:rPr>
+                <w:rFonts w:ascii="맑은 고딕" w:cs="맑은 고딕" w:eastAsia="맑은 고딕" w:hAnsi="맑은 고딕"/>
+                <w:b w:val="false"/>
+                <w:bCs w:val="false"/>
+                <w:sz w:val="19"/>
+                <w:szCs w:val="19"/>
+              </w:rPr>
+              <w:t xml:space="preserve">경감: 주기적 재평가, 임계값·보정 재조정 이력 기록</w:t>
+            </w:r>
+          </w:p>
+        </w:tc>
+        <w:tc>
+          <w:tcPr>
+            <w:tcW w:type="dxa" w:w="1700"/>
+            <w:tcMar>
+              <w:top w:type="dxa" w:w="60"/>
+              <w:left w:type="dxa" w:w="100"/>
+              <w:bottom w:type="dxa" w:w="60"/>
+              <w:right w:type="dxa" w:w="100"/>
+            </w:tcMar>
+          </w:tcPr>
+          <w:p>
+            <w:r>
+              <w:rPr>
+                <w:rFonts w:ascii="맑은 고딕" w:cs="맑은 고딕" w:eastAsia="맑은 고딕" w:hAnsi="맑은 고딕"/>
+                <w:b w:val="false"/>
+                <w:bCs w:val="false"/>
+                <w:sz w:val="19"/>
+                <w:szCs w:val="19"/>
+              </w:rPr>
+              <w:t xml:space="preserve">데이터과학자·AI엔지니어</w:t>
+            </w:r>
+          </w:p>
+        </w:tc>
+      </w:tr>
+      <w:tr>
+        <w:tc>
+          <w:tcPr>
+            <w:tcW w:type="dxa" w:w="900"/>
+            <w:tcMar>
+              <w:top w:type="dxa" w:w="60"/>
+              <w:left w:type="dxa" w:w="100"/>
+              <w:bottom w:type="dxa" w:w="60"/>
+              <w:right w:type="dxa" w:w="100"/>
+            </w:tcMar>
+          </w:tcPr>
+          <w:p>
+            <w:r>
+              <w:rPr>
+                <w:rFonts w:ascii="맑은 고딕" w:cs="맑은 고딕" w:eastAsia="맑은 고딕" w:hAnsi="맑은 고딕"/>
+                <w:b w:val="false"/>
+                <w:bCs w:val="false"/>
+                <w:sz w:val="19"/>
+                <w:szCs w:val="19"/>
+              </w:rPr>
+              <w:t xml:space="preserve">RISK-12</w:t>
+            </w:r>
+          </w:p>
+        </w:tc>
+        <w:tc>
+          <w:tcPr>
+            <w:tcW w:type="dxa" w:w="2300"/>
+            <w:tcMar>
+              <w:top w:type="dxa" w:w="60"/>
+              <w:left w:type="dxa" w:w="100"/>
+              <w:bottom w:type="dxa" w:w="60"/>
+              <w:right w:type="dxa" w:w="100"/>
+            </w:tcMar>
+          </w:tcPr>
+          <w:p>
+            <w:r>
+              <w:rPr>
+                <w:rFonts w:ascii="맑은 고딕" w:cs="맑은 고딕" w:eastAsia="맑은 고딕" w:hAnsi="맑은 고딕"/>
+                <w:b w:val="false"/>
+                <w:bCs w:val="false"/>
+                <w:sz w:val="19"/>
+                <w:szCs w:val="19"/>
+              </w:rPr>
+              <w:t xml:space="preserve">② 검증 Agent의 외부 검색(RAG)에서 신뢰할 수 없는 출처 인용·검색 결과 오염 (확장 기능, 개념 수준)</w:t>
+            </w:r>
+          </w:p>
+        </w:tc>
+        <w:tc>
+          <w:tcPr>
+            <w:tcW w:type="dxa" w:w="1000"/>
+            <w:tcMar>
+              <w:top w:type="dxa" w:w="60"/>
+              <w:left w:type="dxa" w:w="100"/>
+              <w:bottom w:type="dxa" w:w="60"/>
+              <w:right w:type="dxa" w:w="100"/>
+            </w:tcMar>
+          </w:tcPr>
+          <w:p>
+            <w:r>
+              <w:rPr>
+                <w:rFonts w:ascii="맑은 고딕" w:cs="맑은 고딕" w:eastAsia="맑은 고딕" w:hAnsi="맑은 고딕"/>
+                <w:b w:val="false"/>
+                <w:bCs w:val="false"/>
+                <w:sz w:val="19"/>
+                <w:szCs w:val="19"/>
+              </w:rPr>
+              <w:t xml:space="preserve">IMPACT-01,02</w:t>
+            </w:r>
+          </w:p>
+        </w:tc>
+        <w:tc>
+          <w:tcPr>
+            <w:tcW w:type="dxa" w:w="600"/>
+            <w:tcMar>
+              <w:top w:type="dxa" w:w="60"/>
+              <w:left w:type="dxa" w:w="100"/>
+              <w:bottom w:type="dxa" w:w="60"/>
+              <w:right w:type="dxa" w:w="100"/>
+            </w:tcMar>
+          </w:tcPr>
+          <w:p>
+            <w:r>
+              <w:rPr>
+                <w:rFonts w:ascii="맑은 고딕" w:cs="맑은 고딕" w:eastAsia="맑은 고딕" w:hAnsi="맑은 고딕"/>
+                <w:b w:val="false"/>
+                <w:bCs w:val="false"/>
+                <w:sz w:val="19"/>
+                <w:szCs w:val="19"/>
+              </w:rPr>
+              <w:t xml:space="preserve">2</w:t>
+            </w:r>
+          </w:p>
+        </w:tc>
+        <w:tc>
+          <w:tcPr>
+            <w:tcW w:type="dxa" w:w="600"/>
+            <w:tcMar>
+              <w:top w:type="dxa" w:w="60"/>
+              <w:left w:type="dxa" w:w="100"/>
+              <w:bottom w:type="dxa" w:w="60"/>
+              <w:right w:type="dxa" w:w="100"/>
+            </w:tcMar>
+          </w:tcPr>
+          <w:p>
+            <w:r>
+              <w:rPr>
+                <w:rFonts w:ascii="맑은 고딕" w:cs="맑은 고딕" w:eastAsia="맑은 고딕" w:hAnsi="맑은 고딕"/>
+                <w:b w:val="false"/>
+                <w:bCs w:val="false"/>
+                <w:sz w:val="19"/>
+                <w:szCs w:val="19"/>
+              </w:rPr>
+              <w:t xml:space="preserve">2</w:t>
+            </w:r>
+          </w:p>
+        </w:tc>
+        <w:tc>
+          <w:tcPr>
+            <w:tcW w:type="dxa" w:w="600"/>
+            <w:tcMar>
+              <w:top w:type="dxa" w:w="60"/>
+              <w:left w:type="dxa" w:w="100"/>
+              <w:bottom w:type="dxa" w:w="60"/>
+              <w:right w:type="dxa" w:w="100"/>
+            </w:tcMar>
+          </w:tcPr>
+          <w:p>
+            <w:r>
+              <w:rPr>
+                <w:rFonts w:ascii="맑은 고딕" w:cs="맑은 고딕" w:eastAsia="맑은 고딕" w:hAnsi="맑은 고딕"/>
+                <w:b w:val="false"/>
+                <w:bCs w:val="false"/>
+                <w:sz w:val="19"/>
+                <w:szCs w:val="19"/>
+              </w:rPr>
+              <w:t xml:space="preserve">4</w:t>
+            </w:r>
+          </w:p>
+        </w:tc>
+        <w:tc>
+          <w:tcPr>
+            <w:tcW w:type="dxa" w:w="2300"/>
+            <w:tcMar>
+              <w:top w:type="dxa" w:w="60"/>
+              <w:left w:type="dxa" w:w="100"/>
+              <w:bottom w:type="dxa" w:w="60"/>
+              <w:right w:type="dxa" w:w="100"/>
+            </w:tcMar>
+          </w:tcPr>
+          <w:p>
+            <w:r>
+              <w:rPr>
+                <w:rFonts w:ascii="맑은 고딕" w:cs="맑은 고딕" w:eastAsia="맑은 고딕" w:hAnsi="맑은 고딕"/>
+                <w:b w:val="false"/>
+                <w:bCs w:val="false"/>
+                <w:sz w:val="19"/>
+                <w:szCs w:val="19"/>
+              </w:rPr>
+              <w:t xml:space="preserve">경감: 출처 화이트리스트·링크 병기, 검색 결과 격리, 최종 사실 판단은 사람</w:t>
+            </w:r>
+          </w:p>
+        </w:tc>
+        <w:tc>
+          <w:tcPr>
+            <w:tcW w:type="dxa" w:w="1700"/>
+            <w:tcMar>
+              <w:top w:type="dxa" w:w="60"/>
+              <w:left w:type="dxa" w:w="100"/>
+              <w:bottom w:type="dxa" w:w="60"/>
+              <w:right w:type="dxa" w:w="100"/>
+            </w:tcMar>
+          </w:tcPr>
+          <w:p>
+            <w:r>
+              <w:rPr>
+                <w:rFonts w:ascii="맑은 고딕" w:cs="맑은 고딕" w:eastAsia="맑은 고딕" w:hAnsi="맑은 고딕"/>
+                <w:b w:val="false"/>
+                <w:bCs w:val="false"/>
+                <w:sz w:val="19"/>
+                <w:szCs w:val="19"/>
+              </w:rPr>
+              <w:t xml:space="preserve">AI엔지니어</w:t>
             </w:r>
           </w:p>
         </w:tc>
@@ -6398,6 +7384,194 @@
                 <w:szCs w:val="19"/>
               </w:rPr>
               <w:t xml:space="preserve">사실 검증은 ② 검증 Agent 영역. “사실 여부를 보증하지 않는다”는 점을 검토자에게 고지</w:t>
+            </w:r>
+          </w:p>
+        </w:tc>
+      </w:tr>
+      <w:tr>
+        <w:tc>
+          <w:tcPr>
+            <w:tcW w:type="dxa" w:w="1100"/>
+            <w:tcMar>
+              <w:top w:type="dxa" w:w="60"/>
+              <w:left w:type="dxa" w:w="100"/>
+              <w:bottom w:type="dxa" w:w="60"/>
+              <w:right w:type="dxa" w:w="100"/>
+            </w:tcMar>
+          </w:tcPr>
+          <w:p>
+            <w:r>
+              <w:rPr>
+                <w:rFonts w:ascii="맑은 고딕" w:cs="맑은 고딕" w:eastAsia="맑은 고딕" w:hAnsi="맑은 고딕"/>
+                <w:b w:val="false"/>
+                <w:bCs w:val="false"/>
+                <w:sz w:val="19"/>
+                <w:szCs w:val="19"/>
+              </w:rPr>
+              <w:t xml:space="preserve">RISK-08</w:t>
+            </w:r>
+          </w:p>
+        </w:tc>
+        <w:tc>
+          <w:tcPr>
+            <w:tcW w:type="dxa" w:w="3900"/>
+            <w:tcMar>
+              <w:top w:type="dxa" w:w="60"/>
+              <w:left w:type="dxa" w:w="100"/>
+              <w:bottom w:type="dxa" w:w="60"/>
+              <w:right w:type="dxa" w:w="100"/>
+            </w:tcMar>
+          </w:tcPr>
+          <w:p>
+            <w:r>
+              <w:rPr>
+                <w:rFonts w:ascii="맑은 고딕" w:cs="맑은 고딕" w:eastAsia="맑은 고딕" w:hAnsi="맑은 고딕"/>
+                <w:b w:val="false"/>
+                <w:bCs w:val="false"/>
+                <w:sz w:val="19"/>
+                <w:szCs w:val="19"/>
+              </w:rPr>
+              <w:t xml:space="preserve">인젝션 기법이 진화해 완전 차단은 어려움</w:t>
+            </w:r>
+          </w:p>
+        </w:tc>
+        <w:tc>
+          <w:tcPr>
+            <w:tcW w:type="dxa" w:w="1500"/>
+            <w:tcMar>
+              <w:top w:type="dxa" w:w="60"/>
+              <w:left w:type="dxa" w:w="100"/>
+              <w:bottom w:type="dxa" w:w="60"/>
+              <w:right w:type="dxa" w:w="100"/>
+            </w:tcMar>
+          </w:tcPr>
+          <w:p>
+            <w:r>
+              <w:rPr>
+                <w:rFonts w:ascii="맑은 고딕" w:cs="맑은 고딕" w:eastAsia="맑은 고딕" w:hAnsi="맑은 고딕"/>
+                <w:b w:val="false"/>
+                <w:bCs w:val="false"/>
+                <w:sz w:val="19"/>
+                <w:szCs w:val="19"/>
+              </w:rPr>
+              <w:t xml:space="preserve">수용(모니터링)</w:t>
+            </w:r>
+          </w:p>
+        </w:tc>
+        <w:tc>
+          <w:tcPr>
+            <w:tcW w:type="dxa" w:w="3400"/>
+            <w:tcMar>
+              <w:top w:type="dxa" w:w="60"/>
+              <w:left w:type="dxa" w:w="100"/>
+              <w:bottom w:type="dxa" w:w="60"/>
+              <w:right w:type="dxa" w:w="100"/>
+            </w:tcMar>
+          </w:tcPr>
+          <w:p>
+            <w:r>
+              <w:rPr>
+                <w:rFonts w:ascii="맑은 고딕" w:cs="맑은 고딕" w:eastAsia="맑은 고딕" w:hAnsi="맑은 고딕"/>
+                <w:b w:val="false"/>
+                <w:bCs w:val="false"/>
+                <w:sz w:val="19"/>
+                <w:szCs w:val="19"/>
+              </w:rPr>
+              <w:t xml:space="preserve">입력 격리·출력 제약과 사람 결정 단계로 피해 확산 제한, 검토자 신고 사례를 통제 개선에 반영</w:t>
+            </w:r>
+          </w:p>
+        </w:tc>
+      </w:tr>
+      <w:tr>
+        <w:tc>
+          <w:tcPr>
+            <w:tcW w:type="dxa" w:w="1100"/>
+            <w:tcMar>
+              <w:top w:type="dxa" w:w="60"/>
+              <w:left w:type="dxa" w:w="100"/>
+              <w:bottom w:type="dxa" w:w="60"/>
+              <w:right w:type="dxa" w:w="100"/>
+            </w:tcMar>
+          </w:tcPr>
+          <w:p>
+            <w:r>
+              <w:rPr>
+                <w:rFonts w:ascii="맑은 고딕" w:cs="맑은 고딕" w:eastAsia="맑은 고딕" w:hAnsi="맑은 고딕"/>
+                <w:b w:val="false"/>
+                <w:bCs w:val="false"/>
+                <w:sz w:val="19"/>
+                <w:szCs w:val="19"/>
+              </w:rPr>
+              <w:t xml:space="preserve">RISK-10</w:t>
+            </w:r>
+          </w:p>
+        </w:tc>
+        <w:tc>
+          <w:tcPr>
+            <w:tcW w:type="dxa" w:w="3900"/>
+            <w:tcMar>
+              <w:top w:type="dxa" w:w="60"/>
+              <w:left w:type="dxa" w:w="100"/>
+              <w:bottom w:type="dxa" w:w="60"/>
+              <w:right w:type="dxa" w:w="100"/>
+            </w:tcMar>
+          </w:tcPr>
+          <w:p>
+            <w:r>
+              <w:rPr>
+                <w:rFonts w:ascii="맑은 고딕" w:cs="맑은 고딕" w:eastAsia="맑은 고딕" w:hAnsi="맑은 고딕"/>
+                <w:b w:val="false"/>
+                <w:bCs w:val="false"/>
+                <w:sz w:val="19"/>
+                <w:szCs w:val="19"/>
+              </w:rPr>
+              <w:t xml:space="preserve">영어 보조 데이터의 기준이 한국어 기사에 그대로 맞지 않을 가능성</w:t>
+            </w:r>
+          </w:p>
+        </w:tc>
+        <w:tc>
+          <w:tcPr>
+            <w:tcW w:type="dxa" w:w="1500"/>
+            <w:tcMar>
+              <w:top w:type="dxa" w:w="60"/>
+              <w:left w:type="dxa" w:w="100"/>
+              <w:bottom w:type="dxa" w:w="60"/>
+              <w:right w:type="dxa" w:w="100"/>
+            </w:tcMar>
+          </w:tcPr>
+          <w:p>
+            <w:r>
+              <w:rPr>
+                <w:rFonts w:ascii="맑은 고딕" w:cs="맑은 고딕" w:eastAsia="맑은 고딕" w:hAnsi="맑은 고딕"/>
+                <w:b w:val="false"/>
+                <w:bCs w:val="false"/>
+                <w:sz w:val="19"/>
+                <w:szCs w:val="19"/>
+              </w:rPr>
+              <w:t xml:space="preserve">수용(검증 후 조정)</w:t>
+            </w:r>
+          </w:p>
+        </w:tc>
+        <w:tc>
+          <w:tcPr>
+            <w:tcW w:type="dxa" w:w="3400"/>
+            <w:tcMar>
+              <w:top w:type="dxa" w:w="60"/>
+              <w:left w:type="dxa" w:w="100"/>
+              <w:bottom w:type="dxa" w:w="60"/>
+              <w:right w:type="dxa" w:w="100"/>
+            </w:tcMar>
+          </w:tcPr>
+          <w:p>
+            <w:r>
+              <w:rPr>
+                <w:rFonts w:ascii="맑은 고딕" w:cs="맑은 고딕" w:eastAsia="맑은 고딕" w:hAnsi="맑은 고딕"/>
+                <w:b w:val="false"/>
+                <w:bCs w:val="false"/>
+                <w:sz w:val="19"/>
+                <w:szCs w:val="19"/>
+              </w:rPr>
+              <w:t xml:space="preserve">보조 데이터는 인간 검토 기준 설정·비교용으로만 사용, 최종 평가는 한국어 데이터 기준</w:t>
             </w:r>
           </w:p>
         </w:tc>
@@ -6452,7 +7626,7 @@
         <w:rPr>
           <w:rFonts w:ascii="맑은 고딕" w:cs="맑은 고딕" w:eastAsia="맑은 고딕" w:hAnsi="맑은 고딕"/>
         </w:rPr>
-        <w:t xml:space="preserve">경감: 기술적·프로세스적 완화 조치 (RISK-01, 02, 03, 06)</w:t>
+        <w:t xml:space="preserve">경감: 기술적·프로세스적 완화 조치 (RISK-01, 02, 03, 06, 08, 09, 10, 11, 12)</w:t>
       </w:r>
     </w:p>
     <w:p>
@@ -6651,7 +7825,7 @@
                 <w:sz w:val="19"/>
                 <w:szCs w:val="19"/>
               </w:rPr>
-              <w:t xml:space="preserve">재현율(클릭베이트를 놓치지 않는 것)을 우선하되, 그 대가로 늘어나는 오탐·과잉 차단은 애매한 구간(신뢰도 0.4~0.6, 초기값)을 전부 사람에게 이관하는 방식으로 제어</w:t>
+              <w:t xml:space="preserve">재현율(클릭베이트를 놓치지 않는 것)을 우선하되, 그 대가로 늘어나는 오탐·과잉 차단은 애매한 경우(conformal 예측집합이 {클릭베이트, 정상}을 모두 포함하거나 공집합인 경우)를 전부 사람에게 이관하는 방식으로 제어</w:t>
             </w:r>
           </w:p>
         </w:tc>
@@ -7022,7 +8196,7 @@
                 <w:sz w:val="19"/>
                 <w:szCs w:val="19"/>
               </w:rPr>
-              <w:t xml:space="preserve">신뢰도 임계값</w:t>
+              <w:t xml:space="preserve">애매 구간 판정 (Conformal)</w:t>
             </w:r>
           </w:p>
         </w:tc>
@@ -7045,7 +8219,7 @@
                 <w:sz w:val="19"/>
                 <w:szCs w:val="19"/>
               </w:rPr>
-              <w:t xml:space="preserve">신뢰도 0.4~0.6 구간(초기값)을 “애매함”으로 분류해 자동판정하지 않고 인간에게 이관. 신뢰도 보정 결과와 검증 데이터로 재조정</w:t>
+              <w:t xml:space="preserve">한국어 보정 셋(AI-Hub 일부, 튜닝·테스트와 분리)에서 비적합도 s(x,y)=1−p̂(y∣x)의 분위수 q̂를 계산하고, 예측집합이 {클릭베이트, 정상}을 모두 포함하거나 공집합이면 “애매함”으로 보고 자동판정하지 않고 인간에게 이관</w:t>
             </w:r>
           </w:p>
         </w:tc>
@@ -7070,7 +8244,7 @@
                 <w:sz w:val="19"/>
                 <w:szCs w:val="19"/>
               </w:rPr>
-              <w:t xml:space="preserve">신뢰도 보정</w:t>
+              <w:t xml:space="preserve">보장과 허용 오류(α)</w:t>
             </w:r>
           </w:p>
         </w:tc>
@@ -7093,7 +8267,7 @@
                 <w:sz w:val="19"/>
                 <w:szCs w:val="19"/>
               </w:rPr>
-              <w:t xml:space="preserve">AI가 출력하는 신뢰도가 실제 정답률과 맞는지 검증 데이터로 점검(신뢰도 구간별 정답률, ECE 등)하고 필요시 보정. 보정되지 않은 신뢰도로는 “애매한 구간”의 의미가 성립하지 않으므로 임계값의 전제 조건으로 둠</w:t>
+              <w:t xml:space="preserve">클래스 조건부(Mondrian) conformal로 P(클릭베이트 ∈ C(x) ∣ 정답=클릭베이트) ≥ 1−α 확보(= 확정 판정 또는 인간 이관에 포함). α는 “놓칠 확률 허용치”로 재현율 우선과 오탐 증가(검토 부담) 사이의 위험 허용도 파라미터이며 AI기획자가 정하고 근거를 기록</w:t>
             </w:r>
           </w:p>
         </w:tc>
@@ -7118,7 +8292,7 @@
                 <w:sz w:val="19"/>
                 <w:szCs w:val="19"/>
               </w:rPr>
-              <w:t xml:space="preserve">임계값 설정 주체</w:t>
+              <w:t xml:space="preserve">전제와 한계</w:t>
             </w:r>
           </w:p>
         </w:tc>
@@ -7141,7 +8315,7 @@
                 <w:sz w:val="19"/>
                 <w:szCs w:val="19"/>
               </w:rPr>
-              <w:t xml:space="preserve">AI기획자가 초기값을 정하고 팀 논의로 확정 — “정확하다”는 팀이 운영적으로 정의한 합의값</w:t>
+              <w:t xml:space="preserve">보장은 교환가능성(보정 셋과 운영 데이터가 같은 분포)을 전제로 한 주변(marginal) 보장이며 개별 기사·하위집단별 보장은 아님. 한국어 AI-Hub만 보정에 사용(영어 Webis는 분포가 달라 제외), 분포 변화(RISK-10·11) 시 보정 셋 갱신</w:t>
             </w:r>
           </w:p>
         </w:tc>
@@ -7166,6 +8340,102 @@
                 <w:sz w:val="19"/>
                 <w:szCs w:val="19"/>
               </w:rPr>
+              <w:t xml:space="preserve">확률 품질 점검</w:t>
+            </w:r>
+          </w:p>
+        </w:tc>
+        <w:tc>
+          <w:tcPr>
+            <w:tcW w:type="dxa" w:w="7600"/>
+            <w:tcMar>
+              <w:top w:type="dxa" w:w="60"/>
+              <w:left w:type="dxa" w:w="100"/>
+              <w:bottom w:type="dxa" w:w="60"/>
+              <w:right w:type="dxa" w:w="100"/>
+            </w:tcMar>
+          </w:tcPr>
+          <w:p>
+            <w:r>
+              <w:rPr>
+                <w:rFonts w:ascii="맑은 고딕" w:cs="맑은 고딕" w:eastAsia="맑은 고딕" w:hAnsi="맑은 고딕"/>
+                <w:b w:val="false"/>
+                <w:bCs w:val="false"/>
+                <w:sz w:val="19"/>
+                <w:szCs w:val="19"/>
+              </w:rPr>
+              <w:t xml:space="preserve">conformal의 비적합도에 쓰는 라벨 토큰 확률이 실제 정답률과 맞는지 점검(확률 구간별 정답률, ECE)하여 점수의 품질 확인</w:t>
+            </w:r>
+          </w:p>
+        </w:tc>
+      </w:tr>
+      <w:tr>
+        <w:tc>
+          <w:tcPr>
+            <w:tcW w:type="dxa" w:w="2000"/>
+            <w:tcMar>
+              <w:top w:type="dxa" w:w="60"/>
+              <w:left w:type="dxa" w:w="100"/>
+              <w:bottom w:type="dxa" w:w="60"/>
+              <w:right w:type="dxa" w:w="100"/>
+            </w:tcMar>
+          </w:tcPr>
+          <w:p>
+            <w:r>
+              <w:rPr>
+                <w:rFonts w:ascii="맑은 고딕" w:cs="맑은 고딕" w:eastAsia="맑은 고딕" w:hAnsi="맑은 고딕"/>
+                <w:b w:val="false"/>
+                <w:bCs w:val="false"/>
+                <w:sz w:val="19"/>
+                <w:szCs w:val="19"/>
+              </w:rPr>
+              <w:t xml:space="preserve">임계값 설정 주체</w:t>
+            </w:r>
+          </w:p>
+        </w:tc>
+        <w:tc>
+          <w:tcPr>
+            <w:tcW w:type="dxa" w:w="7600"/>
+            <w:tcMar>
+              <w:top w:type="dxa" w:w="60"/>
+              <w:left w:type="dxa" w:w="100"/>
+              <w:bottom w:type="dxa" w:w="60"/>
+              <w:right w:type="dxa" w:w="100"/>
+            </w:tcMar>
+          </w:tcPr>
+          <w:p>
+            <w:r>
+              <w:rPr>
+                <w:rFonts w:ascii="맑은 고딕" w:cs="맑은 고딕" w:eastAsia="맑은 고딕" w:hAnsi="맑은 고딕"/>
+                <w:b w:val="false"/>
+                <w:bCs w:val="false"/>
+                <w:sz w:val="19"/>
+                <w:szCs w:val="19"/>
+              </w:rPr>
+              <w:t xml:space="preserve">AI기획자가 초기값을 정하고 팀 논의로 확정 — “정확하다”는 팀이 운영적으로 정의한 합의값</w:t>
+            </w:r>
+          </w:p>
+        </w:tc>
+      </w:tr>
+      <w:tr>
+        <w:tc>
+          <w:tcPr>
+            <w:tcW w:type="dxa" w:w="2000"/>
+            <w:tcMar>
+              <w:top w:type="dxa" w:w="60"/>
+              <w:left w:type="dxa" w:w="100"/>
+              <w:bottom w:type="dxa" w:w="60"/>
+              <w:right w:type="dxa" w:w="100"/>
+            </w:tcMar>
+          </w:tcPr>
+          <w:p>
+            <w:r>
+              <w:rPr>
+                <w:rFonts w:ascii="맑은 고딕" w:cs="맑은 고딕" w:eastAsia="맑은 고딕" w:hAnsi="맑은 고딕"/>
+                <w:b w:val="false"/>
+                <w:bCs w:val="false"/>
+                <w:sz w:val="19"/>
+                <w:szCs w:val="19"/>
+              </w:rPr>
               <w:t xml:space="preserve">판단 불일치 시 처리</w:t>
             </w:r>
           </w:p>
@@ -7190,6 +8460,1112 @@
                 <w:szCs w:val="19"/>
               </w:rPr>
               <w:t xml:space="preserve">검토자 간 최종 판단이 다른 경우의 처리 절차는 BaseKit 5(인간감독 운영계획) 참고</w:t>
+            </w:r>
+          </w:p>
+        </w:tc>
+      </w:tr>
+    </w:tbl>
+    <w:p>
+      <w:pPr>
+        <w:pStyle w:val="Heading2"/>
+        <w:spacing w:after="120" w:before="240"/>
+      </w:pPr>
+      <w:r>
+        <w:t xml:space="preserve">2-7. 역할 분담 (RACI)</w:t>
+      </w:r>
+    </w:p>
+    <w:p>
+      <w:pPr>
+        <w:spacing w:after="120"/>
+      </w:pPr>
+      <w:r>
+        <w:rPr>
+          <w:rFonts w:ascii="맑은 고딕" w:cs="맑은 고딕" w:eastAsia="맑은 고딕" w:hAnsi="맑은 고딕"/>
+          <w:i/>
+          <w:iCs/>
+          <w:color w:val="555555"/>
+          <w:sz w:val="18"/>
+          <w:szCs w:val="18"/>
+        </w:rPr>
+        <w:t xml:space="preserve">R=실행 / A=최종 책임 / C=협의 / I=공유. 3개 필수 역할 기준 초안이며 실제 팀원 배정은 팀 확인 후 확정한다.</w:t>
+      </w:r>
+    </w:p>
+    <w:tbl>
+      <w:tblPr>
+        <w:tblW w:type="dxa" w:w="9600"/>
+        <w:tblBorders>
+          <w:top w:val="single" w:color="auto" w:sz="4"/>
+          <w:left w:val="single" w:color="auto" w:sz="4"/>
+          <w:bottom w:val="single" w:color="auto" w:sz="4"/>
+          <w:right w:val="single" w:color="auto" w:sz="4"/>
+          <w:insideH w:val="single" w:color="auto" w:sz="4"/>
+          <w:insideV w:val="single" w:color="auto" w:sz="4"/>
+        </w:tblBorders>
+      </w:tblPr>
+      <w:tblGrid>
+        <w:gridCol w:w="3400"/>
+        <w:gridCol w:w="1500"/>
+        <w:gridCol w:w="1600"/>
+        <w:gridCol w:w="1600"/>
+        <w:gridCol w:w="1500"/>
+      </w:tblGrid>
+      <w:tr>
+        <w:trPr>
+          <w:tblHeader/>
+        </w:trPr>
+        <w:tc>
+          <w:tcPr>
+            <w:tcW w:type="dxa" w:w="3400"/>
+            <w:shd w:fill="D9D9F3" w:val="clear"/>
+            <w:tcMar>
+              <w:top w:type="dxa" w:w="60"/>
+              <w:left w:type="dxa" w:w="100"/>
+              <w:bottom w:type="dxa" w:w="60"/>
+              <w:right w:type="dxa" w:w="100"/>
+            </w:tcMar>
+          </w:tcPr>
+          <w:p>
+            <w:r>
+              <w:rPr>
+                <w:rFonts w:ascii="맑은 고딕" w:cs="맑은 고딕" w:eastAsia="맑은 고딕" w:hAnsi="맑은 고딕"/>
+                <w:b/>
+                <w:bCs/>
+                <w:sz w:val="20"/>
+                <w:szCs w:val="20"/>
+              </w:rPr>
+              <w:t xml:space="preserve">활동</w:t>
+            </w:r>
+          </w:p>
+        </w:tc>
+        <w:tc>
+          <w:tcPr>
+            <w:tcW w:type="dxa" w:w="1500"/>
+            <w:shd w:fill="D9D9F3" w:val="clear"/>
+            <w:tcMar>
+              <w:top w:type="dxa" w:w="60"/>
+              <w:left w:type="dxa" w:w="100"/>
+              <w:bottom w:type="dxa" w:w="60"/>
+              <w:right w:type="dxa" w:w="100"/>
+            </w:tcMar>
+          </w:tcPr>
+          <w:p>
+            <w:r>
+              <w:rPr>
+                <w:rFonts w:ascii="맑은 고딕" w:cs="맑은 고딕" w:eastAsia="맑은 고딕" w:hAnsi="맑은 고딕"/>
+                <w:b/>
+                <w:bCs/>
+                <w:sz w:val="20"/>
+                <w:szCs w:val="20"/>
+              </w:rPr>
+              <w:t xml:space="preserve">AI 기획자</w:t>
+            </w:r>
+          </w:p>
+        </w:tc>
+        <w:tc>
+          <w:tcPr>
+            <w:tcW w:type="dxa" w:w="1600"/>
+            <w:shd w:fill="D9D9F3" w:val="clear"/>
+            <w:tcMar>
+              <w:top w:type="dxa" w:w="60"/>
+              <w:left w:type="dxa" w:w="100"/>
+              <w:bottom w:type="dxa" w:w="60"/>
+              <w:right w:type="dxa" w:w="100"/>
+            </w:tcMar>
+          </w:tcPr>
+          <w:p>
+            <w:r>
+              <w:rPr>
+                <w:rFonts w:ascii="맑은 고딕" w:cs="맑은 고딕" w:eastAsia="맑은 고딕" w:hAnsi="맑은 고딕"/>
+                <w:b/>
+                <w:bCs/>
+                <w:sz w:val="20"/>
+                <w:szCs w:val="20"/>
+              </w:rPr>
+              <w:t xml:space="preserve">데이터 과학자</w:t>
+            </w:r>
+          </w:p>
+        </w:tc>
+        <w:tc>
+          <w:tcPr>
+            <w:tcW w:type="dxa" w:w="1600"/>
+            <w:shd w:fill="D9D9F3" w:val="clear"/>
+            <w:tcMar>
+              <w:top w:type="dxa" w:w="60"/>
+              <w:left w:type="dxa" w:w="100"/>
+              <w:bottom w:type="dxa" w:w="60"/>
+              <w:right w:type="dxa" w:w="100"/>
+            </w:tcMar>
+          </w:tcPr>
+          <w:p>
+            <w:r>
+              <w:rPr>
+                <w:rFonts w:ascii="맑은 고딕" w:cs="맑은 고딕" w:eastAsia="맑은 고딕" w:hAnsi="맑은 고딕"/>
+                <w:b/>
+                <w:bCs/>
+                <w:sz w:val="20"/>
+                <w:szCs w:val="20"/>
+              </w:rPr>
+              <w:t xml:space="preserve">AI 엔지니어</w:t>
+            </w:r>
+          </w:p>
+        </w:tc>
+        <w:tc>
+          <w:tcPr>
+            <w:tcW w:type="dxa" w:w="1500"/>
+            <w:shd w:fill="D9D9F3" w:val="clear"/>
+            <w:tcMar>
+              <w:top w:type="dxa" w:w="60"/>
+              <w:left w:type="dxa" w:w="100"/>
+              <w:bottom w:type="dxa" w:w="60"/>
+              <w:right w:type="dxa" w:w="100"/>
+            </w:tcMar>
+          </w:tcPr>
+          <w:p>
+            <w:r>
+              <w:rPr>
+                <w:rFonts w:ascii="맑은 고딕" w:cs="맑은 고딕" w:eastAsia="맑은 고딕" w:hAnsi="맑은 고딕"/>
+                <w:b/>
+                <w:bCs/>
+                <w:sz w:val="20"/>
+                <w:szCs w:val="20"/>
+              </w:rPr>
+              <w:t xml:space="preserve">검토자(운영팀)</w:t>
+            </w:r>
+          </w:p>
+        </w:tc>
+      </w:tr>
+      <w:tr>
+        <w:tc>
+          <w:tcPr>
+            <w:tcW w:type="dxa" w:w="3400"/>
+            <w:tcMar>
+              <w:top w:type="dxa" w:w="60"/>
+              <w:left w:type="dxa" w:w="100"/>
+              <w:bottom w:type="dxa" w:w="60"/>
+              <w:right w:type="dxa" w:w="100"/>
+            </w:tcMar>
+          </w:tcPr>
+          <w:p>
+            <w:r>
+              <w:rPr>
+                <w:rFonts w:ascii="맑은 고딕" w:cs="맑은 고딕" w:eastAsia="맑은 고딕" w:hAnsi="맑은 고딕"/>
+                <w:b w:val="false"/>
+                <w:bCs w:val="false"/>
+                <w:sz w:val="19"/>
+                <w:szCs w:val="19"/>
+              </w:rPr>
+              <w:t xml:space="preserve">서비스 정의·영향 분석·위험 등록부 관리</w:t>
+            </w:r>
+          </w:p>
+        </w:tc>
+        <w:tc>
+          <w:tcPr>
+            <w:tcW w:type="dxa" w:w="1500"/>
+            <w:tcMar>
+              <w:top w:type="dxa" w:w="60"/>
+              <w:left w:type="dxa" w:w="100"/>
+              <w:bottom w:type="dxa" w:w="60"/>
+              <w:right w:type="dxa" w:w="100"/>
+            </w:tcMar>
+          </w:tcPr>
+          <w:p>
+            <w:r>
+              <w:rPr>
+                <w:rFonts w:ascii="맑은 고딕" w:cs="맑은 고딕" w:eastAsia="맑은 고딕" w:hAnsi="맑은 고딕"/>
+                <w:b w:val="false"/>
+                <w:bCs w:val="false"/>
+                <w:sz w:val="19"/>
+                <w:szCs w:val="19"/>
+              </w:rPr>
+              <w:t xml:space="preserve">A/R</w:t>
+            </w:r>
+          </w:p>
+        </w:tc>
+        <w:tc>
+          <w:tcPr>
+            <w:tcW w:type="dxa" w:w="1600"/>
+            <w:tcMar>
+              <w:top w:type="dxa" w:w="60"/>
+              <w:left w:type="dxa" w:w="100"/>
+              <w:bottom w:type="dxa" w:w="60"/>
+              <w:right w:type="dxa" w:w="100"/>
+            </w:tcMar>
+          </w:tcPr>
+          <w:p>
+            <w:r>
+              <w:rPr>
+                <w:rFonts w:ascii="맑은 고딕" w:cs="맑은 고딕" w:eastAsia="맑은 고딕" w:hAnsi="맑은 고딕"/>
+                <w:b w:val="false"/>
+                <w:bCs w:val="false"/>
+                <w:sz w:val="19"/>
+                <w:szCs w:val="19"/>
+              </w:rPr>
+              <w:t xml:space="preserve">C</w:t>
+            </w:r>
+          </w:p>
+        </w:tc>
+        <w:tc>
+          <w:tcPr>
+            <w:tcW w:type="dxa" w:w="1600"/>
+            <w:tcMar>
+              <w:top w:type="dxa" w:w="60"/>
+              <w:left w:type="dxa" w:w="100"/>
+              <w:bottom w:type="dxa" w:w="60"/>
+              <w:right w:type="dxa" w:w="100"/>
+            </w:tcMar>
+          </w:tcPr>
+          <w:p>
+            <w:r>
+              <w:rPr>
+                <w:rFonts w:ascii="맑은 고딕" w:cs="맑은 고딕" w:eastAsia="맑은 고딕" w:hAnsi="맑은 고딕"/>
+                <w:b w:val="false"/>
+                <w:bCs w:val="false"/>
+                <w:sz w:val="19"/>
+                <w:szCs w:val="19"/>
+              </w:rPr>
+              <w:t xml:space="preserve">C</w:t>
+            </w:r>
+          </w:p>
+        </w:tc>
+        <w:tc>
+          <w:tcPr>
+            <w:tcW w:type="dxa" w:w="1500"/>
+            <w:tcMar>
+              <w:top w:type="dxa" w:w="60"/>
+              <w:left w:type="dxa" w:w="100"/>
+              <w:bottom w:type="dxa" w:w="60"/>
+              <w:right w:type="dxa" w:w="100"/>
+            </w:tcMar>
+          </w:tcPr>
+          <w:p>
+            <w:r>
+              <w:rPr>
+                <w:rFonts w:ascii="맑은 고딕" w:cs="맑은 고딕" w:eastAsia="맑은 고딕" w:hAnsi="맑은 고딕"/>
+                <w:b w:val="false"/>
+                <w:bCs w:val="false"/>
+                <w:sz w:val="19"/>
+                <w:szCs w:val="19"/>
+              </w:rPr>
+              <w:t xml:space="preserve">C</w:t>
+            </w:r>
+          </w:p>
+        </w:tc>
+      </w:tr>
+      <w:tr>
+        <w:tc>
+          <w:tcPr>
+            <w:tcW w:type="dxa" w:w="3400"/>
+            <w:tcMar>
+              <w:top w:type="dxa" w:w="60"/>
+              <w:left w:type="dxa" w:w="100"/>
+              <w:bottom w:type="dxa" w:w="60"/>
+              <w:right w:type="dxa" w:w="100"/>
+            </w:tcMar>
+          </w:tcPr>
+          <w:p>
+            <w:r>
+              <w:rPr>
+                <w:rFonts w:ascii="맑은 고딕" w:cs="맑은 고딕" w:eastAsia="맑은 고딕" w:hAnsi="맑은 고딕"/>
+                <w:b w:val="false"/>
+                <w:bCs w:val="false"/>
+                <w:sz w:val="19"/>
+                <w:szCs w:val="19"/>
+              </w:rPr>
+              <w:t xml:space="preserve">데이터 구성(메인/보조 활용·분할)</w:t>
+            </w:r>
+          </w:p>
+        </w:tc>
+        <w:tc>
+          <w:tcPr>
+            <w:tcW w:type="dxa" w:w="1500"/>
+            <w:tcMar>
+              <w:top w:type="dxa" w:w="60"/>
+              <w:left w:type="dxa" w:w="100"/>
+              <w:bottom w:type="dxa" w:w="60"/>
+              <w:right w:type="dxa" w:w="100"/>
+            </w:tcMar>
+          </w:tcPr>
+          <w:p>
+            <w:r>
+              <w:rPr>
+                <w:rFonts w:ascii="맑은 고딕" w:cs="맑은 고딕" w:eastAsia="맑은 고딕" w:hAnsi="맑은 고딕"/>
+                <w:b w:val="false"/>
+                <w:bCs w:val="false"/>
+                <w:sz w:val="19"/>
+                <w:szCs w:val="19"/>
+              </w:rPr>
+              <w:t xml:space="preserve">C</w:t>
+            </w:r>
+          </w:p>
+        </w:tc>
+        <w:tc>
+          <w:tcPr>
+            <w:tcW w:type="dxa" w:w="1600"/>
+            <w:tcMar>
+              <w:top w:type="dxa" w:w="60"/>
+              <w:left w:type="dxa" w:w="100"/>
+              <w:bottom w:type="dxa" w:w="60"/>
+              <w:right w:type="dxa" w:w="100"/>
+            </w:tcMar>
+          </w:tcPr>
+          <w:p>
+            <w:r>
+              <w:rPr>
+                <w:rFonts w:ascii="맑은 고딕" w:cs="맑은 고딕" w:eastAsia="맑은 고딕" w:hAnsi="맑은 고딕"/>
+                <w:b w:val="false"/>
+                <w:bCs w:val="false"/>
+                <w:sz w:val="19"/>
+                <w:szCs w:val="19"/>
+              </w:rPr>
+              <w:t xml:space="preserve">A/R</w:t>
+            </w:r>
+          </w:p>
+        </w:tc>
+        <w:tc>
+          <w:tcPr>
+            <w:tcW w:type="dxa" w:w="1600"/>
+            <w:tcMar>
+              <w:top w:type="dxa" w:w="60"/>
+              <w:left w:type="dxa" w:w="100"/>
+              <w:bottom w:type="dxa" w:w="60"/>
+              <w:right w:type="dxa" w:w="100"/>
+            </w:tcMar>
+          </w:tcPr>
+          <w:p>
+            <w:r>
+              <w:rPr>
+                <w:rFonts w:ascii="맑은 고딕" w:cs="맑은 고딕" w:eastAsia="맑은 고딕" w:hAnsi="맑은 고딕"/>
+                <w:b w:val="false"/>
+                <w:bCs w:val="false"/>
+                <w:sz w:val="19"/>
+                <w:szCs w:val="19"/>
+              </w:rPr>
+              <w:t xml:space="preserve">I</w:t>
+            </w:r>
+          </w:p>
+        </w:tc>
+        <w:tc>
+          <w:tcPr>
+            <w:tcW w:type="dxa" w:w="1500"/>
+            <w:tcMar>
+              <w:top w:type="dxa" w:w="60"/>
+              <w:left w:type="dxa" w:w="100"/>
+              <w:bottom w:type="dxa" w:w="60"/>
+              <w:right w:type="dxa" w:w="100"/>
+            </w:tcMar>
+          </w:tcPr>
+          <w:p>
+            <w:r>
+              <w:rPr>
+                <w:rFonts w:ascii="맑은 고딕" w:cs="맑은 고딕" w:eastAsia="맑은 고딕" w:hAnsi="맑은 고딕"/>
+                <w:b w:val="false"/>
+                <w:bCs w:val="false"/>
+                <w:sz w:val="19"/>
+                <w:szCs w:val="19"/>
+              </w:rPr>
+              <w:t xml:space="preserve">I</w:t>
+            </w:r>
+          </w:p>
+        </w:tc>
+      </w:tr>
+      <w:tr>
+        <w:tc>
+          <w:tcPr>
+            <w:tcW w:type="dxa" w:w="3400"/>
+            <w:tcMar>
+              <w:top w:type="dxa" w:w="60"/>
+              <w:left w:type="dxa" w:w="100"/>
+              <w:bottom w:type="dxa" w:w="60"/>
+              <w:right w:type="dxa" w:w="100"/>
+            </w:tcMar>
+          </w:tcPr>
+          <w:p>
+            <w:r>
+              <w:rPr>
+                <w:rFonts w:ascii="맑은 고딕" w:cs="맑은 고딕" w:eastAsia="맑은 고딕" w:hAnsi="맑은 고딕"/>
+                <w:b w:val="false"/>
+                <w:bCs w:val="false"/>
+                <w:sz w:val="19"/>
+                <w:szCs w:val="19"/>
+              </w:rPr>
+              <w:t xml:space="preserve">신뢰도 보정·임계값(애매 구간) 설정</w:t>
+            </w:r>
+          </w:p>
+        </w:tc>
+        <w:tc>
+          <w:tcPr>
+            <w:tcW w:type="dxa" w:w="1500"/>
+            <w:tcMar>
+              <w:top w:type="dxa" w:w="60"/>
+              <w:left w:type="dxa" w:w="100"/>
+              <w:bottom w:type="dxa" w:w="60"/>
+              <w:right w:type="dxa" w:w="100"/>
+            </w:tcMar>
+          </w:tcPr>
+          <w:p>
+            <w:r>
+              <w:rPr>
+                <w:rFonts w:ascii="맑은 고딕" w:cs="맑은 고딕" w:eastAsia="맑은 고딕" w:hAnsi="맑은 고딕"/>
+                <w:b w:val="false"/>
+                <w:bCs w:val="false"/>
+                <w:sz w:val="19"/>
+                <w:szCs w:val="19"/>
+              </w:rPr>
+              <w:t xml:space="preserve">A</w:t>
+            </w:r>
+          </w:p>
+        </w:tc>
+        <w:tc>
+          <w:tcPr>
+            <w:tcW w:type="dxa" w:w="1600"/>
+            <w:tcMar>
+              <w:top w:type="dxa" w:w="60"/>
+              <w:left w:type="dxa" w:w="100"/>
+              <w:bottom w:type="dxa" w:w="60"/>
+              <w:right w:type="dxa" w:w="100"/>
+            </w:tcMar>
+          </w:tcPr>
+          <w:p>
+            <w:r>
+              <w:rPr>
+                <w:rFonts w:ascii="맑은 고딕" w:cs="맑은 고딕" w:eastAsia="맑은 고딕" w:hAnsi="맑은 고딕"/>
+                <w:b w:val="false"/>
+                <w:bCs w:val="false"/>
+                <w:sz w:val="19"/>
+                <w:szCs w:val="19"/>
+              </w:rPr>
+              <w:t xml:space="preserve">R</w:t>
+            </w:r>
+          </w:p>
+        </w:tc>
+        <w:tc>
+          <w:tcPr>
+            <w:tcW w:type="dxa" w:w="1600"/>
+            <w:tcMar>
+              <w:top w:type="dxa" w:w="60"/>
+              <w:left w:type="dxa" w:w="100"/>
+              <w:bottom w:type="dxa" w:w="60"/>
+              <w:right w:type="dxa" w:w="100"/>
+            </w:tcMar>
+          </w:tcPr>
+          <w:p>
+            <w:r>
+              <w:rPr>
+                <w:rFonts w:ascii="맑은 고딕" w:cs="맑은 고딕" w:eastAsia="맑은 고딕" w:hAnsi="맑은 고딕"/>
+                <w:b w:val="false"/>
+                <w:bCs w:val="false"/>
+                <w:sz w:val="19"/>
+                <w:szCs w:val="19"/>
+              </w:rPr>
+              <w:t xml:space="preserve">C</w:t>
+            </w:r>
+          </w:p>
+        </w:tc>
+        <w:tc>
+          <w:tcPr>
+            <w:tcW w:type="dxa" w:w="1500"/>
+            <w:tcMar>
+              <w:top w:type="dxa" w:w="60"/>
+              <w:left w:type="dxa" w:w="100"/>
+              <w:bottom w:type="dxa" w:w="60"/>
+              <w:right w:type="dxa" w:w="100"/>
+            </w:tcMar>
+          </w:tcPr>
+          <w:p>
+            <w:r>
+              <w:rPr>
+                <w:rFonts w:ascii="맑은 고딕" w:cs="맑은 고딕" w:eastAsia="맑은 고딕" w:hAnsi="맑은 고딕"/>
+                <w:b w:val="false"/>
+                <w:bCs w:val="false"/>
+                <w:sz w:val="19"/>
+                <w:szCs w:val="19"/>
+              </w:rPr>
+              <w:t xml:space="preserve">I</w:t>
+            </w:r>
+          </w:p>
+        </w:tc>
+      </w:tr>
+      <w:tr>
+        <w:tc>
+          <w:tcPr>
+            <w:tcW w:type="dxa" w:w="3400"/>
+            <w:tcMar>
+              <w:top w:type="dxa" w:w="60"/>
+              <w:left w:type="dxa" w:w="100"/>
+              <w:bottom w:type="dxa" w:w="60"/>
+              <w:right w:type="dxa" w:w="100"/>
+            </w:tcMar>
+          </w:tcPr>
+          <w:p>
+            <w:r>
+              <w:rPr>
+                <w:rFonts w:ascii="맑은 고딕" w:cs="맑은 고딕" w:eastAsia="맑은 고딕" w:hAnsi="맑은 고딕"/>
+                <w:b w:val="false"/>
+                <w:bCs w:val="false"/>
+                <w:sz w:val="19"/>
+                <w:szCs w:val="19"/>
+              </w:rPr>
+              <w:t xml:space="preserve">모델 호출·출력 형식·인젝션 방어</w:t>
+            </w:r>
+          </w:p>
+        </w:tc>
+        <w:tc>
+          <w:tcPr>
+            <w:tcW w:type="dxa" w:w="1500"/>
+            <w:tcMar>
+              <w:top w:type="dxa" w:w="60"/>
+              <w:left w:type="dxa" w:w="100"/>
+              <w:bottom w:type="dxa" w:w="60"/>
+              <w:right w:type="dxa" w:w="100"/>
+            </w:tcMar>
+          </w:tcPr>
+          <w:p>
+            <w:r>
+              <w:rPr>
+                <w:rFonts w:ascii="맑은 고딕" w:cs="맑은 고딕" w:eastAsia="맑은 고딕" w:hAnsi="맑은 고딕"/>
+                <w:b w:val="false"/>
+                <w:bCs w:val="false"/>
+                <w:sz w:val="19"/>
+                <w:szCs w:val="19"/>
+              </w:rPr>
+              <w:t xml:space="preserve">C</w:t>
+            </w:r>
+          </w:p>
+        </w:tc>
+        <w:tc>
+          <w:tcPr>
+            <w:tcW w:type="dxa" w:w="1600"/>
+            <w:tcMar>
+              <w:top w:type="dxa" w:w="60"/>
+              <w:left w:type="dxa" w:w="100"/>
+              <w:bottom w:type="dxa" w:w="60"/>
+              <w:right w:type="dxa" w:w="100"/>
+            </w:tcMar>
+          </w:tcPr>
+          <w:p>
+            <w:r>
+              <w:rPr>
+                <w:rFonts w:ascii="맑은 고딕" w:cs="맑은 고딕" w:eastAsia="맑은 고딕" w:hAnsi="맑은 고딕"/>
+                <w:b w:val="false"/>
+                <w:bCs w:val="false"/>
+                <w:sz w:val="19"/>
+                <w:szCs w:val="19"/>
+              </w:rPr>
+              <w:t xml:space="preserve">C</w:t>
+            </w:r>
+          </w:p>
+        </w:tc>
+        <w:tc>
+          <w:tcPr>
+            <w:tcW w:type="dxa" w:w="1600"/>
+            <w:tcMar>
+              <w:top w:type="dxa" w:w="60"/>
+              <w:left w:type="dxa" w:w="100"/>
+              <w:bottom w:type="dxa" w:w="60"/>
+              <w:right w:type="dxa" w:w="100"/>
+            </w:tcMar>
+          </w:tcPr>
+          <w:p>
+            <w:r>
+              <w:rPr>
+                <w:rFonts w:ascii="맑은 고딕" w:cs="맑은 고딕" w:eastAsia="맑은 고딕" w:hAnsi="맑은 고딕"/>
+                <w:b w:val="false"/>
+                <w:bCs w:val="false"/>
+                <w:sz w:val="19"/>
+                <w:szCs w:val="19"/>
+              </w:rPr>
+              <w:t xml:space="preserve">A/R</w:t>
+            </w:r>
+          </w:p>
+        </w:tc>
+        <w:tc>
+          <w:tcPr>
+            <w:tcW w:type="dxa" w:w="1500"/>
+            <w:tcMar>
+              <w:top w:type="dxa" w:w="60"/>
+              <w:left w:type="dxa" w:w="100"/>
+              <w:bottom w:type="dxa" w:w="60"/>
+              <w:right w:type="dxa" w:w="100"/>
+            </w:tcMar>
+          </w:tcPr>
+          <w:p>
+            <w:r>
+              <w:rPr>
+                <w:rFonts w:ascii="맑은 고딕" w:cs="맑은 고딕" w:eastAsia="맑은 고딕" w:hAnsi="맑은 고딕"/>
+                <w:b w:val="false"/>
+                <w:bCs w:val="false"/>
+                <w:sz w:val="19"/>
+                <w:szCs w:val="19"/>
+              </w:rPr>
+              <w:t xml:space="preserve">I</w:t>
+            </w:r>
+          </w:p>
+        </w:tc>
+      </w:tr>
+      <w:tr>
+        <w:tc>
+          <w:tcPr>
+            <w:tcW w:type="dxa" w:w="3400"/>
+            <w:tcMar>
+              <w:top w:type="dxa" w:w="60"/>
+              <w:left w:type="dxa" w:w="100"/>
+              <w:bottom w:type="dxa" w:w="60"/>
+              <w:right w:type="dxa" w:w="100"/>
+            </w:tcMar>
+          </w:tcPr>
+          <w:p>
+            <w:r>
+              <w:rPr>
+                <w:rFonts w:ascii="맑은 고딕" w:cs="맑은 고딕" w:eastAsia="맑은 고딕" w:hAnsi="맑은 고딕"/>
+                <w:b w:val="false"/>
+                <w:bCs w:val="false"/>
+                <w:sz w:val="19"/>
+                <w:szCs w:val="19"/>
+              </w:rPr>
+              <w:t xml:space="preserve">인간감독 절차·SLA 설계</w:t>
+            </w:r>
+          </w:p>
+        </w:tc>
+        <w:tc>
+          <w:tcPr>
+            <w:tcW w:type="dxa" w:w="1500"/>
+            <w:tcMar>
+              <w:top w:type="dxa" w:w="60"/>
+              <w:left w:type="dxa" w:w="100"/>
+              <w:bottom w:type="dxa" w:w="60"/>
+              <w:right w:type="dxa" w:w="100"/>
+            </w:tcMar>
+          </w:tcPr>
+          <w:p>
+            <w:r>
+              <w:rPr>
+                <w:rFonts w:ascii="맑은 고딕" w:cs="맑은 고딕" w:eastAsia="맑은 고딕" w:hAnsi="맑은 고딕"/>
+                <w:b w:val="false"/>
+                <w:bCs w:val="false"/>
+                <w:sz w:val="19"/>
+                <w:szCs w:val="19"/>
+              </w:rPr>
+              <w:t xml:space="preserve">A/R</w:t>
+            </w:r>
+          </w:p>
+        </w:tc>
+        <w:tc>
+          <w:tcPr>
+            <w:tcW w:type="dxa" w:w="1600"/>
+            <w:tcMar>
+              <w:top w:type="dxa" w:w="60"/>
+              <w:left w:type="dxa" w:w="100"/>
+              <w:bottom w:type="dxa" w:w="60"/>
+              <w:right w:type="dxa" w:w="100"/>
+            </w:tcMar>
+          </w:tcPr>
+          <w:p>
+            <w:r>
+              <w:rPr>
+                <w:rFonts w:ascii="맑은 고딕" w:cs="맑은 고딕" w:eastAsia="맑은 고딕" w:hAnsi="맑은 고딕"/>
+                <w:b w:val="false"/>
+                <w:bCs w:val="false"/>
+                <w:sz w:val="19"/>
+                <w:szCs w:val="19"/>
+              </w:rPr>
+              <w:t xml:space="preserve">I</w:t>
+            </w:r>
+          </w:p>
+        </w:tc>
+        <w:tc>
+          <w:tcPr>
+            <w:tcW w:type="dxa" w:w="1600"/>
+            <w:tcMar>
+              <w:top w:type="dxa" w:w="60"/>
+              <w:left w:type="dxa" w:w="100"/>
+              <w:bottom w:type="dxa" w:w="60"/>
+              <w:right w:type="dxa" w:w="100"/>
+            </w:tcMar>
+          </w:tcPr>
+          <w:p>
+            <w:r>
+              <w:rPr>
+                <w:rFonts w:ascii="맑은 고딕" w:cs="맑은 고딕" w:eastAsia="맑은 고딕" w:hAnsi="맑은 고딕"/>
+                <w:b w:val="false"/>
+                <w:bCs w:val="false"/>
+                <w:sz w:val="19"/>
+                <w:szCs w:val="19"/>
+              </w:rPr>
+              <w:t xml:space="preserve">C</w:t>
+            </w:r>
+          </w:p>
+        </w:tc>
+        <w:tc>
+          <w:tcPr>
+            <w:tcW w:type="dxa" w:w="1500"/>
+            <w:tcMar>
+              <w:top w:type="dxa" w:w="60"/>
+              <w:left w:type="dxa" w:w="100"/>
+              <w:bottom w:type="dxa" w:w="60"/>
+              <w:right w:type="dxa" w:w="100"/>
+            </w:tcMar>
+          </w:tcPr>
+          <w:p>
+            <w:r>
+              <w:rPr>
+                <w:rFonts w:ascii="맑은 고딕" w:cs="맑은 고딕" w:eastAsia="맑은 고딕" w:hAnsi="맑은 고딕"/>
+                <w:b w:val="false"/>
+                <w:bCs w:val="false"/>
+                <w:sz w:val="19"/>
+                <w:szCs w:val="19"/>
+              </w:rPr>
+              <w:t xml:space="preserve">C</w:t>
+            </w:r>
+          </w:p>
+        </w:tc>
+      </w:tr>
+      <w:tr>
+        <w:tc>
+          <w:tcPr>
+            <w:tcW w:type="dxa" w:w="3400"/>
+            <w:tcMar>
+              <w:top w:type="dxa" w:w="60"/>
+              <w:left w:type="dxa" w:w="100"/>
+              <w:bottom w:type="dxa" w:w="60"/>
+              <w:right w:type="dxa" w:w="100"/>
+            </w:tcMar>
+          </w:tcPr>
+          <w:p>
+            <w:r>
+              <w:rPr>
+                <w:rFonts w:ascii="맑은 고딕" w:cs="맑은 고딕" w:eastAsia="맑은 고딕" w:hAnsi="맑은 고딕"/>
+                <w:b w:val="false"/>
+                <w:bCs w:val="false"/>
+                <w:sz w:val="19"/>
+                <w:szCs w:val="19"/>
+              </w:rPr>
+              <w:t xml:space="preserve">민감 카테고리 목록 관리</w:t>
+            </w:r>
+          </w:p>
+        </w:tc>
+        <w:tc>
+          <w:tcPr>
+            <w:tcW w:type="dxa" w:w="1500"/>
+            <w:tcMar>
+              <w:top w:type="dxa" w:w="60"/>
+              <w:left w:type="dxa" w:w="100"/>
+              <w:bottom w:type="dxa" w:w="60"/>
+              <w:right w:type="dxa" w:w="100"/>
+            </w:tcMar>
+          </w:tcPr>
+          <w:p>
+            <w:r>
+              <w:rPr>
+                <w:rFonts w:ascii="맑은 고딕" w:cs="맑은 고딕" w:eastAsia="맑은 고딕" w:hAnsi="맑은 고딕"/>
+                <w:b w:val="false"/>
+                <w:bCs w:val="false"/>
+                <w:sz w:val="19"/>
+                <w:szCs w:val="19"/>
+              </w:rPr>
+              <w:t xml:space="preserve">A/R</w:t>
+            </w:r>
+          </w:p>
+        </w:tc>
+        <w:tc>
+          <w:tcPr>
+            <w:tcW w:type="dxa" w:w="1600"/>
+            <w:tcMar>
+              <w:top w:type="dxa" w:w="60"/>
+              <w:left w:type="dxa" w:w="100"/>
+              <w:bottom w:type="dxa" w:w="60"/>
+              <w:right w:type="dxa" w:w="100"/>
+            </w:tcMar>
+          </w:tcPr>
+          <w:p>
+            <w:r>
+              <w:rPr>
+                <w:rFonts w:ascii="맑은 고딕" w:cs="맑은 고딕" w:eastAsia="맑은 고딕" w:hAnsi="맑은 고딕"/>
+                <w:b w:val="false"/>
+                <w:bCs w:val="false"/>
+                <w:sz w:val="19"/>
+                <w:szCs w:val="19"/>
+              </w:rPr>
+              <w:t xml:space="preserve">C</w:t>
+            </w:r>
+          </w:p>
+        </w:tc>
+        <w:tc>
+          <w:tcPr>
+            <w:tcW w:type="dxa" w:w="1600"/>
+            <w:tcMar>
+              <w:top w:type="dxa" w:w="60"/>
+              <w:left w:type="dxa" w:w="100"/>
+              <w:bottom w:type="dxa" w:w="60"/>
+              <w:right w:type="dxa" w:w="100"/>
+            </w:tcMar>
+          </w:tcPr>
+          <w:p>
+            <w:r>
+              <w:rPr>
+                <w:rFonts w:ascii="맑은 고딕" w:cs="맑은 고딕" w:eastAsia="맑은 고딕" w:hAnsi="맑은 고딕"/>
+                <w:b w:val="false"/>
+                <w:bCs w:val="false"/>
+                <w:sz w:val="19"/>
+                <w:szCs w:val="19"/>
+              </w:rPr>
+              <w:t xml:space="preserve">C</w:t>
+            </w:r>
+          </w:p>
+        </w:tc>
+        <w:tc>
+          <w:tcPr>
+            <w:tcW w:type="dxa" w:w="1500"/>
+            <w:tcMar>
+              <w:top w:type="dxa" w:w="60"/>
+              <w:left w:type="dxa" w:w="100"/>
+              <w:bottom w:type="dxa" w:w="60"/>
+              <w:right w:type="dxa" w:w="100"/>
+            </w:tcMar>
+          </w:tcPr>
+          <w:p>
+            <w:r>
+              <w:rPr>
+                <w:rFonts w:ascii="맑은 고딕" w:cs="맑은 고딕" w:eastAsia="맑은 고딕" w:hAnsi="맑은 고딕"/>
+                <w:b w:val="false"/>
+                <w:bCs w:val="false"/>
+                <w:sz w:val="19"/>
+                <w:szCs w:val="19"/>
+              </w:rPr>
+              <w:t xml:space="preserve">R</w:t>
+            </w:r>
+          </w:p>
+        </w:tc>
+      </w:tr>
+      <w:tr>
+        <w:tc>
+          <w:tcPr>
+            <w:tcW w:type="dxa" w:w="3400"/>
+            <w:tcMar>
+              <w:top w:type="dxa" w:w="60"/>
+              <w:left w:type="dxa" w:w="100"/>
+              <w:bottom w:type="dxa" w:w="60"/>
+              <w:right w:type="dxa" w:w="100"/>
+            </w:tcMar>
+          </w:tcPr>
+          <w:p>
+            <w:r>
+              <w:rPr>
+                <w:rFonts w:ascii="맑은 고딕" w:cs="맑은 고딕" w:eastAsia="맑은 고딕" w:hAnsi="맑은 고딕"/>
+                <w:b w:val="false"/>
+                <w:bCs w:val="false"/>
+                <w:sz w:val="19"/>
+                <w:szCs w:val="19"/>
+              </w:rPr>
+              <w:t xml:space="preserve">검토 수행·판단 기록</w:t>
+            </w:r>
+          </w:p>
+        </w:tc>
+        <w:tc>
+          <w:tcPr>
+            <w:tcW w:type="dxa" w:w="1500"/>
+            <w:tcMar>
+              <w:top w:type="dxa" w:w="60"/>
+              <w:left w:type="dxa" w:w="100"/>
+              <w:bottom w:type="dxa" w:w="60"/>
+              <w:right w:type="dxa" w:w="100"/>
+            </w:tcMar>
+          </w:tcPr>
+          <w:p>
+            <w:r>
+              <w:rPr>
+                <w:rFonts w:ascii="맑은 고딕" w:cs="맑은 고딕" w:eastAsia="맑은 고딕" w:hAnsi="맑은 고딕"/>
+                <w:b w:val="false"/>
+                <w:bCs w:val="false"/>
+                <w:sz w:val="19"/>
+                <w:szCs w:val="19"/>
+              </w:rPr>
+              <w:t xml:space="preserve">I</w:t>
+            </w:r>
+          </w:p>
+        </w:tc>
+        <w:tc>
+          <w:tcPr>
+            <w:tcW w:type="dxa" w:w="1600"/>
+            <w:tcMar>
+              <w:top w:type="dxa" w:w="60"/>
+              <w:left w:type="dxa" w:w="100"/>
+              <w:bottom w:type="dxa" w:w="60"/>
+              <w:right w:type="dxa" w:w="100"/>
+            </w:tcMar>
+          </w:tcPr>
+          <w:p>
+            <w:r>
+              <w:rPr>
+                <w:rFonts w:ascii="맑은 고딕" w:cs="맑은 고딕" w:eastAsia="맑은 고딕" w:hAnsi="맑은 고딕"/>
+                <w:b w:val="false"/>
+                <w:bCs w:val="false"/>
+                <w:sz w:val="19"/>
+                <w:szCs w:val="19"/>
+              </w:rPr>
+              <w:t xml:space="preserve">I</w:t>
+            </w:r>
+          </w:p>
+        </w:tc>
+        <w:tc>
+          <w:tcPr>
+            <w:tcW w:type="dxa" w:w="1600"/>
+            <w:tcMar>
+              <w:top w:type="dxa" w:w="60"/>
+              <w:left w:type="dxa" w:w="100"/>
+              <w:bottom w:type="dxa" w:w="60"/>
+              <w:right w:type="dxa" w:w="100"/>
+            </w:tcMar>
+          </w:tcPr>
+          <w:p>
+            <w:r>
+              <w:rPr>
+                <w:rFonts w:ascii="맑은 고딕" w:cs="맑은 고딕" w:eastAsia="맑은 고딕" w:hAnsi="맑은 고딕"/>
+                <w:b w:val="false"/>
+                <w:bCs w:val="false"/>
+                <w:sz w:val="19"/>
+                <w:szCs w:val="19"/>
+              </w:rPr>
+              <w:t xml:space="preserve">C</w:t>
+            </w:r>
+          </w:p>
+        </w:tc>
+        <w:tc>
+          <w:tcPr>
+            <w:tcW w:type="dxa" w:w="1500"/>
+            <w:tcMar>
+              <w:top w:type="dxa" w:w="60"/>
+              <w:left w:type="dxa" w:w="100"/>
+              <w:bottom w:type="dxa" w:w="60"/>
+              <w:right w:type="dxa" w:w="100"/>
+            </w:tcMar>
+          </w:tcPr>
+          <w:p>
+            <w:r>
+              <w:rPr>
+                <w:rFonts w:ascii="맑은 고딕" w:cs="맑은 고딕" w:eastAsia="맑은 고딕" w:hAnsi="맑은 고딕"/>
+                <w:b w:val="false"/>
+                <w:bCs w:val="false"/>
+                <w:sz w:val="19"/>
+                <w:szCs w:val="19"/>
+              </w:rPr>
+              <w:t xml:space="preserve">A/R</w:t>
+            </w:r>
+          </w:p>
+        </w:tc>
+      </w:tr>
+      <w:tr>
+        <w:tc>
+          <w:tcPr>
+            <w:tcW w:type="dxa" w:w="3400"/>
+            <w:tcMar>
+              <w:top w:type="dxa" w:w="60"/>
+              <w:left w:type="dxa" w:w="100"/>
+              <w:bottom w:type="dxa" w:w="60"/>
+              <w:right w:type="dxa" w:w="100"/>
+            </w:tcMar>
+          </w:tcPr>
+          <w:p>
+            <w:r>
+              <w:rPr>
+                <w:rFonts w:ascii="맑은 고딕" w:cs="맑은 고딕" w:eastAsia="맑은 고딕" w:hAnsi="맑은 고딕"/>
+                <w:b w:val="false"/>
+                <w:bCs w:val="false"/>
+                <w:sz w:val="19"/>
+                <w:szCs w:val="19"/>
+              </w:rPr>
+              <w:t xml:space="preserve">잔여 위험 재검토·임계값 재조정</w:t>
+            </w:r>
+          </w:p>
+        </w:tc>
+        <w:tc>
+          <w:tcPr>
+            <w:tcW w:type="dxa" w:w="1500"/>
+            <w:tcMar>
+              <w:top w:type="dxa" w:w="60"/>
+              <w:left w:type="dxa" w:w="100"/>
+              <w:bottom w:type="dxa" w:w="60"/>
+              <w:right w:type="dxa" w:w="100"/>
+            </w:tcMar>
+          </w:tcPr>
+          <w:p>
+            <w:r>
+              <w:rPr>
+                <w:rFonts w:ascii="맑은 고딕" w:cs="맑은 고딕" w:eastAsia="맑은 고딕" w:hAnsi="맑은 고딕"/>
+                <w:b w:val="false"/>
+                <w:bCs w:val="false"/>
+                <w:sz w:val="19"/>
+                <w:szCs w:val="19"/>
+              </w:rPr>
+              <w:t xml:space="preserve">A/R</w:t>
+            </w:r>
+          </w:p>
+        </w:tc>
+        <w:tc>
+          <w:tcPr>
+            <w:tcW w:type="dxa" w:w="1600"/>
+            <w:tcMar>
+              <w:top w:type="dxa" w:w="60"/>
+              <w:left w:type="dxa" w:w="100"/>
+              <w:bottom w:type="dxa" w:w="60"/>
+              <w:right w:type="dxa" w:w="100"/>
+            </w:tcMar>
+          </w:tcPr>
+          <w:p>
+            <w:r>
+              <w:rPr>
+                <w:rFonts w:ascii="맑은 고딕" w:cs="맑은 고딕" w:eastAsia="맑은 고딕" w:hAnsi="맑은 고딕"/>
+                <w:b w:val="false"/>
+                <w:bCs w:val="false"/>
+                <w:sz w:val="19"/>
+                <w:szCs w:val="19"/>
+              </w:rPr>
+              <w:t xml:space="preserve">R</w:t>
+            </w:r>
+          </w:p>
+        </w:tc>
+        <w:tc>
+          <w:tcPr>
+            <w:tcW w:type="dxa" w:w="1600"/>
+            <w:tcMar>
+              <w:top w:type="dxa" w:w="60"/>
+              <w:left w:type="dxa" w:w="100"/>
+              <w:bottom w:type="dxa" w:w="60"/>
+              <w:right w:type="dxa" w:w="100"/>
+            </w:tcMar>
+          </w:tcPr>
+          <w:p>
+            <w:r>
+              <w:rPr>
+                <w:rFonts w:ascii="맑은 고딕" w:cs="맑은 고딕" w:eastAsia="맑은 고딕" w:hAnsi="맑은 고딕"/>
+                <w:b w:val="false"/>
+                <w:bCs w:val="false"/>
+                <w:sz w:val="19"/>
+                <w:szCs w:val="19"/>
+              </w:rPr>
+              <w:t xml:space="preserve">C</w:t>
+            </w:r>
+          </w:p>
+        </w:tc>
+        <w:tc>
+          <w:tcPr>
+            <w:tcW w:type="dxa" w:w="1500"/>
+            <w:tcMar>
+              <w:top w:type="dxa" w:w="60"/>
+              <w:left w:type="dxa" w:w="100"/>
+              <w:bottom w:type="dxa" w:w="60"/>
+              <w:right w:type="dxa" w:w="100"/>
+            </w:tcMar>
+          </w:tcPr>
+          <w:p>
+            <w:r>
+              <w:rPr>
+                <w:rFonts w:ascii="맑은 고딕" w:cs="맑은 고딕" w:eastAsia="맑은 고딕" w:hAnsi="맑은 고딕"/>
+                <w:b w:val="false"/>
+                <w:bCs w:val="false"/>
+                <w:sz w:val="19"/>
+                <w:szCs w:val="19"/>
+              </w:rPr>
+              <w:t xml:space="preserve">C</w:t>
             </w:r>
           </w:p>
         </w:tc>

--- a/docs/BaseKit1-2_완성본.docx
+++ b/docs/BaseKit1-2_완성본.docx
@@ -38,7 +38,994 @@
           <w:sz w:val="20"/>
           <w:szCs w:val="20"/>
         </w:rPr>
-        <w:t xml:space="preserve">작성일: 2026-10-08</w:t>
+        <w:t xml:space="preserve">작성일: 2026-10-09 (v1.1)</w:t>
+      </w:r>
+    </w:p>
+    <w:p>
+      <w:pPr>
+        <w:pStyle w:val="Heading1"/>
+        <w:spacing w:after="150" w:before="300"/>
+      </w:pPr>
+      <w:r>
+        <w:t xml:space="preserve">공통 개요 (모든 BaseKit 공통)</w:t>
+      </w:r>
+    </w:p>
+    <w:p>
+      <w:pPr>
+        <w:spacing w:after="160"/>
+      </w:pPr>
+      <w:r>
+        <w:rPr>
+          <w:rFonts w:ascii="맑은 고딕" w:cs="맑은 고딕" w:eastAsia="맑은 고딕" w:hAnsi="맑은 고딕"/>
+          <w:i/>
+          <w:iCs/>
+          <w:color w:val="555555"/>
+          <w:sz w:val="18"/>
+          <w:szCs w:val="18"/>
+        </w:rPr>
+        <w:t xml:space="preserve">대회 BaseKit 양식의 공통 §1에 해당하는 내용이며, BaseKit 1~2 문서와 BaseKit 3~7 문서에 동일하게 기재한다.</w:t>
+      </w:r>
+    </w:p>
+    <w:p>
+      <w:pPr>
+        <w:pStyle w:val="Heading2"/>
+        <w:spacing w:after="120" w:before="240"/>
+      </w:pPr>
+      <w:r>
+        <w:t xml:space="preserve">(가) 문서의 목적</w:t>
+      </w:r>
+    </w:p>
+    <w:p>
+      <w:pPr>
+        <w:spacing w:after="120"/>
+      </w:pPr>
+      <w:r>
+        <w:rPr>
+          <w:rFonts w:ascii="맑은 고딕" w:cs="맑은 고딕" w:eastAsia="맑은 고딕" w:hAnsi="맑은 고딕"/>
+        </w:rPr>
+        <w:t xml:space="preserve">클릭베이트 탐지 Agent를 중심으로 한 뉴스 콘텐츠 신뢰성 서비스가 만들 수 있는 영향과 위험을 평가하고(BaseKit 1~2), 이를 통제·요구사항·데이터·모델·인간 감독·운영 계획으로 연결해(BaseKit 3~7, Part A) 본선 실행의 기준으로 삼는다. 본 문서는 예선 제출분으로 계획 단계이며, 실행 결과와 근거(Part B)는 포함하지 않는다.</w:t>
+      </w:r>
+    </w:p>
+    <w:p>
+      <w:pPr>
+        <w:pStyle w:val="Heading2"/>
+        <w:spacing w:after="120" w:before="240"/>
+      </w:pPr>
+      <w:r>
+        <w:t xml:space="preserve">(나) 적용 범위 및 제외 범위</w:t>
+      </w:r>
+    </w:p>
+    <w:tbl>
+      <w:tblPr>
+        <w:tblW w:type="dxa" w:w="9600"/>
+        <w:tblBorders>
+          <w:top w:val="single" w:color="auto" w:sz="4"/>
+          <w:left w:val="single" w:color="auto" w:sz="4"/>
+          <w:bottom w:val="single" w:color="auto" w:sz="4"/>
+          <w:right w:val="single" w:color="auto" w:sz="4"/>
+          <w:insideH w:val="single" w:color="auto" w:sz="4"/>
+          <w:insideV w:val="single" w:color="auto" w:sz="4"/>
+        </w:tblBorders>
+      </w:tblPr>
+      <w:tblGrid>
+        <w:gridCol w:w="1800"/>
+        <w:gridCol w:w="7800"/>
+      </w:tblGrid>
+      <w:tr>
+        <w:trPr>
+          <w:tblHeader/>
+        </w:trPr>
+        <w:tc>
+          <w:tcPr>
+            <w:tcW w:type="dxa" w:w="1800"/>
+            <w:shd w:fill="D9D9F3" w:val="clear"/>
+            <w:tcMar>
+              <w:top w:type="dxa" w:w="60"/>
+              <w:left w:type="dxa" w:w="100"/>
+              <w:bottom w:type="dxa" w:w="60"/>
+              <w:right w:type="dxa" w:w="100"/>
+            </w:tcMar>
+          </w:tcPr>
+          <w:p>
+            <w:r>
+              <w:rPr>
+                <w:rFonts w:ascii="맑은 고딕" w:cs="맑은 고딕" w:eastAsia="맑은 고딕" w:hAnsi="맑은 고딕"/>
+                <w:b/>
+                <w:bCs/>
+                <w:sz w:val="20"/>
+                <w:szCs w:val="20"/>
+              </w:rPr>
+              <w:t xml:space="preserve">구분</w:t>
+            </w:r>
+          </w:p>
+        </w:tc>
+        <w:tc>
+          <w:tcPr>
+            <w:tcW w:type="dxa" w:w="7800"/>
+            <w:shd w:fill="D9D9F3" w:val="clear"/>
+            <w:tcMar>
+              <w:top w:type="dxa" w:w="60"/>
+              <w:left w:type="dxa" w:w="100"/>
+              <w:bottom w:type="dxa" w:w="60"/>
+              <w:right w:type="dxa" w:w="100"/>
+            </w:tcMar>
+          </w:tcPr>
+          <w:p>
+            <w:r>
+              <w:rPr>
+                <w:rFonts w:ascii="맑은 고딕" w:cs="맑은 고딕" w:eastAsia="맑은 고딕" w:hAnsi="맑은 고딕"/>
+                <w:b/>
+                <w:bCs/>
+                <w:sz w:val="20"/>
+                <w:szCs w:val="20"/>
+              </w:rPr>
+              <w:t xml:space="preserve">내용</w:t>
+            </w:r>
+          </w:p>
+        </w:tc>
+      </w:tr>
+      <w:tr>
+        <w:trPr>
+          <w:cantSplit/>
+        </w:trPr>
+        <w:tc>
+          <w:tcPr>
+            <w:tcW w:type="dxa" w:w="1800"/>
+            <w:tcMar>
+              <w:top w:type="dxa" w:w="60"/>
+              <w:left w:type="dxa" w:w="100"/>
+              <w:bottom w:type="dxa" w:w="60"/>
+              <w:right w:type="dxa" w:w="100"/>
+            </w:tcMar>
+          </w:tcPr>
+          <w:p>
+            <w:r>
+              <w:rPr>
+                <w:rFonts w:ascii="맑은 고딕" w:cs="맑은 고딕" w:eastAsia="맑은 고딕" w:hAnsi="맑은 고딕"/>
+                <w:b w:val="false"/>
+                <w:bCs w:val="false"/>
+                <w:sz w:val="19"/>
+                <w:szCs w:val="19"/>
+              </w:rPr>
+              <w:t xml:space="preserve">포함</w:t>
+            </w:r>
+          </w:p>
+        </w:tc>
+        <w:tc>
+          <w:tcPr>
+            <w:tcW w:type="dxa" w:w="7800"/>
+            <w:tcMar>
+              <w:top w:type="dxa" w:w="60"/>
+              <w:left w:type="dxa" w:w="100"/>
+              <w:bottom w:type="dxa" w:w="60"/>
+              <w:right w:type="dxa" w:w="100"/>
+            </w:tcMar>
+          </w:tcPr>
+          <w:p>
+            <w:r>
+              <w:rPr>
+                <w:rFonts w:ascii="맑은 고딕" w:cs="맑은 고딕" w:eastAsia="맑은 고딕" w:hAnsi="맑은 고딕"/>
+                <w:b w:val="false"/>
+                <w:bCs w:val="false"/>
+                <w:sz w:val="19"/>
+                <w:szCs w:val="19"/>
+              </w:rPr>
+              <w:t xml:space="preserve">① 클릭베이트 탐지 Agent(뉴스 기사 제목-본문 일치성 판단), 판단 결과의 인간 검토·개입 흐름, 사용 데이터(AI-Hub 메인·Webis 보조), 필수 모델 A.X 4.0 Light</w:t>
+            </w:r>
+          </w:p>
+        </w:tc>
+      </w:tr>
+      <w:tr>
+        <w:trPr>
+          <w:cantSplit/>
+        </w:trPr>
+        <w:tc>
+          <w:tcPr>
+            <w:tcW w:type="dxa" w:w="1800"/>
+            <w:tcMar>
+              <w:top w:type="dxa" w:w="60"/>
+              <w:left w:type="dxa" w:w="100"/>
+              <w:bottom w:type="dxa" w:w="60"/>
+              <w:right w:type="dxa" w:w="100"/>
+            </w:tcMar>
+          </w:tcPr>
+          <w:p>
+            <w:r>
+              <w:rPr>
+                <w:rFonts w:ascii="맑은 고딕" w:cs="맑은 고딕" w:eastAsia="맑은 고딕" w:hAnsi="맑은 고딕"/>
+                <w:b w:val="false"/>
+                <w:bCs w:val="false"/>
+                <w:sz w:val="19"/>
+                <w:szCs w:val="19"/>
+              </w:rPr>
+              <w:t xml:space="preserve">제외</w:t>
+            </w:r>
+          </w:p>
+        </w:tc>
+        <w:tc>
+          <w:tcPr>
+            <w:tcW w:type="dxa" w:w="7800"/>
+            <w:tcMar>
+              <w:top w:type="dxa" w:w="60"/>
+              <w:left w:type="dxa" w:w="100"/>
+              <w:bottom w:type="dxa" w:w="60"/>
+              <w:right w:type="dxa" w:w="100"/>
+            </w:tcMar>
+          </w:tcPr>
+          <w:p>
+            <w:r>
+              <w:rPr>
+                <w:rFonts w:ascii="맑은 고딕" w:cs="맑은 고딕" w:eastAsia="맑은 고딕" w:hAnsi="맑은 고딕"/>
+                <w:b w:val="false"/>
+                <w:bCs w:val="false"/>
+                <w:sz w:val="19"/>
+                <w:szCs w:val="19"/>
+              </w:rPr>
+              <w:t xml:space="preserve">② 검증 Agent·③ 확산통제 Agent의 상세 설계(역할 정의 수준만), 본문 내용의 사실 여부 검증, 실행·시험 결과와 Evidence(Part B, 본선), 법률 자문</w:t>
+            </w:r>
+          </w:p>
+        </w:tc>
+      </w:tr>
+    </w:tbl>
+    <w:p>
+      <w:pPr>
+        <w:spacing w:after="120"/>
+      </w:pPr>
+      <w:r>
+        <w:rPr>
+          <w:rFonts w:ascii="맑은 고딕" w:cs="맑은 고딕" w:eastAsia="맑은 고딕" w:hAnsi="맑은 고딕"/>
+        </w:rPr>
+        <w:t xml:space="preserve"/>
+      </w:r>
+    </w:p>
+    <w:p>
+      <w:pPr>
+        <w:pStyle w:val="Heading2"/>
+        <w:spacing w:after="120" w:before="240"/>
+      </w:pPr>
+      <w:r>
+        <w:t xml:space="preserve">(다) 대상 AI 시스템 및 의사결정</w:t>
+      </w:r>
+    </w:p>
+    <w:tbl>
+      <w:tblPr>
+        <w:tblW w:type="dxa" w:w="9600"/>
+        <w:tblBorders>
+          <w:top w:val="single" w:color="auto" w:sz="4"/>
+          <w:left w:val="single" w:color="auto" w:sz="4"/>
+          <w:bottom w:val="single" w:color="auto" w:sz="4"/>
+          <w:right w:val="single" w:color="auto" w:sz="4"/>
+          <w:insideH w:val="single" w:color="auto" w:sz="4"/>
+          <w:insideV w:val="single" w:color="auto" w:sz="4"/>
+        </w:tblBorders>
+      </w:tblPr>
+      <w:tblGrid>
+        <w:gridCol w:w="2400"/>
+        <w:gridCol w:w="7200"/>
+      </w:tblGrid>
+      <w:tr>
+        <w:trPr>
+          <w:tblHeader/>
+        </w:trPr>
+        <w:tc>
+          <w:tcPr>
+            <w:tcW w:type="dxa" w:w="2400"/>
+            <w:shd w:fill="D9D9F3" w:val="clear"/>
+            <w:tcMar>
+              <w:top w:type="dxa" w:w="60"/>
+              <w:left w:type="dxa" w:w="100"/>
+              <w:bottom w:type="dxa" w:w="60"/>
+              <w:right w:type="dxa" w:w="100"/>
+            </w:tcMar>
+          </w:tcPr>
+          <w:p>
+            <w:r>
+              <w:rPr>
+                <w:rFonts w:ascii="맑은 고딕" w:cs="맑은 고딕" w:eastAsia="맑은 고딕" w:hAnsi="맑은 고딕"/>
+                <w:b/>
+                <w:bCs/>
+                <w:sz w:val="20"/>
+                <w:szCs w:val="20"/>
+              </w:rPr>
+              <w:t xml:space="preserve">항목</w:t>
+            </w:r>
+          </w:p>
+        </w:tc>
+        <w:tc>
+          <w:tcPr>
+            <w:tcW w:type="dxa" w:w="7200"/>
+            <w:shd w:fill="D9D9F3" w:val="clear"/>
+            <w:tcMar>
+              <w:top w:type="dxa" w:w="60"/>
+              <w:left w:type="dxa" w:w="100"/>
+              <w:bottom w:type="dxa" w:w="60"/>
+              <w:right w:type="dxa" w:w="100"/>
+            </w:tcMar>
+          </w:tcPr>
+          <w:p>
+            <w:r>
+              <w:rPr>
+                <w:rFonts w:ascii="맑은 고딕" w:cs="맑은 고딕" w:eastAsia="맑은 고딕" w:hAnsi="맑은 고딕"/>
+                <w:b/>
+                <w:bCs/>
+                <w:sz w:val="20"/>
+                <w:szCs w:val="20"/>
+              </w:rPr>
+              <w:t xml:space="preserve">내용</w:t>
+            </w:r>
+          </w:p>
+        </w:tc>
+      </w:tr>
+      <w:tr>
+        <w:trPr>
+          <w:cantSplit/>
+        </w:trPr>
+        <w:tc>
+          <w:tcPr>
+            <w:tcW w:type="dxa" w:w="2400"/>
+            <w:tcMar>
+              <w:top w:type="dxa" w:w="60"/>
+              <w:left w:type="dxa" w:w="100"/>
+              <w:bottom w:type="dxa" w:w="60"/>
+              <w:right w:type="dxa" w:w="100"/>
+            </w:tcMar>
+          </w:tcPr>
+          <w:p>
+            <w:r>
+              <w:rPr>
+                <w:rFonts w:ascii="맑은 고딕" w:cs="맑은 고딕" w:eastAsia="맑은 고딕" w:hAnsi="맑은 고딕"/>
+                <w:b w:val="false"/>
+                <w:bCs w:val="false"/>
+                <w:sz w:val="19"/>
+                <w:szCs w:val="19"/>
+              </w:rPr>
+              <w:t xml:space="preserve">AI 시스템 / 서비스</w:t>
+            </w:r>
+          </w:p>
+        </w:tc>
+        <w:tc>
+          <w:tcPr>
+            <w:tcW w:type="dxa" w:w="7200"/>
+            <w:tcMar>
+              <w:top w:type="dxa" w:w="60"/>
+              <w:left w:type="dxa" w:w="100"/>
+              <w:bottom w:type="dxa" w:w="60"/>
+              <w:right w:type="dxa" w:w="100"/>
+            </w:tcMar>
+          </w:tcPr>
+          <w:p>
+            <w:r>
+              <w:rPr>
+                <w:rFonts w:ascii="맑은 고딕" w:cs="맑은 고딕" w:eastAsia="맑은 고딕" w:hAnsi="맑은 고딕"/>
+                <w:b w:val="false"/>
+                <w:bCs w:val="false"/>
+                <w:sz w:val="19"/>
+                <w:szCs w:val="19"/>
+              </w:rPr>
+              <w:t xml:space="preserve">클릭베이트 탐지 Agent — “뉴스 콘텐츠 신뢰성 수호 멀티에이전트 시스템”(가칭)의 ① 구성요소. 기사 제목과 본문이 일치하는지 판단하고 근거를 제시</w:t>
+            </w:r>
+          </w:p>
+        </w:tc>
+      </w:tr>
+      <w:tr>
+        <w:trPr>
+          <w:cantSplit/>
+        </w:trPr>
+        <w:tc>
+          <w:tcPr>
+            <w:tcW w:type="dxa" w:w="2400"/>
+            <w:tcMar>
+              <w:top w:type="dxa" w:w="60"/>
+              <w:left w:type="dxa" w:w="100"/>
+              <w:bottom w:type="dxa" w:w="60"/>
+              <w:right w:type="dxa" w:w="100"/>
+            </w:tcMar>
+          </w:tcPr>
+          <w:p>
+            <w:r>
+              <w:rPr>
+                <w:rFonts w:ascii="맑은 고딕" w:cs="맑은 고딕" w:eastAsia="맑은 고딕" w:hAnsi="맑은 고딕"/>
+                <w:b w:val="false"/>
+                <w:bCs w:val="false"/>
+                <w:sz w:val="19"/>
+                <w:szCs w:val="19"/>
+              </w:rPr>
+              <w:t xml:space="preserve">주요 입력 및 출력</w:t>
+            </w:r>
+          </w:p>
+        </w:tc>
+        <w:tc>
+          <w:tcPr>
+            <w:tcW w:type="dxa" w:w="7200"/>
+            <w:tcMar>
+              <w:top w:type="dxa" w:w="60"/>
+              <w:left w:type="dxa" w:w="100"/>
+              <w:bottom w:type="dxa" w:w="60"/>
+              <w:right w:type="dxa" w:w="100"/>
+            </w:tcMar>
+          </w:tcPr>
+          <w:p>
+            <w:r>
+              <w:rPr>
+                <w:rFonts w:ascii="맑은 고딕" w:cs="맑은 고딕" w:eastAsia="맑은 고딕" w:hAnsi="맑은 고딕"/>
+                <w:b w:val="false"/>
+                <w:bCs w:val="false"/>
+                <w:sz w:val="19"/>
+                <w:szCs w:val="19"/>
+              </w:rPr>
+              <w:t xml:space="preserve">입력: 뉴스 기사 제목+본문 텍스트. AI 출력: 클릭베이트 여부, 라벨 확률, 원문 구간 근거, 애매 여부(conformal 예측집합). 사람의 의사결정: 승인 / 경고 표시 / 보류 / 반려 / 외부 출처 확인 후 판단</w:t>
+            </w:r>
+          </w:p>
+        </w:tc>
+      </w:tr>
+      <w:tr>
+        <w:trPr>
+          <w:cantSplit/>
+        </w:trPr>
+        <w:tc>
+          <w:tcPr>
+            <w:tcW w:type="dxa" w:w="2400"/>
+            <w:tcMar>
+              <w:top w:type="dxa" w:w="60"/>
+              <w:left w:type="dxa" w:w="100"/>
+              <w:bottom w:type="dxa" w:w="60"/>
+              <w:right w:type="dxa" w:w="100"/>
+            </w:tcMar>
+          </w:tcPr>
+          <w:p>
+            <w:r>
+              <w:rPr>
+                <w:rFonts w:ascii="맑은 고딕" w:cs="맑은 고딕" w:eastAsia="맑은 고딕" w:hAnsi="맑은 고딕"/>
+                <w:b w:val="false"/>
+                <w:bCs w:val="false"/>
+                <w:sz w:val="19"/>
+                <w:szCs w:val="19"/>
+              </w:rPr>
+              <w:t xml:space="preserve">운영 조치</w:t>
+            </w:r>
+          </w:p>
+        </w:tc>
+        <w:tc>
+          <w:tcPr>
+            <w:tcW w:type="dxa" w:w="7200"/>
+            <w:tcMar>
+              <w:top w:type="dxa" w:w="60"/>
+              <w:left w:type="dxa" w:w="100"/>
+              <w:bottom w:type="dxa" w:w="60"/>
+              <w:right w:type="dxa" w:w="100"/>
+            </w:tcMar>
+          </w:tcPr>
+          <w:p>
+            <w:r>
+              <w:rPr>
+                <w:rFonts w:ascii="맑은 고딕" w:cs="맑은 고딕" w:eastAsia="맑은 고딕" w:hAnsi="맑은 고딕"/>
+                <w:b w:val="false"/>
+                <w:bCs w:val="false"/>
+                <w:sz w:val="19"/>
+                <w:szCs w:val="19"/>
+              </w:rPr>
+              <w:t xml:space="preserve">AI 출력은 검토자 큐로 전달되고 검토자가 게시 여부를 결정한다. 정치·경제 민감 카테고리와 애매 구간은 자동판정 없이 즉시 사람에게 이관하며, AI는 게시·반려를 직접 실행하지 않는다</w:t>
+            </w:r>
+          </w:p>
+        </w:tc>
+      </w:tr>
+      <w:tr>
+        <w:trPr>
+          <w:cantSplit/>
+        </w:trPr>
+        <w:tc>
+          <w:tcPr>
+            <w:tcW w:type="dxa" w:w="2400"/>
+            <w:tcMar>
+              <w:top w:type="dxa" w:w="60"/>
+              <w:left w:type="dxa" w:w="100"/>
+              <w:bottom w:type="dxa" w:w="60"/>
+              <w:right w:type="dxa" w:w="100"/>
+            </w:tcMar>
+          </w:tcPr>
+          <w:p>
+            <w:r>
+              <w:rPr>
+                <w:rFonts w:ascii="맑은 고딕" w:cs="맑은 고딕" w:eastAsia="맑은 고딕" w:hAnsi="맑은 고딕"/>
+                <w:b w:val="false"/>
+                <w:bCs w:val="false"/>
+                <w:sz w:val="19"/>
+                <w:szCs w:val="19"/>
+              </w:rPr>
+              <w:t xml:space="preserve">영향받는 사람 또는 집단</w:t>
+            </w:r>
+          </w:p>
+        </w:tc>
+        <w:tc>
+          <w:tcPr>
+            <w:tcW w:type="dxa" w:w="7200"/>
+            <w:tcMar>
+              <w:top w:type="dxa" w:w="60"/>
+              <w:left w:type="dxa" w:w="100"/>
+              <w:bottom w:type="dxa" w:w="60"/>
+              <w:right w:type="dxa" w:w="100"/>
+            </w:tcMar>
+          </w:tcPr>
+          <w:p>
+            <w:r>
+              <w:rPr>
+                <w:rFonts w:ascii="맑은 고딕" w:cs="맑은 고딕" w:eastAsia="맑은 고딕" w:hAnsi="맑은 고딕"/>
+                <w:b w:val="false"/>
+                <w:bCs w:val="false"/>
+                <w:sz w:val="19"/>
+                <w:szCs w:val="19"/>
+              </w:rPr>
+              <w:t xml:space="preserve">독자, 검토자(운영팀), 기사 작성자, 보도 대상 기업·인물, 언론사, 플랫폼 운영사, 정보 생태계 전반 (Onion Model 1~4층, BaseKit 1 §1-6)</w:t>
+            </w:r>
+          </w:p>
+        </w:tc>
+      </w:tr>
+      <w:tr>
+        <w:trPr>
+          <w:cantSplit/>
+        </w:trPr>
+        <w:tc>
+          <w:tcPr>
+            <w:tcW w:type="dxa" w:w="2400"/>
+            <w:tcMar>
+              <w:top w:type="dxa" w:w="60"/>
+              <w:left w:type="dxa" w:w="100"/>
+              <w:bottom w:type="dxa" w:w="60"/>
+              <w:right w:type="dxa" w:w="100"/>
+            </w:tcMar>
+          </w:tcPr>
+          <w:p>
+            <w:r>
+              <w:rPr>
+                <w:rFonts w:ascii="맑은 고딕" w:cs="맑은 고딕" w:eastAsia="맑은 고딕" w:hAnsi="맑은 고딕"/>
+                <w:b w:val="false"/>
+                <w:bCs w:val="false"/>
+                <w:sz w:val="19"/>
+                <w:szCs w:val="19"/>
+              </w:rPr>
+              <w:t xml:space="preserve">운영 환경</w:t>
+            </w:r>
+          </w:p>
+        </w:tc>
+        <w:tc>
+          <w:tcPr>
+            <w:tcW w:type="dxa" w:w="7200"/>
+            <w:tcMar>
+              <w:top w:type="dxa" w:w="60"/>
+              <w:left w:type="dxa" w:w="100"/>
+              <w:bottom w:type="dxa" w:w="60"/>
+              <w:right w:type="dxa" w:w="100"/>
+            </w:tcMar>
+          </w:tcPr>
+          <w:p>
+            <w:r>
+              <w:rPr>
+                <w:rFonts w:ascii="맑은 고딕" w:cs="맑은 고딕" w:eastAsia="맑은 고딕" w:hAnsi="맑은 고딕"/>
+                <w:b w:val="false"/>
+                <w:bCs w:val="false"/>
+                <w:sz w:val="19"/>
+                <w:szCs w:val="19"/>
+              </w:rPr>
+              <w:t xml:space="preserve">뉴스 플랫폼의 게시 전·직후 콘텐츠 검토 단계. 일일 기사 수·검토 인력 등 운영 규모는 적용 조직이 정하는 입력 가정이며, 본 문서는 값이 아니라 산정 공식과 도출 방법을 제시한다(BaseKit 6·7). 외부 의존성: A.X 4.0 Light(SKT, Hugging Face 공개)</w:t>
+            </w:r>
+          </w:p>
+        </w:tc>
+      </w:tr>
+    </w:tbl>
+    <w:p>
+      <w:pPr>
+        <w:spacing w:after="120"/>
+      </w:pPr>
+      <w:r>
+        <w:rPr>
+          <w:rFonts w:ascii="맑은 고딕" w:cs="맑은 고딕" w:eastAsia="맑은 고딕" w:hAnsi="맑은 고딕"/>
+        </w:rPr>
+        <w:t xml:space="preserve"/>
+      </w:r>
+    </w:p>
+    <w:p>
+      <w:pPr>
+        <w:pStyle w:val="Heading2"/>
+        <w:spacing w:after="120" w:before="240"/>
+      </w:pPr>
+      <w:r>
+        <w:t xml:space="preserve">(라) 관련 문서 및 ID 관리</w:t>
+      </w:r>
+    </w:p>
+    <w:tbl>
+      <w:tblPr>
+        <w:tblW w:type="dxa" w:w="9600"/>
+        <w:tblBorders>
+          <w:top w:val="single" w:color="auto" w:sz="4"/>
+          <w:left w:val="single" w:color="auto" w:sz="4"/>
+          <w:bottom w:val="single" w:color="auto" w:sz="4"/>
+          <w:right w:val="single" w:color="auto" w:sz="4"/>
+          <w:insideH w:val="single" w:color="auto" w:sz="4"/>
+          <w:insideV w:val="single" w:color="auto" w:sz="4"/>
+        </w:tblBorders>
+      </w:tblPr>
+      <w:tblGrid>
+        <w:gridCol w:w="3400"/>
+        <w:gridCol w:w="2400"/>
+        <w:gridCol w:w="3800"/>
+      </w:tblGrid>
+      <w:tr>
+        <w:trPr>
+          <w:tblHeader/>
+        </w:trPr>
+        <w:tc>
+          <w:tcPr>
+            <w:tcW w:type="dxa" w:w="3400"/>
+            <w:shd w:fill="D9D9F3" w:val="clear"/>
+            <w:tcMar>
+              <w:top w:type="dxa" w:w="60"/>
+              <w:left w:type="dxa" w:w="100"/>
+              <w:bottom w:type="dxa" w:w="60"/>
+              <w:right w:type="dxa" w:w="100"/>
+            </w:tcMar>
+          </w:tcPr>
+          <w:p>
+            <w:r>
+              <w:rPr>
+                <w:rFonts w:ascii="맑은 고딕" w:cs="맑은 고딕" w:eastAsia="맑은 고딕" w:hAnsi="맑은 고딕"/>
+                <w:b/>
+                <w:bCs/>
+                <w:sz w:val="20"/>
+                <w:szCs w:val="20"/>
+              </w:rPr>
+              <w:t xml:space="preserve">문서</w:t>
+            </w:r>
+          </w:p>
+        </w:tc>
+        <w:tc>
+          <w:tcPr>
+            <w:tcW w:type="dxa" w:w="2400"/>
+            <w:shd w:fill="D9D9F3" w:val="clear"/>
+            <w:tcMar>
+              <w:top w:type="dxa" w:w="60"/>
+              <w:left w:type="dxa" w:w="100"/>
+              <w:bottom w:type="dxa" w:w="60"/>
+              <w:right w:type="dxa" w:w="100"/>
+            </w:tcMar>
+          </w:tcPr>
+          <w:p>
+            <w:r>
+              <w:rPr>
+                <w:rFonts w:ascii="맑은 고딕" w:cs="맑은 고딕" w:eastAsia="맑은 고딕" w:hAnsi="맑은 고딕"/>
+                <w:b/>
+                <w:bCs/>
+                <w:sz w:val="20"/>
+                <w:szCs w:val="20"/>
+              </w:rPr>
+              <w:t xml:space="preserve">버전·기준일</w:t>
+            </w:r>
+          </w:p>
+        </w:tc>
+        <w:tc>
+          <w:tcPr>
+            <w:tcW w:type="dxa" w:w="3800"/>
+            <w:shd w:fill="D9D9F3" w:val="clear"/>
+            <w:tcMar>
+              <w:top w:type="dxa" w:w="60"/>
+              <w:left w:type="dxa" w:w="100"/>
+              <w:bottom w:type="dxa" w:w="60"/>
+              <w:right w:type="dxa" w:w="100"/>
+            </w:tcMar>
+          </w:tcPr>
+          <w:p>
+            <w:r>
+              <w:rPr>
+                <w:rFonts w:ascii="맑은 고딕" w:cs="맑은 고딕" w:eastAsia="맑은 고딕" w:hAnsi="맑은 고딕"/>
+                <w:b/>
+                <w:bCs/>
+                <w:sz w:val="20"/>
+                <w:szCs w:val="20"/>
+              </w:rPr>
+              <w:t xml:space="preserve">사용하는 ID</w:t>
+            </w:r>
+          </w:p>
+        </w:tc>
+      </w:tr>
+      <w:tr>
+        <w:trPr>
+          <w:cantSplit/>
+        </w:trPr>
+        <w:tc>
+          <w:tcPr>
+            <w:tcW w:type="dxa" w:w="3400"/>
+            <w:tcMar>
+              <w:top w:type="dxa" w:w="60"/>
+              <w:left w:type="dxa" w:w="100"/>
+              <w:bottom w:type="dxa" w:w="60"/>
+              <w:right w:type="dxa" w:w="100"/>
+            </w:tcMar>
+          </w:tcPr>
+          <w:p>
+            <w:r>
+              <w:rPr>
+                <w:rFonts w:ascii="맑은 고딕" w:cs="맑은 고딕" w:eastAsia="맑은 고딕" w:hAnsi="맑은 고딕"/>
+                <w:b w:val="false"/>
+                <w:bCs w:val="false"/>
+                <w:sz w:val="19"/>
+                <w:szCs w:val="19"/>
+              </w:rPr>
+              <w:t xml:space="preserve">BaseKit 1~2 완성본</w:t>
+            </w:r>
+          </w:p>
+        </w:tc>
+        <w:tc>
+          <w:tcPr>
+            <w:tcW w:type="dxa" w:w="2400"/>
+            <w:tcMar>
+              <w:top w:type="dxa" w:w="60"/>
+              <w:left w:type="dxa" w:w="100"/>
+              <w:bottom w:type="dxa" w:w="60"/>
+              <w:right w:type="dxa" w:w="100"/>
+            </w:tcMar>
+          </w:tcPr>
+          <w:p>
+            <w:r>
+              <w:rPr>
+                <w:rFonts w:ascii="맑은 고딕" w:cs="맑은 고딕" w:eastAsia="맑은 고딕" w:hAnsi="맑은 고딕"/>
+                <w:b w:val="false"/>
+                <w:bCs w:val="false"/>
+                <w:sz w:val="19"/>
+                <w:szCs w:val="19"/>
+              </w:rPr>
+              <w:t xml:space="preserve">v1.1 · 2026-10-09</w:t>
+            </w:r>
+          </w:p>
+        </w:tc>
+        <w:tc>
+          <w:tcPr>
+            <w:tcW w:type="dxa" w:w="3800"/>
+            <w:tcMar>
+              <w:top w:type="dxa" w:w="60"/>
+              <w:left w:type="dxa" w:w="100"/>
+              <w:bottom w:type="dxa" w:w="60"/>
+              <w:right w:type="dxa" w:w="100"/>
+            </w:tcMar>
+          </w:tcPr>
+          <w:p>
+            <w:r>
+              <w:rPr>
+                <w:rFonts w:ascii="맑은 고딕" w:cs="맑은 고딕" w:eastAsia="맑은 고딕" w:hAnsi="맑은 고딕"/>
+                <w:b w:val="false"/>
+                <w:bCs w:val="false"/>
+                <w:sz w:val="19"/>
+                <w:szCs w:val="19"/>
+              </w:rPr>
+              <w:t xml:space="preserve">IMPACT-01~04, RISK-01~13</w:t>
+            </w:r>
+          </w:p>
+        </w:tc>
+      </w:tr>
+      <w:tr>
+        <w:trPr>
+          <w:cantSplit/>
+        </w:trPr>
+        <w:tc>
+          <w:tcPr>
+            <w:tcW w:type="dxa" w:w="3400"/>
+            <w:tcMar>
+              <w:top w:type="dxa" w:w="60"/>
+              <w:left w:type="dxa" w:w="100"/>
+              <w:bottom w:type="dxa" w:w="60"/>
+              <w:right w:type="dxa" w:w="100"/>
+            </w:tcMar>
+          </w:tcPr>
+          <w:p>
+            <w:r>
+              <w:rPr>
+                <w:rFonts w:ascii="맑은 고딕" w:cs="맑은 고딕" w:eastAsia="맑은 고딕" w:hAnsi="맑은 고딕"/>
+                <w:b w:val="false"/>
+                <w:bCs w:val="false"/>
+                <w:sz w:val="19"/>
+                <w:szCs w:val="19"/>
+              </w:rPr>
+              <w:t xml:space="preserve">BaseKit 3~7 기획본(Part A)</w:t>
+            </w:r>
+          </w:p>
+        </w:tc>
+        <w:tc>
+          <w:tcPr>
+            <w:tcW w:type="dxa" w:w="2400"/>
+            <w:tcMar>
+              <w:top w:type="dxa" w:w="60"/>
+              <w:left w:type="dxa" w:w="100"/>
+              <w:bottom w:type="dxa" w:w="60"/>
+              <w:right w:type="dxa" w:w="100"/>
+            </w:tcMar>
+          </w:tcPr>
+          <w:p>
+            <w:r>
+              <w:rPr>
+                <w:rFonts w:ascii="맑은 고딕" w:cs="맑은 고딕" w:eastAsia="맑은 고딕" w:hAnsi="맑은 고딕"/>
+                <w:b w:val="false"/>
+                <w:bCs w:val="false"/>
+                <w:sz w:val="19"/>
+                <w:szCs w:val="19"/>
+              </w:rPr>
+              <w:t xml:space="preserve">v1.1 · 2026-10-09</w:t>
+            </w:r>
+          </w:p>
+        </w:tc>
+        <w:tc>
+          <w:tcPr>
+            <w:tcW w:type="dxa" w:w="3800"/>
+            <w:tcMar>
+              <w:top w:type="dxa" w:w="60"/>
+              <w:left w:type="dxa" w:w="100"/>
+              <w:bottom w:type="dxa" w:w="60"/>
+              <w:right w:type="dxa" w:w="100"/>
+            </w:tcMar>
+          </w:tcPr>
+          <w:p>
+            <w:r>
+              <w:rPr>
+                <w:rFonts w:ascii="맑은 고딕" w:cs="맑은 고딕" w:eastAsia="맑은 고딕" w:hAnsi="맑은 고딕"/>
+                <w:b w:val="false"/>
+                <w:bCs w:val="false"/>
+                <w:sz w:val="19"/>
+                <w:szCs w:val="19"/>
+              </w:rPr>
+              <w:t xml:space="preserve">RISK-01~13 참조(통제·요구사항은 위험 ID 기준)</w:t>
+            </w:r>
+          </w:p>
+        </w:tc>
+      </w:tr>
+      <w:tr>
+        <w:trPr>
+          <w:cantSplit/>
+        </w:trPr>
+        <w:tc>
+          <w:tcPr>
+            <w:tcW w:type="dxa" w:w="3400"/>
+            <w:tcMar>
+              <w:top w:type="dxa" w:w="60"/>
+              <w:left w:type="dxa" w:w="100"/>
+              <w:bottom w:type="dxa" w:w="60"/>
+              <w:right w:type="dxa" w:w="100"/>
+            </w:tcMar>
+          </w:tcPr>
+          <w:p>
+            <w:r>
+              <w:rPr>
+                <w:rFonts w:ascii="맑은 고딕" w:cs="맑은 고딕" w:eastAsia="맑은 고딕" w:hAnsi="맑은 고딕"/>
+                <w:b w:val="false"/>
+                <w:bCs w:val="false"/>
+                <w:sz w:val="19"/>
+                <w:szCs w:val="19"/>
+              </w:rPr>
+              <w:t xml:space="preserve">파이프라인 프로세스 흐름도</w:t>
+            </w:r>
+          </w:p>
+        </w:tc>
+        <w:tc>
+          <w:tcPr>
+            <w:tcW w:type="dxa" w:w="2400"/>
+            <w:tcMar>
+              <w:top w:type="dxa" w:w="60"/>
+              <w:left w:type="dxa" w:w="100"/>
+              <w:bottom w:type="dxa" w:w="60"/>
+              <w:right w:type="dxa" w:w="100"/>
+            </w:tcMar>
+          </w:tcPr>
+          <w:p>
+            <w:r>
+              <w:rPr>
+                <w:rFonts w:ascii="맑은 고딕" w:cs="맑은 고딕" w:eastAsia="맑은 고딕" w:hAnsi="맑은 고딕"/>
+                <w:b w:val="false"/>
+                <w:bCs w:val="false"/>
+                <w:sz w:val="19"/>
+                <w:szCs w:val="19"/>
+              </w:rPr>
+              <w:t xml:space="preserve">v1.1 · 2026-10-09</w:t>
+            </w:r>
+          </w:p>
+        </w:tc>
+        <w:tc>
+          <w:tcPr>
+            <w:tcW w:type="dxa" w:w="3800"/>
+            <w:tcMar>
+              <w:top w:type="dxa" w:w="60"/>
+              <w:left w:type="dxa" w:w="100"/>
+              <w:bottom w:type="dxa" w:w="60"/>
+              <w:right w:type="dxa" w:w="100"/>
+            </w:tcMar>
+          </w:tcPr>
+          <w:p>
+            <w:r>
+              <w:rPr>
+                <w:rFonts w:ascii="맑은 고딕" w:cs="맑은 고딕" w:eastAsia="맑은 고딕" w:hAnsi="맑은 고딕"/>
+                <w:b w:val="false"/>
+                <w:bCs w:val="false"/>
+                <w:sz w:val="19"/>
+                <w:szCs w:val="19"/>
+              </w:rPr>
+              <w:t xml:space="preserve">처리 단계 ①~⑧ (BaseKit 5 §5-3과 동일)</w:t>
+            </w:r>
+          </w:p>
+        </w:tc>
+      </w:tr>
+    </w:tbl>
+    <w:p>
+      <w:pPr>
+        <w:spacing w:after="120"/>
+      </w:pPr>
+      <w:r>
+        <w:rPr>
+          <w:rFonts w:ascii="맑은 고딕" w:cs="맑은 고딕" w:eastAsia="맑은 고딕" w:hAnsi="맑은 고딕"/>
+        </w:rPr>
+        <w:t xml:space="preserve"/>
+      </w:r>
+    </w:p>
+    <w:p>
+      <w:pPr>
+        <w:spacing w:after="120"/>
+      </w:pPr>
+      <w:r>
+        <w:rPr>
+          <w:rFonts w:ascii="맑은 고딕" w:cs="맑은 고딕" w:eastAsia="맑은 고딕" w:hAnsi="맑은 고딕"/>
+        </w:rPr>
+        <w:t xml:space="preserve">영향·위험·통제·요구사항·시험·근거 사이의 전체 연결은 본선의 추적성 매트릭스에서 관리하며, 본 문서는 관련 ID만 참조한다.</w:t>
+      </w:r>
+    </w:p>
+    <w:p>
+      <w:pPr>
+        <w:pStyle w:val="Heading2"/>
+        <w:spacing w:after="120" w:before="240"/>
+      </w:pPr>
+      <w:r>
+        <w:t xml:space="preserve">(마) 제출 범위와 미제출 항목</w:t>
+      </w:r>
+    </w:p>
+    <w:p>
+      <w:pPr>
+        <w:pStyle w:val="ListParagraph"/>
+        <w:numPr>
+          <w:ilvl w:val="0"/>
+          <w:numId w:val="1"/>
+        </w:numPr>
+        <w:spacing w:after="60"/>
+      </w:pPr>
+      <w:r>
+        <w:rPr>
+          <w:rFonts w:ascii="맑은 고딕" w:cs="맑은 고딕" w:eastAsia="맑은 고딕" w:hAnsi="맑은 고딕"/>
+        </w:rPr>
+        <w:t xml:space="preserve">예선 제출 범위: BaseKit 1~2 완성본, BaseKit 3~7 기획본(Part A), 파이프라인 흐름도</w:t>
+      </w:r>
+    </w:p>
+    <w:p>
+      <w:pPr>
+        <w:pStyle w:val="ListParagraph"/>
+        <w:numPr>
+          <w:ilvl w:val="0"/>
+          <w:numId w:val="1"/>
+        </w:numPr>
+        <w:spacing w:after="60"/>
+      </w:pPr>
+      <w:r>
+        <w:rPr>
+          <w:rFonts w:ascii="맑은 고딕" w:cs="맑은 고딕" w:eastAsia="맑은 고딕" w:hAnsi="맑은 고딕"/>
+        </w:rPr>
+        <w:t xml:space="preserve">본 문서에 포함하지 않는 항목: 실행 결과·시험 결과·Evidence ID(Part B), 추적성 매트릭스, 계획-관찰 차이 분석 등 본선 항목</w:t>
+      </w:r>
+    </w:p>
+    <w:p>
+      <w:pPr>
+        <w:pStyle w:val="ListParagraph"/>
+        <w:numPr>
+          <w:ilvl w:val="0"/>
+          <w:numId w:val="1"/>
+        </w:numPr>
+        <w:spacing w:after="60"/>
+      </w:pPr>
+      <w:r>
+        <w:rPr>
+          <w:rFonts w:ascii="맑은 고딕" w:cs="맑은 고딕" w:eastAsia="맑은 고딕" w:hAnsi="맑은 고딕"/>
+        </w:rPr>
+        <w:t xml:space="preserve">대회 BaseKit 실물 양식을 아직 확보하지 못해, 항목 번호는 공식 챕터명(BK03 투명성 · BK04 데이터 · BK05 모델 · BK06 인간 감독 · BK07 운영·모니터링)을 따르고 하위 구성은 팀이 구성했다. 양식 수령 시 해당 양식에 맞춰 재배치한다</w:t>
       </w:r>
     </w:p>
     <w:p>
@@ -145,6 +1132,9 @@
         </w:tc>
       </w:tr>
       <w:tr>
+        <w:trPr>
+          <w:cantSplit/>
+        </w:trPr>
         <w:tc>
           <w:tcPr>
             <w:tcW w:type="dxa" w:w="2400"/>
@@ -193,6 +1183,9 @@
         </w:tc>
       </w:tr>
       <w:tr>
+        <w:trPr>
+          <w:cantSplit/>
+        </w:trPr>
         <w:tc>
           <w:tcPr>
             <w:tcW w:type="dxa" w:w="2400"/>
@@ -241,6 +1234,9 @@
         </w:tc>
       </w:tr>
       <w:tr>
+        <w:trPr>
+          <w:cantSplit/>
+        </w:trPr>
         <w:tc>
           <w:tcPr>
             <w:tcW w:type="dxa" w:w="2400"/>
@@ -289,6 +1285,9 @@
         </w:tc>
       </w:tr>
       <w:tr>
+        <w:trPr>
+          <w:cantSplit/>
+        </w:trPr>
         <w:tc>
           <w:tcPr>
             <w:tcW w:type="dxa" w:w="2400"/>
@@ -500,6 +1499,9 @@
         </w:tc>
       </w:tr>
       <w:tr>
+        <w:trPr>
+          <w:cantSplit/>
+        </w:trPr>
         <w:tc>
           <w:tcPr>
             <w:tcW w:type="dxa" w:w="2400"/>
@@ -548,6 +1550,9 @@
         </w:tc>
       </w:tr>
       <w:tr>
+        <w:trPr>
+          <w:cantSplit/>
+        </w:trPr>
         <w:tc>
           <w:tcPr>
             <w:tcW w:type="dxa" w:w="2400"/>
@@ -596,6 +1601,9 @@
         </w:tc>
       </w:tr>
       <w:tr>
+        <w:trPr>
+          <w:cantSplit/>
+        </w:trPr>
         <w:tc>
           <w:tcPr>
             <w:tcW w:type="dxa" w:w="2400"/>
@@ -644,6 +1652,9 @@
         </w:tc>
       </w:tr>
       <w:tr>
+        <w:trPr>
+          <w:cantSplit/>
+        </w:trPr>
         <w:tc>
           <w:tcPr>
             <w:tcW w:type="dxa" w:w="2400"/>
@@ -686,12 +1697,15 @@
                 <w:sz w:val="19"/>
                 <w:szCs w:val="19"/>
               </w:rPr>
-              <w:t xml:space="preserve">A.X 4.0 Light (SKT, Hugging Face 공개) — 필수 사용, 타 모델 병행 가능</w:t>
+              <w:t xml:space="preserve">A.X 4.0 Light (SKT, Hugging Face 공개) — 필수 사용. 예선 설계는 A.X 단독 기준이며 타 모델 병행 여부는 대회 안내에 따라 본선 전 확인</w:t>
             </w:r>
           </w:p>
         </w:tc>
       </w:tr>
       <w:tr>
+        <w:trPr>
+          <w:cantSplit/>
+        </w:trPr>
         <w:tc>
           <w:tcPr>
             <w:tcW w:type="dxa" w:w="2400"/>
@@ -740,6 +1754,9 @@
         </w:tc>
       </w:tr>
       <w:tr>
+        <w:trPr>
+          <w:cantSplit/>
+        </w:trPr>
         <w:tc>
           <w:tcPr>
             <w:tcW w:type="dxa" w:w="2400"/>
@@ -788,6 +1805,9 @@
         </w:tc>
       </w:tr>
       <w:tr>
+        <w:trPr>
+          <w:cantSplit/>
+        </w:trPr>
         <w:tc>
           <w:tcPr>
             <w:tcW w:type="dxa" w:w="2400"/>
@@ -836,6 +1856,9 @@
         </w:tc>
       </w:tr>
       <w:tr>
+        <w:trPr>
+          <w:cantSplit/>
+        </w:trPr>
         <w:tc>
           <w:tcPr>
             <w:tcW w:type="dxa" w:w="2400"/>
@@ -878,7 +1901,7 @@
                 <w:sz w:val="19"/>
                 <w:szCs w:val="19"/>
               </w:rPr>
-              <w:t xml:space="preserve">현재는 A.X 4.0 Light 단독 운용. 확장 옵션으로 제목-본문 유사도 기반 경량 분류기 검토</w:t>
+              <w:t xml:space="preserve">현재는 A.X 4.0 Light 단독 운용. 타 모델 병행이 허용되는 경우에 한해 제목-본문 유사도 기반 경량 분류기를 확장 옵션으로 검토</w:t>
             </w:r>
           </w:p>
         </w:tc>
@@ -1040,6 +2063,9 @@
         </w:tc>
       </w:tr>
       <w:tr>
+        <w:trPr>
+          <w:cantSplit/>
+        </w:trPr>
         <w:tc>
           <w:tcPr>
             <w:tcW w:type="dxa" w:w="2600"/>
@@ -1134,6 +2160,9 @@
         </w:tc>
       </w:tr>
       <w:tr>
+        <w:trPr>
+          <w:cantSplit/>
+        </w:trPr>
         <w:tc>
           <w:tcPr>
             <w:tcW w:type="dxa" w:w="2600"/>
@@ -1318,6 +2347,9 @@
         </w:tc>
       </w:tr>
       <w:tr>
+        <w:trPr>
+          <w:cantSplit/>
+        </w:trPr>
         <w:tc>
           <w:tcPr>
             <w:tcW w:type="dxa" w:w="2400"/>
@@ -1366,6 +2398,9 @@
         </w:tc>
       </w:tr>
       <w:tr>
+        <w:trPr>
+          <w:cantSplit/>
+        </w:trPr>
         <w:tc>
           <w:tcPr>
             <w:tcW w:type="dxa" w:w="2400"/>
@@ -1414,6 +2449,9 @@
         </w:tc>
       </w:tr>
       <w:tr>
+        <w:trPr>
+          <w:cantSplit/>
+        </w:trPr>
         <w:tc>
           <w:tcPr>
             <w:tcW w:type="dxa" w:w="2400"/>
@@ -1462,6 +2500,9 @@
         </w:tc>
       </w:tr>
       <w:tr>
+        <w:trPr>
+          <w:cantSplit/>
+        </w:trPr>
         <w:tc>
           <w:tcPr>
             <w:tcW w:type="dxa" w:w="2400"/>
@@ -1650,6 +2691,9 @@
         </w:tc>
       </w:tr>
       <w:tr>
+        <w:trPr>
+          <w:cantSplit/>
+        </w:trPr>
         <w:tc>
           <w:tcPr>
             <w:tcW w:type="dxa" w:w="1400"/>
@@ -1744,6 +2788,9 @@
         </w:tc>
       </w:tr>
       <w:tr>
+        <w:trPr>
+          <w:cantSplit/>
+        </w:trPr>
         <w:tc>
           <w:tcPr>
             <w:tcW w:type="dxa" w:w="1400"/>
@@ -1895,6 +2942,336 @@
           <w:rFonts w:ascii="맑은 고딕" w:cs="맑은 고딕" w:eastAsia="맑은 고딕" w:hAnsi="맑은 고딕"/>
         </w:rPr>
         <w:t xml:space="preserve">추가 데이터 사용 시 필요 이유·부족한 점·보완되는 신뢰성 문제를 설명할 수 있어야 하며, 사전에 멘토·운영팀 확인 권장</w:t>
+      </w:r>
+    </w:p>
+    <w:p>
+      <w:pPr>
+        <w:spacing w:after="120"/>
+      </w:pPr>
+      <w:r>
+        <w:rPr>
+          <w:rFonts w:ascii="맑은 고딕" w:cs="맑은 고딕" w:eastAsia="맑은 고딕" w:hAnsi="맑은 고딕"/>
+          <w:b/>
+          <w:bCs/>
+        </w:rPr>
+        <w:t xml:space="preserve">메인 데이터 구성 (제공 파일을 직접 확인한 결과)</w:t>
+      </w:r>
+    </w:p>
+    <w:tbl>
+      <w:tblPr>
+        <w:tblW w:type="dxa" w:w="9600"/>
+        <w:tblBorders>
+          <w:top w:val="single" w:color="auto" w:sz="4"/>
+          <w:left w:val="single" w:color="auto" w:sz="4"/>
+          <w:bottom w:val="single" w:color="auto" w:sz="4"/>
+          <w:right w:val="single" w:color="auto" w:sz="4"/>
+          <w:insideH w:val="single" w:color="auto" w:sz="4"/>
+          <w:insideV w:val="single" w:color="auto" w:sz="4"/>
+        </w:tblBorders>
+      </w:tblPr>
+      <w:tblGrid>
+        <w:gridCol w:w="1800"/>
+        <w:gridCol w:w="7800"/>
+      </w:tblGrid>
+      <w:tr>
+        <w:trPr>
+          <w:tblHeader/>
+        </w:trPr>
+        <w:tc>
+          <w:tcPr>
+            <w:tcW w:type="dxa" w:w="1800"/>
+            <w:shd w:fill="D9D9F3" w:val="clear"/>
+            <w:tcMar>
+              <w:top w:type="dxa" w:w="60"/>
+              <w:left w:type="dxa" w:w="100"/>
+              <w:bottom w:type="dxa" w:w="60"/>
+              <w:right w:type="dxa" w:w="100"/>
+            </w:tcMar>
+          </w:tcPr>
+          <w:p>
+            <w:r>
+              <w:rPr>
+                <w:rFonts w:ascii="맑은 고딕" w:cs="맑은 고딕" w:eastAsia="맑은 고딕" w:hAnsi="맑은 고딕"/>
+                <w:b/>
+                <w:bCs/>
+                <w:sz w:val="20"/>
+                <w:szCs w:val="20"/>
+              </w:rPr>
+              <w:t xml:space="preserve">항목</w:t>
+            </w:r>
+          </w:p>
+        </w:tc>
+        <w:tc>
+          <w:tcPr>
+            <w:tcW w:type="dxa" w:w="7800"/>
+            <w:shd w:fill="D9D9F3" w:val="clear"/>
+            <w:tcMar>
+              <w:top w:type="dxa" w:w="60"/>
+              <w:left w:type="dxa" w:w="100"/>
+              <w:bottom w:type="dxa" w:w="60"/>
+              <w:right w:type="dxa" w:w="100"/>
+            </w:tcMar>
+          </w:tcPr>
+          <w:p>
+            <w:r>
+              <w:rPr>
+                <w:rFonts w:ascii="맑은 고딕" w:cs="맑은 고딕" w:eastAsia="맑은 고딕" w:hAnsi="맑은 고딕"/>
+                <w:b/>
+                <w:bCs/>
+                <w:sz w:val="20"/>
+                <w:szCs w:val="20"/>
+              </w:rPr>
+              <w:t xml:space="preserve">내용</w:t>
+            </w:r>
+          </w:p>
+        </w:tc>
+      </w:tr>
+      <w:tr>
+        <w:trPr>
+          <w:cantSplit/>
+        </w:trPr>
+        <w:tc>
+          <w:tcPr>
+            <w:tcW w:type="dxa" w:w="1800"/>
+            <w:tcMar>
+              <w:top w:type="dxa" w:w="60"/>
+              <w:left w:type="dxa" w:w="100"/>
+              <w:bottom w:type="dxa" w:w="60"/>
+              <w:right w:type="dxa" w:w="100"/>
+            </w:tcMar>
+          </w:tcPr>
+          <w:p>
+            <w:r>
+              <w:rPr>
+                <w:rFonts w:ascii="맑은 고딕" w:cs="맑은 고딕" w:eastAsia="맑은 고딕" w:hAnsi="맑은 고딕"/>
+                <w:b w:val="false"/>
+                <w:bCs w:val="false"/>
+                <w:sz w:val="19"/>
+                <w:szCs w:val="19"/>
+              </w:rPr>
+              <w:t xml:space="preserve">규모</w:t>
+            </w:r>
+          </w:p>
+        </w:tc>
+        <w:tc>
+          <w:tcPr>
+            <w:tcW w:type="dxa" w:w="7800"/>
+            <w:tcMar>
+              <w:top w:type="dxa" w:w="60"/>
+              <w:left w:type="dxa" w:w="100"/>
+              <w:bottom w:type="dxa" w:w="60"/>
+              <w:right w:type="dxa" w:w="100"/>
+            </w:tcMar>
+          </w:tcPr>
+          <w:p>
+            <w:r>
+              <w:rPr>
+                <w:rFonts w:ascii="맑은 고딕" w:cs="맑은 고딕" w:eastAsia="맑은 고딕" w:hAnsi="맑은 고딕"/>
+                <w:b w:val="false"/>
+                <w:bCs w:val="false"/>
+                <w:sz w:val="19"/>
+                <w:szCs w:val="19"/>
+              </w:rPr>
+              <w:t xml:space="preserve">660,085건(Training 586,741 / Validation 73,344). 기사 1건당 JSON 1개, 기사 ID는 중복이 없고 Training과 Validation 사이에도 겹치지 않으며 한 기사가 두 클래스에 동시에 속하지 않음</w:t>
+            </w:r>
+          </w:p>
+        </w:tc>
+      </w:tr>
+      <w:tr>
+        <w:trPr>
+          <w:cantSplit/>
+        </w:trPr>
+        <w:tc>
+          <w:tcPr>
+            <w:tcW w:type="dxa" w:w="1800"/>
+            <w:tcMar>
+              <w:top w:type="dxa" w:w="60"/>
+              <w:left w:type="dxa" w:w="100"/>
+              <w:bottom w:type="dxa" w:w="60"/>
+              <w:right w:type="dxa" w:w="100"/>
+            </w:tcMar>
+          </w:tcPr>
+          <w:p>
+            <w:r>
+              <w:rPr>
+                <w:rFonts w:ascii="맑은 고딕" w:cs="맑은 고딕" w:eastAsia="맑은 고딕" w:hAnsi="맑은 고딕"/>
+                <w:b w:val="false"/>
+                <w:bCs w:val="false"/>
+                <w:sz w:val="19"/>
+                <w:szCs w:val="19"/>
+              </w:rPr>
+              <w:t xml:space="preserve">라벨</w:t>
+            </w:r>
+          </w:p>
+        </w:tc>
+        <w:tc>
+          <w:tcPr>
+            <w:tcW w:type="dxa" w:w="7800"/>
+            <w:tcMar>
+              <w:top w:type="dxa" w:w="60"/>
+              <w:left w:type="dxa" w:w="100"/>
+              <w:bottom w:type="dxa" w:w="60"/>
+              <w:right w:type="dxa" w:w="100"/>
+            </w:tcMar>
+          </w:tcPr>
+          <w:p>
+            <w:r>
+              <w:rPr>
+                <w:rFonts w:ascii="맑은 고딕" w:cs="맑은 고딕" w:eastAsia="맑은 고딕" w:hAnsi="맑은 고딕"/>
+                <w:b w:val="false"/>
+                <w:bCs w:val="false"/>
+                <w:sz w:val="19"/>
+                <w:szCs w:val="19"/>
+              </w:rPr>
+              <w:t xml:space="preserve">clickbaitClass 0 = 클릭베이트 333,054건, 1 = 정상 327,031건. 코드가 일반적인 관행(클릭베이트=1)과 반대이므로 본 서비스에서는 “클릭베이트 = 코드 0”으로 명시해 사용</w:t>
+            </w:r>
+          </w:p>
+        </w:tc>
+      </w:tr>
+      <w:tr>
+        <w:trPr>
+          <w:cantSplit/>
+        </w:trPr>
+        <w:tc>
+          <w:tcPr>
+            <w:tcW w:type="dxa" w:w="1800"/>
+            <w:tcMar>
+              <w:top w:type="dxa" w:w="60"/>
+              <w:left w:type="dxa" w:w="100"/>
+              <w:bottom w:type="dxa" w:w="60"/>
+              <w:right w:type="dxa" w:w="100"/>
+            </w:tcMar>
+          </w:tcPr>
+          <w:p>
+            <w:r>
+              <w:rPr>
+                <w:rFonts w:ascii="맑은 고딕" w:cs="맑은 고딕" w:eastAsia="맑은 고딕" w:hAnsi="맑은 고딕"/>
+                <w:b w:val="false"/>
+                <w:bCs w:val="false"/>
+                <w:sz w:val="19"/>
+                <w:szCs w:val="19"/>
+              </w:rPr>
+              <w:t xml:space="preserve">카테고리</w:t>
+            </w:r>
+          </w:p>
+        </w:tc>
+        <w:tc>
+          <w:tcPr>
+            <w:tcW w:type="dxa" w:w="7800"/>
+            <w:tcMar>
+              <w:top w:type="dxa" w:w="60"/>
+              <w:left w:type="dxa" w:w="100"/>
+              <w:bottom w:type="dxa" w:w="60"/>
+              <w:right w:type="dxa" w:w="100"/>
+            </w:tcMar>
+          </w:tcPr>
+          <w:p>
+            <w:r>
+              <w:rPr>
+                <w:rFonts w:ascii="맑은 고딕" w:cs="맑은 고딕" w:eastAsia="맑은 고딕" w:hAnsi="맑은 고딕"/>
+                <w:b w:val="false"/>
+                <w:bCs w:val="false"/>
+                <w:sz w:val="19"/>
+                <w:szCs w:val="19"/>
+              </w:rPr>
+              <w:t xml:space="preserve">7개: IT&amp;과학, 경제, 사회, 생활&amp;문화, 세계, 연예, 정치 (정치·경제는 Training 기준 약 27.8%)</w:t>
+            </w:r>
+          </w:p>
+        </w:tc>
+      </w:tr>
+      <w:tr>
+        <w:trPr>
+          <w:cantSplit/>
+        </w:trPr>
+        <w:tc>
+          <w:tcPr>
+            <w:tcW w:type="dxa" w:w="1800"/>
+            <w:tcMar>
+              <w:top w:type="dxa" w:w="60"/>
+              <w:left w:type="dxa" w:w="100"/>
+              <w:bottom w:type="dxa" w:w="60"/>
+              <w:right w:type="dxa" w:w="100"/>
+            </w:tcMar>
+          </w:tcPr>
+          <w:p>
+            <w:r>
+              <w:rPr>
+                <w:rFonts w:ascii="맑은 고딕" w:cs="맑은 고딕" w:eastAsia="맑은 고딕" w:hAnsi="맑은 고딕"/>
+                <w:b w:val="false"/>
+                <w:bCs w:val="false"/>
+                <w:sz w:val="19"/>
+                <w:szCs w:val="19"/>
+              </w:rPr>
+              <w:t xml:space="preserve">구성 방식</w:t>
+            </w:r>
+          </w:p>
+        </w:tc>
+        <w:tc>
+          <w:tcPr>
+            <w:tcW w:type="dxa" w:w="7800"/>
+            <w:tcMar>
+              <w:top w:type="dxa" w:w="60"/>
+              <w:left w:type="dxa" w:w="100"/>
+              <w:bottom w:type="dxa" w:w="60"/>
+              <w:right w:type="dxa" w:w="100"/>
+            </w:tcMar>
+          </w:tcPr>
+          <w:p>
+            <w:r>
+              <w:rPr>
+                <w:rFonts w:ascii="맑은 고딕" w:cs="맑은 고딕" w:eastAsia="맑은 고딕" w:hAnsi="맑은 고딕"/>
+                <w:b w:val="false"/>
+                <w:bCs w:val="false"/>
+                <w:sz w:val="19"/>
+                <w:szCs w:val="19"/>
+              </w:rPr>
+              <w:t xml:space="preserve">Part1은 제목을 바꾼 새 제목과 근거 문장 표시, Part2는 본문 일부 문장을 바꾸고 문장별 주제 일관성을 표시. 클릭베이트 중 Auto 242,812건(표본에서 무관한 제목·문장으로 대체된 사례 관찰), Direct 90,242건(사람이 변형, 강도 상·중·하). 정상은 모두 원본을 유지한 Auto</w:t>
+            </w:r>
+          </w:p>
+        </w:tc>
+      </w:tr>
+    </w:tbl>
+    <w:p>
+      <w:pPr>
+        <w:spacing w:after="120"/>
+      </w:pPr>
+      <w:r>
+        <w:rPr>
+          <w:rFonts w:ascii="맑은 고딕" w:cs="맑은 고딕" w:eastAsia="맑은 고딕" w:hAnsi="맑은 고딕"/>
+        </w:rPr>
+        <w:t xml:space="preserve"/>
+      </w:r>
+    </w:p>
+    <w:p>
+      <w:pPr>
+        <w:pStyle w:val="ListParagraph"/>
+        <w:numPr>
+          <w:ilvl w:val="0"/>
+          <w:numId w:val="1"/>
+        </w:numPr>
+        <w:spacing w:after="60"/>
+      </w:pPr>
+      <w:r>
+        <w:rPr>
+          <w:rFonts w:ascii="맑은 고딕" w:cs="맑은 고딕" w:eastAsia="맑은 고딕" w:hAnsi="맑은 고딕"/>
+        </w:rPr>
+        <w:t xml:space="preserve">클릭베이트의 약 73%가 자동 생성 변형이므로 전체 성능만 보면 과대평가될 수 있어 Auto/Direct를 분리해 해석 (RISK-13). 세부 규칙은 BaseKit 4</w:t>
+      </w:r>
+    </w:p>
+    <w:p>
+      <w:pPr>
+        <w:pStyle w:val="ListParagraph"/>
+        <w:numPr>
+          <w:ilvl w:val="0"/>
+          <w:numId w:val="1"/>
+        </w:numPr>
+        <w:spacing w:after="60"/>
+      </w:pPr>
+      <w:r>
+        <w:rPr>
+          <w:rFonts w:ascii="맑은 고딕" w:cs="맑은 고딕" w:eastAsia="맑은 고딕" w:hAnsi="맑은 고딕"/>
+        </w:rPr>
+        <w:t xml:space="preserve">패턴 코드(11~16, 21~24, 99)의 의미는 대회 데이터 정의서와 대조해 확정(예선 시점에는 필드 구조와 표본 관찰에 근거)</w:t>
       </w:r>
     </w:p>
     <w:p>
@@ -2196,6 +3573,9 @@
         </w:tc>
       </w:tr>
       <w:tr>
+        <w:trPr>
+          <w:cantSplit/>
+        </w:trPr>
         <w:tc>
           <w:tcPr>
             <w:tcW w:type="dxa" w:w="1600"/>
@@ -2267,6 +3647,9 @@
         </w:tc>
       </w:tr>
       <w:tr>
+        <w:trPr>
+          <w:cantSplit/>
+        </w:trPr>
         <w:tc>
           <w:tcPr>
             <w:tcW w:type="dxa" w:w="1600"/>
@@ -2338,6 +3721,9 @@
         </w:tc>
       </w:tr>
       <w:tr>
+        <w:trPr>
+          <w:cantSplit/>
+        </w:trPr>
         <w:tc>
           <w:tcPr>
             <w:tcW w:type="dxa" w:w="1600"/>
@@ -2409,6 +3795,9 @@
         </w:tc>
       </w:tr>
       <w:tr>
+        <w:trPr>
+          <w:cantSplit/>
+        </w:trPr>
         <w:tc>
           <w:tcPr>
             <w:tcW w:type="dxa" w:w="1600"/>
@@ -2480,6 +3869,9 @@
         </w:tc>
       </w:tr>
       <w:tr>
+        <w:trPr>
+          <w:cantSplit/>
+        </w:trPr>
         <w:tc>
           <w:tcPr>
             <w:tcW w:type="dxa" w:w="1600"/>
@@ -2551,6 +3943,9 @@
         </w:tc>
       </w:tr>
       <w:tr>
+        <w:trPr>
+          <w:cantSplit/>
+        </w:trPr>
         <w:tc>
           <w:tcPr>
             <w:tcW w:type="dxa" w:w="1600"/>
@@ -2622,6 +4017,9 @@
         </w:tc>
       </w:tr>
       <w:tr>
+        <w:trPr>
+          <w:cantSplit/>
+        </w:trPr>
         <w:tc>
           <w:tcPr>
             <w:tcW w:type="dxa" w:w="1600"/>
@@ -2799,6 +4197,9 @@
         </w:tc>
       </w:tr>
       <w:tr>
+        <w:trPr>
+          <w:cantSplit/>
+        </w:trPr>
         <w:tc>
           <w:tcPr>
             <w:tcW w:type="dxa" w:w="2200"/>
@@ -2847,6 +4248,9 @@
         </w:tc>
       </w:tr>
       <w:tr>
+        <w:trPr>
+          <w:cantSplit/>
+        </w:trPr>
         <w:tc>
           <w:tcPr>
             <w:tcW w:type="dxa" w:w="2200"/>
@@ -2895,6 +4299,9 @@
         </w:tc>
       </w:tr>
       <w:tr>
+        <w:trPr>
+          <w:cantSplit/>
+        </w:trPr>
         <w:tc>
           <w:tcPr>
             <w:tcW w:type="dxa" w:w="2200"/>
@@ -2943,6 +4350,9 @@
         </w:tc>
       </w:tr>
       <w:tr>
+        <w:trPr>
+          <w:cantSplit/>
+        </w:trPr>
         <w:tc>
           <w:tcPr>
             <w:tcW w:type="dxa" w:w="2200"/>
@@ -2991,6 +4401,9 @@
         </w:tc>
       </w:tr>
       <w:tr>
+        <w:trPr>
+          <w:cantSplit/>
+        </w:trPr>
         <w:tc>
           <w:tcPr>
             <w:tcW w:type="dxa" w:w="2200"/>
@@ -3133,6 +4546,9 @@
         </w:tc>
       </w:tr>
       <w:tr>
+        <w:trPr>
+          <w:cantSplit/>
+        </w:trPr>
         <w:tc>
           <w:tcPr>
             <w:tcW w:type="dxa" w:w="2200"/>
@@ -3181,6 +4597,9 @@
         </w:tc>
       </w:tr>
       <w:tr>
+        <w:trPr>
+          <w:cantSplit/>
+        </w:trPr>
         <w:tc>
           <w:tcPr>
             <w:tcW w:type="dxa" w:w="2200"/>
@@ -3229,6 +4648,9 @@
         </w:tc>
       </w:tr>
       <w:tr>
+        <w:trPr>
+          <w:cantSplit/>
+        </w:trPr>
         <w:tc>
           <w:tcPr>
             <w:tcW w:type="dxa" w:w="2200"/>
@@ -3277,6 +4699,9 @@
         </w:tc>
       </w:tr>
       <w:tr>
+        <w:trPr>
+          <w:cantSplit/>
+        </w:trPr>
         <w:tc>
           <w:tcPr>
             <w:tcW w:type="dxa" w:w="2200"/>
@@ -3465,6 +4890,9 @@
         </w:tc>
       </w:tr>
       <w:tr>
+        <w:trPr>
+          <w:cantSplit/>
+        </w:trPr>
         <w:tc>
           <w:tcPr>
             <w:tcW w:type="dxa" w:w="1200"/>
@@ -3559,6 +4987,9 @@
         </w:tc>
       </w:tr>
       <w:tr>
+        <w:trPr>
+          <w:cantSplit/>
+        </w:trPr>
         <w:tc>
           <w:tcPr>
             <w:tcW w:type="dxa" w:w="1200"/>
@@ -3653,6 +5084,9 @@
         </w:tc>
       </w:tr>
       <w:tr>
+        <w:trPr>
+          <w:cantSplit/>
+        </w:trPr>
         <w:tc>
           <w:tcPr>
             <w:tcW w:type="dxa" w:w="1200"/>
@@ -3747,6 +5181,9 @@
         </w:tc>
       </w:tr>
       <w:tr>
+        <w:trPr>
+          <w:cantSplit/>
+        </w:trPr>
         <w:tc>
           <w:tcPr>
             <w:tcW w:type="dxa" w:w="1200"/>
@@ -3972,6 +5409,9 @@
         </w:tc>
       </w:tr>
       <w:tr>
+        <w:trPr>
+          <w:cantSplit/>
+        </w:trPr>
         <w:tc>
           <w:tcPr>
             <w:tcW w:type="dxa" w:w="2000"/>
@@ -4043,6 +5483,9 @@
         </w:tc>
       </w:tr>
       <w:tr>
+        <w:trPr>
+          <w:cantSplit/>
+        </w:trPr>
         <w:tc>
           <w:tcPr>
             <w:tcW w:type="dxa" w:w="2000"/>
@@ -4134,15 +5577,6 @@
           <w:rFonts w:ascii="맑은 고딕" w:cs="맑은 고딕" w:eastAsia="맑은 고딕" w:hAnsi="맑은 고딕"/>
         </w:rPr>
         <w:t xml:space="preserve">팀의 선택: 클릭베이트를 놓치는 피해가 더 크다고 보아 재현율을 우선하고, 그 대가로 늘어나는 오탐·과잉 차단은 판단이 애매한 경우(conformal 예측집합이 {클릭베이트, 정상}을 모두 포함하거나 공집합인 경우)를 전부 사람에게 이관해 제어한다. 임의의 숫자 구간을 쓰지 않고 데이터에서 도출하며, “AI가 애매하면 틀리지 않고 사람에게 넘긴다”를 원칙으로 책임 소재를 명확히 한다. 허용 오류 α를 정하는 주체는 AI기획자이며, 운영 데이터가 쌓이면 팀 논의로 재조정한다.</w:t>
-      </w:r>
-    </w:p>
-    <w:p>
-      <w:pPr>
-        <w:pageBreakBefore/>
-      </w:pPr>
-      <w:r>
-        <w:br/>
-        <w:t xml:space="preserve"/>
       </w:r>
     </w:p>
     <w:p>
@@ -4283,6 +5717,9 @@
         </w:tc>
       </w:tr>
       <w:tr>
+        <w:trPr>
+          <w:cantSplit/>
+        </w:trPr>
         <w:tc>
           <w:tcPr>
             <w:tcW w:type="dxa" w:w="1600"/>
@@ -4377,6 +5814,9 @@
         </w:tc>
       </w:tr>
       <w:tr>
+        <w:trPr>
+          <w:cantSplit/>
+        </w:trPr>
         <w:tc>
           <w:tcPr>
             <w:tcW w:type="dxa" w:w="1600"/>
@@ -4512,7 +5952,7 @@
         <w:rPr>
           <w:rFonts w:ascii="맑은 고딕" w:cs="맑은 고딕" w:eastAsia="맑은 고딕" w:hAnsi="맑은 고딕"/>
         </w:rPr>
-        <w:t xml:space="preserve">BK01의 영향(IMPACT-01~04), 서비스 범위의 한계, 에이전트·데이터 특성을 위험(RISK-01~12)으로 전환.</w:t>
+        <w:t xml:space="preserve">BK01의 영향(IMPACT-01~04), 서비스 범위의 한계, 에이전트·데이터 특성을 위험(RISK-01~13)으로 전환.</w:t>
       </w:r>
     </w:p>
     <w:tbl>
@@ -4735,6 +6175,9 @@
         </w:tc>
       </w:tr>
       <w:tr>
+        <w:trPr>
+          <w:cantSplit/>
+        </w:trPr>
         <w:tc>
           <w:tcPr>
             <w:tcW w:type="dxa" w:w="900"/>
@@ -4921,6 +6364,9 @@
         </w:tc>
       </w:tr>
       <w:tr>
+        <w:trPr>
+          <w:cantSplit/>
+        </w:trPr>
         <w:tc>
           <w:tcPr>
             <w:tcW w:type="dxa" w:w="900"/>
@@ -5107,6 +6553,9 @@
         </w:tc>
       </w:tr>
       <w:tr>
+        <w:trPr>
+          <w:cantSplit/>
+        </w:trPr>
         <w:tc>
           <w:tcPr>
             <w:tcW w:type="dxa" w:w="900"/>
@@ -5293,6 +6742,9 @@
         </w:tc>
       </w:tr>
       <w:tr>
+        <w:trPr>
+          <w:cantSplit/>
+        </w:trPr>
         <w:tc>
           <w:tcPr>
             <w:tcW w:type="dxa" w:w="900"/>
@@ -5479,6 +6931,9 @@
         </w:tc>
       </w:tr>
       <w:tr>
+        <w:trPr>
+          <w:cantSplit/>
+        </w:trPr>
         <w:tc>
           <w:tcPr>
             <w:tcW w:type="dxa" w:w="900"/>
@@ -5665,6 +7120,9 @@
         </w:tc>
       </w:tr>
       <w:tr>
+        <w:trPr>
+          <w:cantSplit/>
+        </w:trPr>
         <w:tc>
           <w:tcPr>
             <w:tcW w:type="dxa" w:w="900"/>
@@ -5851,6 +7309,9 @@
         </w:tc>
       </w:tr>
       <w:tr>
+        <w:trPr>
+          <w:cantSplit/>
+        </w:trPr>
         <w:tc>
           <w:tcPr>
             <w:tcW w:type="dxa" w:w="900"/>
@@ -6037,6 +7498,9 @@
         </w:tc>
       </w:tr>
       <w:tr>
+        <w:trPr>
+          <w:cantSplit/>
+        </w:trPr>
         <w:tc>
           <w:tcPr>
             <w:tcW w:type="dxa" w:w="900"/>
@@ -6223,6 +7687,9 @@
         </w:tc>
       </w:tr>
       <w:tr>
+        <w:trPr>
+          <w:cantSplit/>
+        </w:trPr>
         <w:tc>
           <w:tcPr>
             <w:tcW w:type="dxa" w:w="900"/>
@@ -6409,6 +7876,9 @@
         </w:tc>
       </w:tr>
       <w:tr>
+        <w:trPr>
+          <w:cantSplit/>
+        </w:trPr>
         <w:tc>
           <w:tcPr>
             <w:tcW w:type="dxa" w:w="900"/>
@@ -6595,6 +8065,9 @@
         </w:tc>
       </w:tr>
       <w:tr>
+        <w:trPr>
+          <w:cantSplit/>
+        </w:trPr>
         <w:tc>
           <w:tcPr>
             <w:tcW w:type="dxa" w:w="900"/>
@@ -6781,6 +8254,9 @@
         </w:tc>
       </w:tr>
       <w:tr>
+        <w:trPr>
+          <w:cantSplit/>
+        </w:trPr>
         <w:tc>
           <w:tcPr>
             <w:tcW w:type="dxa" w:w="900"/>
@@ -6962,6 +8438,195 @@
                 <w:szCs w:val="19"/>
               </w:rPr>
               <w:t xml:space="preserve">AI엔지니어</w:t>
+            </w:r>
+          </w:p>
+        </w:tc>
+      </w:tr>
+      <w:tr>
+        <w:trPr>
+          <w:cantSplit/>
+        </w:trPr>
+        <w:tc>
+          <w:tcPr>
+            <w:tcW w:type="dxa" w:w="900"/>
+            <w:tcMar>
+              <w:top w:type="dxa" w:w="60"/>
+              <w:left w:type="dxa" w:w="100"/>
+              <w:bottom w:type="dxa" w:w="60"/>
+              <w:right w:type="dxa" w:w="100"/>
+            </w:tcMar>
+          </w:tcPr>
+          <w:p>
+            <w:r>
+              <w:rPr>
+                <w:rFonts w:ascii="맑은 고딕" w:cs="맑은 고딕" w:eastAsia="맑은 고딕" w:hAnsi="맑은 고딕"/>
+                <w:b w:val="false"/>
+                <w:bCs w:val="false"/>
+                <w:sz w:val="19"/>
+                <w:szCs w:val="19"/>
+              </w:rPr>
+              <w:t xml:space="preserve">RISK-13</w:t>
+            </w:r>
+          </w:p>
+        </w:tc>
+        <w:tc>
+          <w:tcPr>
+            <w:tcW w:type="dxa" w:w="2300"/>
+            <w:tcMar>
+              <w:top w:type="dxa" w:w="60"/>
+              <w:left w:type="dxa" w:w="100"/>
+              <w:bottom w:type="dxa" w:w="60"/>
+              <w:right w:type="dxa" w:w="100"/>
+            </w:tcMar>
+          </w:tcPr>
+          <w:p>
+            <w:r>
+              <w:rPr>
+                <w:rFonts w:ascii="맑은 고딕" w:cs="맑은 고딕" w:eastAsia="맑은 고딕" w:hAnsi="맑은 고딕"/>
+                <w:b w:val="false"/>
+                <w:bCs w:val="false"/>
+                <w:sz w:val="19"/>
+                <w:szCs w:val="19"/>
+              </w:rPr>
+              <w:t xml:space="preserve">공개 데이터가 제목·본문을 변형해 만든 샘플(Auto 73%)로 구성되어 실제 기사 분포와 달라 성능 과대평가·보정 불일치</w:t>
+            </w:r>
+          </w:p>
+        </w:tc>
+        <w:tc>
+          <w:tcPr>
+            <w:tcW w:type="dxa" w:w="1000"/>
+            <w:tcMar>
+              <w:top w:type="dxa" w:w="60"/>
+              <w:left w:type="dxa" w:w="100"/>
+              <w:bottom w:type="dxa" w:w="60"/>
+              <w:right w:type="dxa" w:w="100"/>
+            </w:tcMar>
+          </w:tcPr>
+          <w:p>
+            <w:r>
+              <w:rPr>
+                <w:rFonts w:ascii="맑은 고딕" w:cs="맑은 고딕" w:eastAsia="맑은 고딕" w:hAnsi="맑은 고딕"/>
+                <w:b w:val="false"/>
+                <w:bCs w:val="false"/>
+                <w:sz w:val="19"/>
+                <w:szCs w:val="19"/>
+              </w:rPr>
+              <w:t xml:space="preserve">IMPACT-01,02</w:t>
+            </w:r>
+          </w:p>
+        </w:tc>
+        <w:tc>
+          <w:tcPr>
+            <w:tcW w:type="dxa" w:w="600"/>
+            <w:tcMar>
+              <w:top w:type="dxa" w:w="60"/>
+              <w:left w:type="dxa" w:w="100"/>
+              <w:bottom w:type="dxa" w:w="60"/>
+              <w:right w:type="dxa" w:w="100"/>
+            </w:tcMar>
+          </w:tcPr>
+          <w:p>
+            <w:r>
+              <w:rPr>
+                <w:rFonts w:ascii="맑은 고딕" w:cs="맑은 고딕" w:eastAsia="맑은 고딕" w:hAnsi="맑은 고딕"/>
+                <w:b w:val="false"/>
+                <w:bCs w:val="false"/>
+                <w:sz w:val="19"/>
+                <w:szCs w:val="19"/>
+              </w:rPr>
+              <w:t xml:space="preserve">3</w:t>
+            </w:r>
+          </w:p>
+        </w:tc>
+        <w:tc>
+          <w:tcPr>
+            <w:tcW w:type="dxa" w:w="600"/>
+            <w:tcMar>
+              <w:top w:type="dxa" w:w="60"/>
+              <w:left w:type="dxa" w:w="100"/>
+              <w:bottom w:type="dxa" w:w="60"/>
+              <w:right w:type="dxa" w:w="100"/>
+            </w:tcMar>
+          </w:tcPr>
+          <w:p>
+            <w:r>
+              <w:rPr>
+                <w:rFonts w:ascii="맑은 고딕" w:cs="맑은 고딕" w:eastAsia="맑은 고딕" w:hAnsi="맑은 고딕"/>
+                <w:b w:val="false"/>
+                <w:bCs w:val="false"/>
+                <w:sz w:val="19"/>
+                <w:szCs w:val="19"/>
+              </w:rPr>
+              <w:t xml:space="preserve">2</w:t>
+            </w:r>
+          </w:p>
+        </w:tc>
+        <w:tc>
+          <w:tcPr>
+            <w:tcW w:type="dxa" w:w="600"/>
+            <w:tcMar>
+              <w:top w:type="dxa" w:w="60"/>
+              <w:left w:type="dxa" w:w="100"/>
+              <w:bottom w:type="dxa" w:w="60"/>
+              <w:right w:type="dxa" w:w="100"/>
+            </w:tcMar>
+          </w:tcPr>
+          <w:p>
+            <w:r>
+              <w:rPr>
+                <w:rFonts w:ascii="맑은 고딕" w:cs="맑은 고딕" w:eastAsia="맑은 고딕" w:hAnsi="맑은 고딕"/>
+                <w:b w:val="false"/>
+                <w:bCs w:val="false"/>
+                <w:sz w:val="19"/>
+                <w:szCs w:val="19"/>
+              </w:rPr>
+              <w:t xml:space="preserve">6</w:t>
+            </w:r>
+          </w:p>
+        </w:tc>
+        <w:tc>
+          <w:tcPr>
+            <w:tcW w:type="dxa" w:w="2300"/>
+            <w:tcMar>
+              <w:top w:type="dxa" w:w="60"/>
+              <w:left w:type="dxa" w:w="100"/>
+              <w:bottom w:type="dxa" w:w="60"/>
+              <w:right w:type="dxa" w:w="100"/>
+            </w:tcMar>
+          </w:tcPr>
+          <w:p>
+            <w:r>
+              <w:rPr>
+                <w:rFonts w:ascii="맑은 고딕" w:cs="맑은 고딕" w:eastAsia="맑은 고딕" w:hAnsi="맑은 고딕"/>
+                <w:b w:val="false"/>
+                <w:bCs w:val="false"/>
+                <w:sz w:val="19"/>
+                <w:szCs w:val="19"/>
+              </w:rPr>
+              <w:t xml:space="preserve">경감: Auto/Direct 분리 평가, 클릭베이트 보정은 Direct 표본 기준(보수적), 한계 명시, 본선 전 실제 기사 표본 점검</w:t>
+            </w:r>
+          </w:p>
+        </w:tc>
+        <w:tc>
+          <w:tcPr>
+            <w:tcW w:type="dxa" w:w="1700"/>
+            <w:tcMar>
+              <w:top w:type="dxa" w:w="60"/>
+              <w:left w:type="dxa" w:w="100"/>
+              <w:bottom w:type="dxa" w:w="60"/>
+              <w:right w:type="dxa" w:w="100"/>
+            </w:tcMar>
+          </w:tcPr>
+          <w:p>
+            <w:r>
+              <w:rPr>
+                <w:rFonts w:ascii="맑은 고딕" w:cs="맑은 고딕" w:eastAsia="맑은 고딕" w:hAnsi="맑은 고딕"/>
+                <w:b w:val="false"/>
+                <w:bCs w:val="false"/>
+                <w:sz w:val="19"/>
+                <w:szCs w:val="19"/>
+              </w:rPr>
+              <w:t xml:space="preserve">데이터과학자</w:t>
             </w:r>
           </w:p>
         </w:tc>
@@ -7107,6 +8772,9 @@
         </w:tc>
       </w:tr>
       <w:tr>
+        <w:trPr>
+          <w:cantSplit/>
+        </w:trPr>
         <w:tc>
           <w:tcPr>
             <w:tcW w:type="dxa" w:w="1100"/>
@@ -7201,6 +8869,9 @@
         </w:tc>
       </w:tr>
       <w:tr>
+        <w:trPr>
+          <w:cantSplit/>
+        </w:trPr>
         <w:tc>
           <w:tcPr>
             <w:tcW w:type="dxa" w:w="1100"/>
@@ -7295,6 +8966,9 @@
         </w:tc>
       </w:tr>
       <w:tr>
+        <w:trPr>
+          <w:cantSplit/>
+        </w:trPr>
         <w:tc>
           <w:tcPr>
             <w:tcW w:type="dxa" w:w="1100"/>
@@ -7389,6 +9063,9 @@
         </w:tc>
       </w:tr>
       <w:tr>
+        <w:trPr>
+          <w:cantSplit/>
+        </w:trPr>
         <w:tc>
           <w:tcPr>
             <w:tcW w:type="dxa" w:w="1100"/>
@@ -7483,6 +9160,9 @@
         </w:tc>
       </w:tr>
       <w:tr>
+        <w:trPr>
+          <w:cantSplit/>
+        </w:trPr>
         <w:tc>
           <w:tcPr>
             <w:tcW w:type="dxa" w:w="1100"/>
@@ -7572,6 +9252,103 @@
                 <w:szCs w:val="19"/>
               </w:rPr>
               <w:t xml:space="preserve">보조 데이터는 인간 검토 기준 설정·비교용으로만 사용, 최종 평가는 한국어 데이터 기준</w:t>
+            </w:r>
+          </w:p>
+        </w:tc>
+      </w:tr>
+      <w:tr>
+        <w:trPr>
+          <w:cantSplit/>
+        </w:trPr>
+        <w:tc>
+          <w:tcPr>
+            <w:tcW w:type="dxa" w:w="1100"/>
+            <w:tcMar>
+              <w:top w:type="dxa" w:w="60"/>
+              <w:left w:type="dxa" w:w="100"/>
+              <w:bottom w:type="dxa" w:w="60"/>
+              <w:right w:type="dxa" w:w="100"/>
+            </w:tcMar>
+          </w:tcPr>
+          <w:p>
+            <w:r>
+              <w:rPr>
+                <w:rFonts w:ascii="맑은 고딕" w:cs="맑은 고딕" w:eastAsia="맑은 고딕" w:hAnsi="맑은 고딕"/>
+                <w:b w:val="false"/>
+                <w:bCs w:val="false"/>
+                <w:sz w:val="19"/>
+                <w:szCs w:val="19"/>
+              </w:rPr>
+              <w:t xml:space="preserve">RISK-13</w:t>
+            </w:r>
+          </w:p>
+        </w:tc>
+        <w:tc>
+          <w:tcPr>
+            <w:tcW w:type="dxa" w:w="3900"/>
+            <w:tcMar>
+              <w:top w:type="dxa" w:w="60"/>
+              <w:left w:type="dxa" w:w="100"/>
+              <w:bottom w:type="dxa" w:w="60"/>
+              <w:right w:type="dxa" w:w="100"/>
+            </w:tcMar>
+          </w:tcPr>
+          <w:p>
+            <w:r>
+              <w:rPr>
+                <w:rFonts w:ascii="맑은 고딕" w:cs="맑은 고딕" w:eastAsia="맑은 고딕" w:hAnsi="맑은 고딕"/>
+                <w:b w:val="false"/>
+                <w:bCs w:val="false"/>
+                <w:sz w:val="19"/>
+                <w:szCs w:val="19"/>
+              </w:rPr>
+              <w:t xml:space="preserve">변형으로 만든 공개 데이터로는 실제 기사 분포에서의 성능을 완전히 보장할 수 없음</w:t>
+            </w:r>
+          </w:p>
+        </w:tc>
+        <w:tc>
+          <w:tcPr>
+            <w:tcW w:type="dxa" w:w="1500"/>
+            <w:tcMar>
+              <w:top w:type="dxa" w:w="60"/>
+              <w:left w:type="dxa" w:w="100"/>
+              <w:bottom w:type="dxa" w:w="60"/>
+              <w:right w:type="dxa" w:w="100"/>
+            </w:tcMar>
+          </w:tcPr>
+          <w:p>
+            <w:r>
+              <w:rPr>
+                <w:rFonts w:ascii="맑은 고딕" w:cs="맑은 고딕" w:eastAsia="맑은 고딕" w:hAnsi="맑은 고딕"/>
+                <w:b w:val="false"/>
+                <w:bCs w:val="false"/>
+                <w:sz w:val="19"/>
+                <w:szCs w:val="19"/>
+              </w:rPr>
+              <w:t xml:space="preserve">수용(검증 후 조정)</w:t>
+            </w:r>
+          </w:p>
+        </w:tc>
+        <w:tc>
+          <w:tcPr>
+            <w:tcW w:type="dxa" w:w="3400"/>
+            <w:tcMar>
+              <w:top w:type="dxa" w:w="60"/>
+              <w:left w:type="dxa" w:w="100"/>
+              <w:bottom w:type="dxa" w:w="60"/>
+              <w:right w:type="dxa" w:w="100"/>
+            </w:tcMar>
+          </w:tcPr>
+          <w:p>
+            <w:r>
+              <w:rPr>
+                <w:rFonts w:ascii="맑은 고딕" w:cs="맑은 고딕" w:eastAsia="맑은 고딕" w:hAnsi="맑은 고딕"/>
+                <w:b w:val="false"/>
+                <w:bCs w:val="false"/>
+                <w:sz w:val="19"/>
+                <w:szCs w:val="19"/>
+              </w:rPr>
+              <w:t xml:space="preserve">성능과 Conformal 보장은 “이 데이터 분포에 한해” 성립한다고 명시하고, 운영 데이터 누적 시 재보정</w:t>
             </w:r>
           </w:p>
         </w:tc>
@@ -7626,7 +9403,7 @@
         <w:rPr>
           <w:rFonts w:ascii="맑은 고딕" w:cs="맑은 고딕" w:eastAsia="맑은 고딕" w:hAnsi="맑은 고딕"/>
         </w:rPr>
-        <w:t xml:space="preserve">경감: 기술적·프로세스적 완화 조치 (RISK-01, 02, 03, 06, 08, 09, 10, 11, 12)</w:t>
+        <w:t xml:space="preserve">경감: 기술적·프로세스적 완화 조치 (RISK-01, 02, 03, 06, 08, 09, 10, 11, 12, 13)</w:t>
       </w:r>
     </w:p>
     <w:p>
@@ -7783,6 +9560,9 @@
         </w:tc>
       </w:tr>
       <w:tr>
+        <w:trPr>
+          <w:cantSplit/>
+        </w:trPr>
         <w:tc>
           <w:tcPr>
             <w:tcW w:type="dxa" w:w="2000"/>
@@ -7831,6 +9611,9 @@
         </w:tc>
       </w:tr>
       <w:tr>
+        <w:trPr>
+          <w:cantSplit/>
+        </w:trPr>
         <w:tc>
           <w:tcPr>
             <w:tcW w:type="dxa" w:w="2000"/>
@@ -7879,6 +9662,9 @@
         </w:tc>
       </w:tr>
       <w:tr>
+        <w:trPr>
+          <w:cantSplit/>
+        </w:trPr>
         <w:tc>
           <w:tcPr>
             <w:tcW w:type="dxa" w:w="2000"/>
@@ -7927,6 +9713,9 @@
         </w:tc>
       </w:tr>
       <w:tr>
+        <w:trPr>
+          <w:cantSplit/>
+        </w:trPr>
         <w:tc>
           <w:tcPr>
             <w:tcW w:type="dxa" w:w="2000"/>
@@ -8081,6 +9870,9 @@
         </w:tc>
       </w:tr>
       <w:tr>
+        <w:trPr>
+          <w:cantSplit/>
+        </w:trPr>
         <w:tc>
           <w:tcPr>
             <w:tcW w:type="dxa" w:w="2000"/>
@@ -8129,6 +9921,9 @@
         </w:tc>
       </w:tr>
       <w:tr>
+        <w:trPr>
+          <w:cantSplit/>
+        </w:trPr>
         <w:tc>
           <w:tcPr>
             <w:tcW w:type="dxa" w:w="2000"/>
@@ -8177,6 +9972,9 @@
         </w:tc>
       </w:tr>
       <w:tr>
+        <w:trPr>
+          <w:cantSplit/>
+        </w:trPr>
         <w:tc>
           <w:tcPr>
             <w:tcW w:type="dxa" w:w="2000"/>
@@ -8225,6 +10023,9 @@
         </w:tc>
       </w:tr>
       <w:tr>
+        <w:trPr>
+          <w:cantSplit/>
+        </w:trPr>
         <w:tc>
           <w:tcPr>
             <w:tcW w:type="dxa" w:w="2000"/>
@@ -8273,6 +10074,9 @@
         </w:tc>
       </w:tr>
       <w:tr>
+        <w:trPr>
+          <w:cantSplit/>
+        </w:trPr>
         <w:tc>
           <w:tcPr>
             <w:tcW w:type="dxa" w:w="2000"/>
@@ -8321,6 +10125,9 @@
         </w:tc>
       </w:tr>
       <w:tr>
+        <w:trPr>
+          <w:cantSplit/>
+        </w:trPr>
         <w:tc>
           <w:tcPr>
             <w:tcW w:type="dxa" w:w="2000"/>
@@ -8369,6 +10176,9 @@
         </w:tc>
       </w:tr>
       <w:tr>
+        <w:trPr>
+          <w:cantSplit/>
+        </w:trPr>
         <w:tc>
           <w:tcPr>
             <w:tcW w:type="dxa" w:w="2000"/>
@@ -8417,6 +10227,9 @@
         </w:tc>
       </w:tr>
       <w:tr>
+        <w:trPr>
+          <w:cantSplit/>
+        </w:trPr>
         <w:tc>
           <w:tcPr>
             <w:tcW w:type="dxa" w:w="2000"/>
@@ -8635,6 +10448,9 @@
         </w:tc>
       </w:tr>
       <w:tr>
+        <w:trPr>
+          <w:cantSplit/>
+        </w:trPr>
         <w:tc>
           <w:tcPr>
             <w:tcW w:type="dxa" w:w="3400"/>
@@ -8752,6 +10568,9 @@
         </w:tc>
       </w:tr>
       <w:tr>
+        <w:trPr>
+          <w:cantSplit/>
+        </w:trPr>
         <w:tc>
           <w:tcPr>
             <w:tcW w:type="dxa" w:w="3400"/>
@@ -8869,6 +10688,9 @@
         </w:tc>
       </w:tr>
       <w:tr>
+        <w:trPr>
+          <w:cantSplit/>
+        </w:trPr>
         <w:tc>
           <w:tcPr>
             <w:tcW w:type="dxa" w:w="3400"/>
@@ -8986,6 +10808,9 @@
         </w:tc>
       </w:tr>
       <w:tr>
+        <w:trPr>
+          <w:cantSplit/>
+        </w:trPr>
         <w:tc>
           <w:tcPr>
             <w:tcW w:type="dxa" w:w="3400"/>
@@ -9103,6 +10928,9 @@
         </w:tc>
       </w:tr>
       <w:tr>
+        <w:trPr>
+          <w:cantSplit/>
+        </w:trPr>
         <w:tc>
           <w:tcPr>
             <w:tcW w:type="dxa" w:w="3400"/>
@@ -9220,6 +11048,9 @@
         </w:tc>
       </w:tr>
       <w:tr>
+        <w:trPr>
+          <w:cantSplit/>
+        </w:trPr>
         <w:tc>
           <w:tcPr>
             <w:tcW w:type="dxa" w:w="3400"/>
@@ -9337,6 +11168,9 @@
         </w:tc>
       </w:tr>
       <w:tr>
+        <w:trPr>
+          <w:cantSplit/>
+        </w:trPr>
         <w:tc>
           <w:tcPr>
             <w:tcW w:type="dxa" w:w="3400"/>
@@ -9454,6 +11288,9 @@
         </w:tc>
       </w:tr>
       <w:tr>
+        <w:trPr>
+          <w:cantSplit/>
+        </w:trPr>
         <w:tc>
           <w:tcPr>
             <w:tcW w:type="dxa" w:w="3400"/>

--- a/docs/BaseKit1-2_완성본.docx
+++ b/docs/BaseKit1-2_완성본.docx
@@ -38,7 +38,7 @@
           <w:sz w:val="20"/>
           <w:szCs w:val="20"/>
         </w:rPr>
-        <w:t xml:space="preserve">작성일: 2026-10-09 (v1.1)</w:t>
+        <w:t xml:space="preserve">작성일: 2026-10-10 (v1.2)</w:t>
       </w:r>
     </w:p>
     <w:p>
@@ -210,7 +210,7 @@
                 <w:sz w:val="19"/>
                 <w:szCs w:val="19"/>
               </w:rPr>
-              <w:t xml:space="preserve">① 클릭베이트 탐지 Agent(뉴스 기사 제목-본문 일치성 판단), 판단 결과의 인간 검토·개입 흐름, 사용 데이터(AI-Hub 메인·Webis 보조), 필수 모델 A.X 4.0 Light</w:t>
+              <w:t xml:space="preserve">① 클릭베이트 탐지 Agent(뉴스 기사의 제목-본문 일치성과 본문 내부 주제 일관성 판단), 판단 결과의 인간 검토·개입 흐름, 사용 데이터(AI-Hub 메인·Webis 보조), 필수 모델 A.X 4.0 Light</w:t>
             </w:r>
           </w:p>
         </w:tc>
@@ -402,7 +402,7 @@
                 <w:sz w:val="19"/>
                 <w:szCs w:val="19"/>
               </w:rPr>
-              <w:t xml:space="preserve">클릭베이트 탐지 Agent — “뉴스 콘텐츠 신뢰성 수호 멀티에이전트 시스템”(가칭)의 ① 구성요소. 기사 제목과 본문이 일치하는지 판단하고 근거를 제시</w:t>
+              <w:t xml:space="preserve">클릭베이트 탐지 Agent — “뉴스 콘텐츠 신뢰성 수호 멀티에이전트 시스템”(가칭)의 ① 구성요소. 기사 제목과 본문이 일치하는지, 본문이 하나의 주제로 일관되는지 판단하고 근거를 제시</w:t>
             </w:r>
           </w:p>
         </w:tc>
@@ -772,7 +772,7 @@
                 <w:sz w:val="19"/>
                 <w:szCs w:val="19"/>
               </w:rPr>
-              <w:t xml:space="preserve">v1.1 · 2026-10-09</w:t>
+              <w:t xml:space="preserve">v1.2 · 2026-10-10</w:t>
             </w:r>
           </w:p>
         </w:tc>
@@ -846,7 +846,7 @@
                 <w:sz w:val="19"/>
                 <w:szCs w:val="19"/>
               </w:rPr>
-              <w:t xml:space="preserve">v1.1 · 2026-10-09</w:t>
+              <w:t xml:space="preserve">v1.2 · 2026-10-10</w:t>
             </w:r>
           </w:p>
         </w:tc>
@@ -920,7 +920,7 @@
                 <w:sz w:val="19"/>
                 <w:szCs w:val="19"/>
               </w:rPr>
-              <w:t xml:space="preserve">v1.1 · 2026-10-09</w:t>
+              <w:t xml:space="preserve">v1.2 · 2026-10-10</w:t>
             </w:r>
           </w:p>
         </w:tc>
@@ -1330,7 +1330,7 @@
                 <w:sz w:val="19"/>
                 <w:szCs w:val="19"/>
               </w:rPr>
-              <w:t xml:space="preserve">게시 전/직후 단계에서 제목-본문 불일치를 탐지해 운영팀(검토자)에게 알리고, 필요 시 경고 표시·보류 조치</w:t>
+              <w:t xml:space="preserve">게시 전/직후 단계에서 제목-본문 불일치와 본문 내부 주제 이탈을 탐지해 운영팀(검토자)에게 알리고, 필요 시 경고 표시·보류 조치</w:t>
             </w:r>
           </w:p>
         </w:tc>
@@ -2392,7 +2392,7 @@
                 <w:sz w:val="19"/>
                 <w:szCs w:val="19"/>
               </w:rPr>
-              <w:t xml:space="preserve">제목이 본문이 뒷받침하는 수준보다 더 단정적이거나 과장되었는지 (제목-본문 일치성)</w:t>
+              <w:t xml:space="preserve">(1) 제목이 본문이 뒷받침하는 수준보다 더 단정적이거나 과장되었는지 (제목-본문 일치성), (2) 본문 안에 주제와 무관한 문장(광고·상황 전환 등)이 섞여 있는지 (본문 내부 주제 일관성). 제공 데이터의 Part1은 (1)에, Part2는 (2)에 해당</w:t>
             </w:r>
           </w:p>
         </w:tc>
@@ -3072,7 +3072,7 @@
                 <w:sz w:val="19"/>
                 <w:szCs w:val="19"/>
               </w:rPr>
-              <w:t xml:space="preserve">660,085건(Training 586,741 / Validation 73,344). 기사 1건당 JSON 1개, 기사 ID는 중복이 없고 Training과 Validation 사이에도 겹치지 않으며 한 기사가 두 클래스에 동시에 속하지 않음</w:t>
+              <w:t xml:space="preserve">공식 구축량 733,427건 중 제공 파일 660,085건(90.0%, Training 586,741 / Validation 73,344). 기사 1건당 JSON 1개, 기사 ID는 중복이 없고 Training과 Validation 사이에도 겹치지 않으며 한 기사가 두 클래스에 동시에 속하지 않음</w:t>
             </w:r>
           </w:p>
         </w:tc>
@@ -3225,7 +3225,203 @@
                 <w:sz w:val="19"/>
                 <w:szCs w:val="19"/>
               </w:rPr>
-              <w:t xml:space="preserve">Part1은 제목을 바꾼 새 제목과 근거 문장 표시, Part2는 본문 일부 문장을 바꾸고 문장별 주제 일관성을 표시. 클릭베이트 중 Auto 242,812건(표본에서 무관한 제목·문장으로 대체된 사례 관찰), Direct 90,242건(사람이 변형, 강도 상·중·하). 정상은 모두 원본을 유지한 Auto</w:t>
+              <w:t xml:space="preserve">Part1은 제목-본문 불일치 기사(새 제목과 근거 문장 표시), Part2는 본문의 도메인 일관성 부족 기사(본문 일부 문장을 바꾸고 문장별 주제 일관성을 표시). 클릭베이트 중 Auto 242,812건(표본에서 무관한 제목·문장으로 대체된 사례 관찰), Direct 90,242건(사람이 변형, 강도 상·중·하). 정상은 모두 원본을 유지한 Auto</w:t>
+            </w:r>
+          </w:p>
+        </w:tc>
+      </w:tr>
+    </w:tbl>
+    <w:p>
+      <w:pPr>
+        <w:spacing w:after="120"/>
+      </w:pPr>
+      <w:r>
+        <w:rPr>
+          <w:rFonts w:ascii="맑은 고딕" w:cs="맑은 고딕" w:eastAsia="맑은 고딕" w:hAnsi="맑은 고딕"/>
+        </w:rPr>
+        <w:t xml:space="preserve"/>
+      </w:r>
+    </w:p>
+    <w:p>
+      <w:pPr>
+        <w:spacing w:after="120"/>
+      </w:pPr>
+      <w:r>
+        <w:rPr>
+          <w:rFonts w:ascii="맑은 고딕" w:cs="맑은 고딕" w:eastAsia="맑은 고딕" w:hAnsi="맑은 고딕"/>
+          <w:b/>
+          <w:bCs/>
+        </w:rPr>
+        <w:t xml:space="preserve">보조 데이터 구성 (제공 파일을 직접 확인한 결과)</w:t>
+      </w:r>
+    </w:p>
+    <w:tbl>
+      <w:tblPr>
+        <w:tblW w:type="dxa" w:w="9600"/>
+        <w:tblBorders>
+          <w:top w:val="single" w:color="auto" w:sz="4"/>
+          <w:left w:val="single" w:color="auto" w:sz="4"/>
+          <w:bottom w:val="single" w:color="auto" w:sz="4"/>
+          <w:right w:val="single" w:color="auto" w:sz="4"/>
+          <w:insideH w:val="single" w:color="auto" w:sz="4"/>
+          <w:insideV w:val="single" w:color="auto" w:sz="4"/>
+        </w:tblBorders>
+      </w:tblPr>
+      <w:tblGrid>
+        <w:gridCol w:w="1800"/>
+        <w:gridCol w:w="7800"/>
+      </w:tblGrid>
+      <w:tr>
+        <w:trPr>
+          <w:tblHeader/>
+        </w:trPr>
+        <w:tc>
+          <w:tcPr>
+            <w:tcW w:type="dxa" w:w="1800"/>
+            <w:shd w:fill="D9D9F3" w:val="clear"/>
+            <w:tcMar>
+              <w:top w:type="dxa" w:w="60"/>
+              <w:left w:type="dxa" w:w="100"/>
+              <w:bottom w:type="dxa" w:w="60"/>
+              <w:right w:type="dxa" w:w="100"/>
+            </w:tcMar>
+          </w:tcPr>
+          <w:p>
+            <w:r>
+              <w:rPr>
+                <w:rFonts w:ascii="맑은 고딕" w:cs="맑은 고딕" w:eastAsia="맑은 고딕" w:hAnsi="맑은 고딕"/>
+                <w:b/>
+                <w:bCs/>
+                <w:sz w:val="20"/>
+                <w:szCs w:val="20"/>
+              </w:rPr>
+              <w:t xml:space="preserve">항목</w:t>
+            </w:r>
+          </w:p>
+        </w:tc>
+        <w:tc>
+          <w:tcPr>
+            <w:tcW w:type="dxa" w:w="7800"/>
+            <w:shd w:fill="D9D9F3" w:val="clear"/>
+            <w:tcMar>
+              <w:top w:type="dxa" w:w="60"/>
+              <w:left w:type="dxa" w:w="100"/>
+              <w:bottom w:type="dxa" w:w="60"/>
+              <w:right w:type="dxa" w:w="100"/>
+            </w:tcMar>
+          </w:tcPr>
+          <w:p>
+            <w:r>
+              <w:rPr>
+                <w:rFonts w:ascii="맑은 고딕" w:cs="맑은 고딕" w:eastAsia="맑은 고딕" w:hAnsi="맑은 고딕"/>
+                <w:b/>
+                <w:bCs/>
+                <w:sz w:val="20"/>
+                <w:szCs w:val="20"/>
+              </w:rPr>
+              <w:t xml:space="preserve">내용</w:t>
+            </w:r>
+          </w:p>
+        </w:tc>
+      </w:tr>
+      <w:tr>
+        <w:trPr>
+          <w:cantSplit/>
+        </w:trPr>
+        <w:tc>
+          <w:tcPr>
+            <w:tcW w:type="dxa" w:w="1800"/>
+            <w:tcMar>
+              <w:top w:type="dxa" w:w="60"/>
+              <w:left w:type="dxa" w:w="100"/>
+              <w:bottom w:type="dxa" w:w="60"/>
+              <w:right w:type="dxa" w:w="100"/>
+            </w:tcMar>
+          </w:tcPr>
+          <w:p>
+            <w:r>
+              <w:rPr>
+                <w:rFonts w:ascii="맑은 고딕" w:cs="맑은 고딕" w:eastAsia="맑은 고딕" w:hAnsi="맑은 고딕"/>
+                <w:b w:val="false"/>
+                <w:bCs w:val="false"/>
+                <w:sz w:val="19"/>
+                <w:szCs w:val="19"/>
+              </w:rPr>
+              <w:t xml:space="preserve">규모와 라벨</w:t>
+            </w:r>
+          </w:p>
+        </w:tc>
+        <w:tc>
+          <w:tcPr>
+            <w:tcW w:type="dxa" w:w="7800"/>
+            <w:tcMar>
+              <w:top w:type="dxa" w:w="60"/>
+              <w:left w:type="dxa" w:w="100"/>
+              <w:bottom w:type="dxa" w:w="60"/>
+              <w:right w:type="dxa" w:w="100"/>
+            </w:tcMar>
+          </w:tcPr>
+          <w:p>
+            <w:r>
+              <w:rPr>
+                <w:rFonts w:ascii="맑은 고딕" w:cs="맑은 고딕" w:eastAsia="맑은 고딕" w:hAnsi="맑은 고딕"/>
+                <w:b w:val="false"/>
+                <w:bCs w:val="false"/>
+                <w:sz w:val="19"/>
+                <w:szCs w:val="19"/>
+              </w:rPr>
+              <w:t xml:space="preserve">19,538건. 클릭베이트 4,761건(24.4%), 정상 14,777건. 모든 건을 판단자 5명이 평가한 연속 강도 truthMean(평균 0.325)을 함께 제공</w:t>
+            </w:r>
+          </w:p>
+        </w:tc>
+      </w:tr>
+      <w:tr>
+        <w:trPr>
+          <w:cantSplit/>
+        </w:trPr>
+        <w:tc>
+          <w:tcPr>
+            <w:tcW w:type="dxa" w:w="1800"/>
+            <w:tcMar>
+              <w:top w:type="dxa" w:w="60"/>
+              <w:left w:type="dxa" w:w="100"/>
+              <w:bottom w:type="dxa" w:w="60"/>
+              <w:right w:type="dxa" w:w="100"/>
+            </w:tcMar>
+          </w:tcPr>
+          <w:p>
+            <w:r>
+              <w:rPr>
+                <w:rFonts w:ascii="맑은 고딕" w:cs="맑은 고딕" w:eastAsia="맑은 고딕" w:hAnsi="맑은 고딕"/>
+                <w:b w:val="false"/>
+                <w:bCs w:val="false"/>
+                <w:sz w:val="19"/>
+                <w:szCs w:val="19"/>
+              </w:rPr>
+              <w:t xml:space="preserve">구조</w:t>
+            </w:r>
+          </w:p>
+        </w:tc>
+        <w:tc>
+          <w:tcPr>
+            <w:tcW w:type="dxa" w:w="7800"/>
+            <w:tcMar>
+              <w:top w:type="dxa" w:w="60"/>
+              <w:left w:type="dxa" w:w="100"/>
+              <w:bottom w:type="dxa" w:w="60"/>
+              <w:right w:type="dxa" w:w="100"/>
+            </w:tcMar>
+          </w:tcPr>
+          <w:p>
+            <w:r>
+              <w:rPr>
+                <w:rFonts w:ascii="맑은 고딕" w:cs="맑은 고딕" w:eastAsia="맑은 고딕" w:hAnsi="맑은 고딕"/>
+                <w:b w:val="false"/>
+                <w:bCs w:val="false"/>
+                <w:sz w:val="19"/>
+                <w:szCs w:val="19"/>
+              </w:rPr>
+              <w:t xml:space="preserve">소셜 게시글 문구(postText)와 연결된 기사 제목·본문. 이미지는 사용하지 않음</w:t>
             </w:r>
           </w:p>
         </w:tc>
